--- a/downloads/workbook/ai-3-week-22.docx
+++ b/downloads/workbook/ai-3-week-22.docx
@@ -1292,6 +1292,178 @@
         <w:t>Project connection: For your Verified Study Buddy, save the input, procedure, observed result and limitation of this check. Label this worked example as practice; use a different, previously unreviewed case when checking independent understanding.</w:t>
       </w:r>
     </w:p>
+    <w:p>
+      <w:pPr>
+        <w:pStyle w:val="Heading1"/>
+      </w:pPr>
+      <w:r>
+        <w:t>19. Project portfolio milestone</w:t>
+      </w:r>
+    </w:p>
+    <w:p>
+      <w:r>
+        <w:t>Project: Verified Study Buddy</w:t>
+      </w:r>
+    </w:p>
+    <w:p>
+      <w:r>
+        <w:t>Current milestone: Evaluate and revise. Compare with your starting method, explain errors and record a justified revision.</w:t>
+      </w:r>
+    </w:p>
+    <w:p>
+      <w:r>
+        <w:t>For your Verified Study Buddy, save the input, procedure, observed result and limitation of this check. Label this worked example as practice; use a different, previously unreviewed case when checking independent understanding.</w:t>
+      </w:r>
+    </w:p>
+    <w:tbl>
+      <w:tblPr>
+        <w:tblStyle w:val="LightShading-Accent1"/>
+        <w:tblW w:type="auto" w:w="0"/>
+        <w:tblLook w:firstColumn="1" w:firstRow="1" w:lastColumn="0" w:lastRow="0" w:noHBand="0" w:noVBand="1" w:val="04A0"/>
+      </w:tblPr>
+      <w:tblGrid>
+        <w:gridCol w:w="5112"/>
+        <w:gridCol w:w="5112"/>
+      </w:tblGrid>
+      <w:tr>
+        <w:trPr>
+          <w:tblHeader/>
+        </w:trPr>
+        <w:tc>
+          <w:tcPr>
+            <w:tcW w:type="dxa" w:w="5112"/>
+          </w:tcPr>
+          <w:p>
+            <w:r>
+              <w:t>Evidence to keep</w:t>
+            </w:r>
+          </w:p>
+        </w:tc>
+        <w:tc>
+          <w:tcPr>
+            <w:tcW w:type="dxa" w:w="5112"/>
+          </w:tcPr>
+          <w:p>
+            <w:r>
+              <w:t>My record</w:t>
+            </w:r>
+          </w:p>
+        </w:tc>
+      </w:tr>
+      <w:tr>
+        <w:tc>
+          <w:tcPr>
+            <w:tcW w:type="dxa" w:w="5112"/>
+          </w:tcPr>
+          <w:p>
+            <w:r>
+              <w:t>This week’s input and deciding step</w:t>
+            </w:r>
+          </w:p>
+        </w:tc>
+        <w:tc>
+          <w:tcPr>
+            <w:tcW w:type="dxa" w:w="5112"/>
+          </w:tcPr>
+          <w:p>
+            <w:r/>
+          </w:p>
+        </w:tc>
+      </w:tr>
+      <w:tr>
+        <w:tc>
+          <w:tcPr>
+            <w:tcW w:type="dxa" w:w="5112"/>
+          </w:tcPr>
+          <w:p>
+            <w:r>
+              <w:t>Prediction and actual result (or labelled paper trace)</w:t>
+            </w:r>
+          </w:p>
+        </w:tc>
+        <w:tc>
+          <w:tcPr>
+            <w:tcW w:type="dxa" w:w="5112"/>
+          </w:tcPr>
+          <w:p>
+            <w:r/>
+          </w:p>
+        </w:tc>
+      </w:tr>
+      <w:tr>
+        <w:tc>
+          <w:tcPr>
+            <w:tcW w:type="dxa" w:w="5112"/>
+          </w:tcPr>
+          <w:p>
+            <w:r>
+              <w:t>One change since the previous checkpoint and why</w:t>
+            </w:r>
+          </w:p>
+        </w:tc>
+        <w:tc>
+          <w:tcPr>
+            <w:tcW w:type="dxa" w:w="5112"/>
+          </w:tcPr>
+          <w:p>
+            <w:r/>
+          </w:p>
+        </w:tc>
+      </w:tr>
+      <w:tr>
+        <w:tc>
+          <w:tcPr>
+            <w:tcW w:type="dxa" w:w="5112"/>
+          </w:tcPr>
+          <w:p>
+            <w:r>
+              <w:t>One error or limit and the next test</w:t>
+            </w:r>
+          </w:p>
+        </w:tc>
+        <w:tc>
+          <w:tcPr>
+            <w:tcW w:type="dxa" w:w="5112"/>
+          </w:tcPr>
+          <w:p>
+            <w:r/>
+          </w:p>
+        </w:tc>
+      </w:tr>
+    </w:tbl>
+    <w:p>
+      <w:pPr>
+        <w:pStyle w:val="Heading3"/>
+      </w:pPr>
+      <w:r>
+        <w:t>Explain what this week adds to your project. Reuse last week’s record rather than starting again.</w:t>
+      </w:r>
+    </w:p>
+    <w:p>
+      <w:r>
+        <w:t>________________________________________________________________</w:t>
+      </w:r>
+    </w:p>
+    <w:p>
+      <w:r>
+        <w:t>________________________________________________________________</w:t>
+      </w:r>
+    </w:p>
+    <w:p>
+      <w:r>
+        <w:t>________________________________________________________________</w:t>
+      </w:r>
+    </w:p>
+    <w:p>
+      <w:r>
+        <w:t>________________________________________________________________</w:t>
+      </w:r>
+    </w:p>
+    <w:p>
+      <w:r>
+        <w:t>________________________________________________________________</w:t>
+      </w:r>
+    </w:p>
     <w:sectPr>
       <w:pgSz w:w="12240" w:h="15840"/>
       <w:pgMar w:top="936" w:right="1008" w:bottom="936" w:left="1008" w:header="720" w:footer="720" w:gutter="0"/>

--- a/downloads/workbook/ai-3-week-22.docx
+++ b/downloads/workbook/ai-3-week-22.docx
@@ -1464,6 +1464,248 @@
         <w:t>________________________________________________________________</w:t>
       </w:r>
     </w:p>
+    <w:p>
+      <w:pPr>
+        <w:pStyle w:val="Heading1"/>
+      </w:pPr>
+      <w:r>
+        <w:t>20. Supported practice and learning evidence</w:t>
+      </w:r>
+    </w:p>
+    <w:p>
+      <w:r>
+        <w:t>Use this supported practice once, in the browser or on paper. Keep the reserved independent assessment for a separate first attempt before teacher feedback.</w:t>
+      </w:r>
+    </w:p>
+    <w:p>
+      <w:r>
+        <w:t>A lunch-count response must satisfy a declared JSON contract.</w:t>
+      </w:r>
+    </w:p>
+    <w:p>
+      <w:pPr>
+        <w:pStyle w:val="Heading3"/>
+      </w:pPr>
+      <w:r>
+        <w:t>Practice 1: explain the deciding evidence</w:t>
+      </w:r>
+    </w:p>
+    <w:p>
+      <w:r>
+        <w:t>Which labelled step matches this detail? Accept this response shape; acceptance does not prove that 12 portions were actually counted.</w:t>
+      </w:r>
+    </w:p>
+    <w:p>
+      <w:r>
+        <w:t>1. Accept structure</w:t>
+      </w:r>
+    </w:p>
+    <w:p>
+      <w:r>
+        <w:t>2. Read fields</w:t>
+      </w:r>
+    </w:p>
+    <w:p>
+      <w:r>
+        <w:t>3. Check range</w:t>
+      </w:r>
+    </w:p>
+    <w:p>
+      <w:pPr>
+        <w:pStyle w:val="Heading3"/>
+      </w:pPr>
+      <w:r>
+        <w:t>My selected conclusion, deciding fact and explanation</w:t>
+      </w:r>
+    </w:p>
+    <w:p>
+      <w:r>
+        <w:t>________________________________________________________________</w:t>
+      </w:r>
+    </w:p>
+    <w:p>
+      <w:r>
+        <w:t>________________________________________________________________</w:t>
+      </w:r>
+    </w:p>
+    <w:p>
+      <w:r>
+        <w:t>________________________________________________________________</w:t>
+      </w:r>
+    </w:p>
+    <w:p>
+      <w:r>
+        <w:t>________________________________________________________________</w:t>
+      </w:r>
+    </w:p>
+    <w:p>
+      <w:r>
+        <w:t>________________________________________________________________</w:t>
+      </w:r>
+    </w:p>
+    <w:p>
+      <w:r>
+        <w:t>Hint if needed: Read the steps in the pictorial case. Match the supplied detail to the stage that performs or records it.</w:t>
+      </w:r>
+    </w:p>
+    <w:p>
+      <w:r>
+        <w:t>After your attempt, compare with the supported explanation: Accept structure Accept this response shape; acceptance does not prove that 12 portions were actually counted. Read the picture in order. Accept this response shape; acceptance does not prove that 12 portions were actually counted. The arrows show which recorded input or intermediate result each decision uses. Explain the deciding step aloud before checking the changed case; pointing to the final answer alone does not show how it follows.</w:t>
+      </w:r>
+    </w:p>
+    <w:p>
+      <w:pPr>
+        <w:pStyle w:val="Heading3"/>
+      </w:pPr>
+      <w:r>
+        <w:t>Practice 2: explain the deciding evidence</w:t>
+      </w:r>
+    </w:p>
+    <w:p>
+      <w:r>
+        <w:t>Changed-case practice: Replace 12 with the text "12". Which conclusion is supported by the supplied facts?</w:t>
+      </w:r>
+    </w:p>
+    <w:p>
+      <w:r>
+        <w:t>1. This one example guarantees correct results for every future input.</w:t>
+      </w:r>
+    </w:p>
+    <w:p>
+      <w:r>
+        <w:t>2. We can decide the result without examining the changed input or the procedure.</w:t>
+      </w:r>
+    </w:p>
+    <w:p>
+      <w:r>
+        <w:t>3. Reject the response under this strict contract.</w:t>
+      </w:r>
+    </w:p>
+    <w:p>
+      <w:pPr>
+        <w:pStyle w:val="Heading3"/>
+      </w:pPr>
+      <w:r>
+        <w:t>My selected conclusion, deciding fact and explanation</w:t>
+      </w:r>
+    </w:p>
+    <w:p>
+      <w:r>
+        <w:t>________________________________________________________________</w:t>
+      </w:r>
+    </w:p>
+    <w:p>
+      <w:r>
+        <w:t>________________________________________________________________</w:t>
+      </w:r>
+    </w:p>
+    <w:p>
+      <w:r>
+        <w:t>________________________________________________________________</w:t>
+      </w:r>
+    </w:p>
+    <w:p>
+      <w:r>
+        <w:t>________________________________________________________________</w:t>
+      </w:r>
+    </w:p>
+    <w:p>
+      <w:r>
+        <w:t>________________________________________________________________</w:t>
+      </w:r>
+    </w:p>
+    <w:p>
+      <w:r>
+        <w:t>Hint if needed: Use the changed condition and the deciding step in the pictorial trace. The answer must say what follows from those facts.</w:t>
+      </w:r>
+    </w:p>
+    <w:p>
+      <w:r>
+        <w:t>After your attempt, compare with the supported explanation: Reject the response under this strict contract. Digits inside quotes represent text, whereas portions requires an integer.</w:t>
+      </w:r>
+    </w:p>
+    <w:p>
+      <w:pPr>
+        <w:pStyle w:val="Heading3"/>
+      </w:pPr>
+      <w:r>
+        <w:t>Repair a missing building block</w:t>
+      </w:r>
+    </w:p>
+    <w:p>
+      <w:r>
+        <w:t>Review Tools and APIs (ai-3/21). Goal: Explain the mechanism and terminology of tools and api contracts. Short practice: Does a valid C7 ID permit the extra lending action? Point to the relevant step in the picture, then write the changed result and the rule or evidence that supports it.. Return to this week and explain what you changed.</w:t>
+      </w:r>
+    </w:p>
+    <w:p>
+      <w:r>
+        <w:t>Review User Need and AI Contribution (ai-3/19). Goal: Explain the mechanism and terminology of capstone requirements and corpus. Short practice: What non-AI baseline would reveal whether this helper adds value? Point to the relevant step in the picture, then write the changed result and the rule or evidence that supports it.. Return to this week and explain what you changed.</w:t>
+      </w:r>
+    </w:p>
+    <w:p>
+      <w:r>
+        <w:t>Review Verify Numbers and Dates (ai-3/16). Goal: Explain the mechanism and terminology of claim support and citation evaluation. Short practice: Which part can be corrected immediately from existing evidence, and which needs follow-up?. Return to this week and explain what you changed.</w:t>
+      </w:r>
+    </w:p>
+    <w:p>
+      <w:pPr>
+        <w:pStyle w:val="Heading3"/>
+      </w:pPr>
+      <w:r>
+        <w:t>Predict, run and debug</w:t>
+      </w:r>
+    </w:p>
+    <w:p>
+      <w:r>
+        <w:t>The browser lab lets you edit the supported Python examples already included in this lesson. Predict first, run, inspect the actual output or error, change one input, then run again. Keep code, predictions, actual results and a reasoned revision together. On paper, label your result as a trace rather than an execution.</w:t>
+      </w:r>
+    </w:p>
+    <w:p>
+      <w:pPr>
+        <w:pStyle w:val="Heading3"/>
+      </w:pPr>
+      <w:r>
+        <w:t>Keep your completed work</w:t>
+      </w:r>
+    </w:p>
+    <w:p>
+      <w:r>
+        <w:t>Use Download completed work in the hosted lesson to export your answers, reflections, practice feedback and code-run evidence. Open the HTML copy to read or print it. Drafts stay in this browser when storage is available; clear drafts on a shared device.</w:t>
+      </w:r>
+    </w:p>
+    <w:p>
+      <w:pPr>
+        <w:pStyle w:val="Heading3"/>
+      </w:pPr>
+      <w:r>
+        <w:t>What I repaired, the evidence I kept and the next test</w:t>
+      </w:r>
+    </w:p>
+    <w:p>
+      <w:r>
+        <w:t>________________________________________________________________</w:t>
+      </w:r>
+    </w:p>
+    <w:p>
+      <w:r>
+        <w:t>________________________________________________________________</w:t>
+      </w:r>
+    </w:p>
+    <w:p>
+      <w:r>
+        <w:t>________________________________________________________________</w:t>
+      </w:r>
+    </w:p>
+    <w:p>
+      <w:r>
+        <w:t>________________________________________________________________</w:t>
+      </w:r>
+    </w:p>
+    <w:p>
+      <w:r>
+        <w:t>________________________________________________________________</w:t>
+      </w:r>
+    </w:p>
     <w:sectPr>
       <w:pgSz w:w="12240" w:h="15840"/>
       <w:pgMar w:top="936" w:right="1008" w:bottom="936" w:left="1008" w:header="720" w:footer="720" w:gutter="0"/>

--- a/downloads/workbook/ai-3-week-22.docx
+++ b/downloads/workbook/ai-3-week-22.docx
@@ -30,6 +30,17 @@
     </w:p>
     <w:p>
       <w:r>
+        <w:t>Record your starting explanation for Requests Responses and JSON before opening notes. Show any later correction separately.</w:t>
+      </w:r>
+    </w:p>
+    <w:p>
+      <w:pPr>
+        <w:spacing w:line="336" w:lineRule="auto" w:after="180"/>
+      </w:pPr>
+      <w:r>
+        <w:rPr>
+          <w:b w:val="0"/>
+        </w:rPr>
         <w:t>Try the recall before opening notes. Then use a different colour or a labelled second line to correct your explanation.</w:t>
       </w:r>
     </w:p>
@@ -42,7 +53,13 @@
       </w:r>
     </w:p>
     <w:p>
-      <w:r>
+      <w:pPr>
+        <w:spacing w:line="336" w:lineRule="auto" w:after="180"/>
+      </w:pPr>
+      <w:r>
+        <w:rPr>
+          <w:b w:val="0"/>
+        </w:rPr>
         <w:t>Without opening the old lesson, explain one key idea from Tools and APIs. Give an example and a mistake that the idea helps you avoid.</w:t>
       </w:r>
     </w:p>
@@ -78,7 +95,13 @@
       </w:r>
     </w:p>
     <w:p>
-      <w:r>
+      <w:pPr>
+        <w:spacing w:line="336" w:lineRule="auto" w:after="180"/>
+      </w:pPr>
+      <w:r>
+        <w:rPr>
+          <w:b w:val="0"/>
+        </w:rPr>
         <w:t>Without opening the old lesson, explain one key idea from User Need and AI Contribution. Give an example and a mistake that the idea helps you avoid.</w:t>
       </w:r>
     </w:p>
@@ -114,7 +137,13 @@
       </w:r>
     </w:p>
     <w:p>
-      <w:r>
+      <w:pPr>
+        <w:spacing w:line="336" w:lineRule="auto" w:after="180"/>
+      </w:pPr>
+      <w:r>
+        <w:rPr>
+          <w:b w:val="0"/>
+        </w:rPr>
         <w:t>Without opening the old lesson, explain one key idea from Verify Numbers and Dates. Give an example and a mistake that the idea helps you avoid.</w:t>
       </w:r>
     </w:p>
@@ -151,7 +180,54 @@
     </w:p>
     <w:p>
       <w:r>
-        <w:t>Use W2: Separate failures for JSON and interface contracts. Record the answer once; the lesson and workbook refer to the same attempt.</w:t>
+        <w:t>Complete the supported Requests Responses and JSON trace and record the first step you can explain without help.</w:t>
+      </w:r>
+    </w:p>
+    <w:p>
+      <w:pPr>
+        <w:spacing w:line="336" w:lineRule="auto" w:after="180"/>
+      </w:pPr>
+      <w:r>
+        <w:rPr>
+          <w:b w:val="0"/>
+        </w:rPr>
+        <w:t xml:space="preserve">Use W2: Separate failures for </w:t>
+      </w:r>
+      <w:r>
+        <w:rPr>
+          <w:b/>
+        </w:rPr>
+        <w:t>JSON</w:t>
+      </w:r>
+      <w:r>
+        <w:rPr>
+          <w:b w:val="0"/>
+        </w:rPr>
+        <w:t xml:space="preserve"> and </w:t>
+      </w:r>
+      <w:r>
+        <w:rPr>
+          <w:b/>
+        </w:rPr>
+        <w:t>interface</w:t>
+      </w:r>
+      <w:r>
+        <w:rPr>
+          <w:b w:val="0"/>
+        </w:rPr>
+        <w:t xml:space="preserve"> </w:t>
+      </w:r>
+      <w:r>
+        <w:rPr>
+          <w:b/>
+        </w:rPr>
+        <w:t>contract</w:t>
+      </w:r>
+      <w:r>
+        <w:rPr>
+          <w:b w:val="0"/>
+        </w:rPr>
+        <w:t>s. Record the answer once; the lesson and workbook refer to the same attempt.</w:t>
       </w:r>
     </w:p>
     <w:tbl>
@@ -279,7 +355,65 @@
     </w:p>
     <w:p>
       <w:r>
-        <w:t>Use the worked case for JSON and interface contracts. Proposed explanation: “A successful run proves the conclusion”. Decide whether this explanation is supported. Point to the step or supplied fact that decides; explain your repair if needed.</w:t>
+        <w:t>Check the proposed Requests Responses and JSON explanation against the supplied facts before discussing it.</w:t>
+      </w:r>
+    </w:p>
+    <w:p>
+      <w:pPr>
+        <w:spacing w:line="336" w:lineRule="auto" w:after="180"/>
+      </w:pPr>
+      <w:r>
+        <w:rPr>
+          <w:b w:val="0"/>
+        </w:rPr>
+        <w:t xml:space="preserve">Use the worked case for </w:t>
+      </w:r>
+      <w:r>
+        <w:rPr>
+          <w:b/>
+        </w:rPr>
+        <w:t>JSON</w:t>
+      </w:r>
+      <w:r>
+        <w:rPr>
+          <w:b w:val="0"/>
+        </w:rPr>
+        <w:t xml:space="preserve"> and </w:t>
+      </w:r>
+      <w:r>
+        <w:rPr>
+          <w:b/>
+        </w:rPr>
+        <w:t>interface</w:t>
+      </w:r>
+      <w:r>
+        <w:rPr>
+          <w:b w:val="0"/>
+        </w:rPr>
+        <w:t xml:space="preserve"> </w:t>
+      </w:r>
+      <w:r>
+        <w:rPr>
+          <w:b/>
+        </w:rPr>
+        <w:t>contract</w:t>
+      </w:r>
+      <w:r>
+        <w:rPr>
+          <w:b w:val="0"/>
+        </w:rPr>
+        <w:t>s. Proposed explanation: “A successful run proves the conclusion”. Decide whether this explanation is supported.</w:t>
+      </w:r>
+    </w:p>
+    <w:p>
+      <w:pPr>
+        <w:spacing w:line="336" w:lineRule="auto" w:after="180"/>
+      </w:pPr>
+      <w:r>
+        <w:rPr>
+          <w:b w:val="0"/>
+        </w:rPr>
+        <w:t>Point to the step or supplied fact that decides; explain your repair if needed.</w:t>
       </w:r>
     </w:p>
     <w:p>
@@ -319,6 +453,11 @@
       </w:r>
     </w:p>
     <w:p>
+      <w:r>
+        <w:t>Write one first attempt at the reserved independent case before feedback. Repeated copies of that case refer to the same recorded attempt.</w:t>
+      </w:r>
+    </w:p>
+    <w:p>
       <w:pPr>
         <w:pStyle w:val="Heading3"/>
       </w:pPr>
@@ -327,8 +466,38 @@
       </w:r>
     </w:p>
     <w:p>
-      <w:r>
-        <w:t>Define a JSON contract for {"label": "Box", "count": 4}: nonempty text label, integer count 0 through 10. Give a valid case, a wrong-type case and a missing-field case with expected acceptance.</w:t>
+      <w:pPr>
+        <w:spacing w:line="336" w:lineRule="auto" w:after="180"/>
+      </w:pPr>
+      <w:r>
+        <w:rPr>
+          <w:b w:val="0"/>
+        </w:rPr>
+        <w:t xml:space="preserve">Define a </w:t>
+      </w:r>
+      <w:r>
+        <w:rPr>
+          <w:b/>
+        </w:rPr>
+        <w:t>JSON</w:t>
+      </w:r>
+      <w:r>
+        <w:rPr>
+          <w:b w:val="0"/>
+        </w:rPr>
+        <w:t xml:space="preserve"> </w:t>
+      </w:r>
+      <w:r>
+        <w:rPr>
+          <w:b/>
+        </w:rPr>
+        <w:t>contract</w:t>
+      </w:r>
+      <w:r>
+        <w:rPr>
+          <w:b w:val="0"/>
+        </w:rPr>
+        <w:t xml:space="preserve"> for {"label": "Box", "count": 4}: nonempty text label, integer count 0 through 10. Give a valid case, a wrong-type case and a missing-field case with expected acceptance.</w:t>
       </w:r>
     </w:p>
     <w:p>
@@ -375,7 +544,13 @@
       </w:r>
     </w:p>
     <w:p>
-      <w:r>
+      <w:pPr>
+        <w:spacing w:line="336" w:lineRule="auto" w:after="180"/>
+      </w:pPr>
+      <w:r>
+        <w:rPr>
+          <w:b w:val="0"/>
+        </w:rPr>
         <w:t>Attempt this case before feedback. Record any help. Earlier examples below are further practice; a case already practised with feedback cannot establish fresh transfer.</w:t>
       </w:r>
     </w:p>
@@ -389,7 +564,48 @@
     </w:p>
     <w:p>
       <w:r>
-        <w:t>Request id=7 returns status=200 and {"id":8,"pages":90}. Explain why a successful status is insufficient and specify the handling.</w:t>
+        <w:t>Connect the Requests Responses and JSON target to a trace and a justified conclusion.</w:t>
+      </w:r>
+    </w:p>
+    <w:p>
+      <w:pPr>
+        <w:spacing w:line="336" w:lineRule="auto" w:after="180"/>
+      </w:pPr>
+      <w:r>
+        <w:rPr>
+          <w:b/>
+        </w:rPr>
+        <w:t>Request</w:t>
+      </w:r>
+      <w:r>
+        <w:rPr>
+          <w:b w:val="0"/>
+        </w:rPr>
+        <w:t xml:space="preserve"> id=7 returns </w:t>
+      </w:r>
+      <w:r>
+        <w:rPr>
+          <w:b/>
+        </w:rPr>
+        <w:t>status</w:t>
+      </w:r>
+      <w:r>
+        <w:rPr>
+          <w:b w:val="0"/>
+        </w:rPr>
+        <w:t xml:space="preserve">=200 and {"id":8,"pages":90}. Explain why a successful </w:t>
+      </w:r>
+      <w:r>
+        <w:rPr>
+          <w:b/>
+        </w:rPr>
+        <w:t>status</w:t>
+      </w:r>
+      <w:r>
+        <w:rPr>
+          <w:b w:val="0"/>
+        </w:rPr>
+        <w:t xml:space="preserve"> is insufficient and specify the handling.</w:t>
       </w:r>
     </w:p>
     <w:p>
@@ -402,17 +618,89 @@
     </w:p>
     <w:p>
       <w:r>
-        <w:t>Request is for B7; response is {"id":"B7","pages":120}. Another response has malformed JSON.</w:t>
-      </w:r>
-    </w:p>
-    <w:p>
-      <w:r>
+        <w:t>Solve the supplied Requests Responses and JSON case and show the deciding evidence.</w:t>
+      </w:r>
+    </w:p>
+    <w:p>
+      <w:pPr>
+        <w:spacing w:line="336" w:lineRule="auto" w:after="180"/>
+      </w:pPr>
+      <w:r>
+        <w:rPr>
+          <w:b/>
+        </w:rPr>
+        <w:t>Request</w:t>
+      </w:r>
+      <w:r>
+        <w:rPr>
+          <w:b w:val="0"/>
+        </w:rPr>
+        <w:t xml:space="preserve"> is for B7; </w:t>
+      </w:r>
+      <w:r>
+        <w:rPr>
+          <w:b/>
+        </w:rPr>
+        <w:t>response</w:t>
+      </w:r>
+      <w:r>
+        <w:rPr>
+          <w:b w:val="0"/>
+        </w:rPr>
+        <w:t xml:space="preserve"> is {"id":"B7","pages":120}. Another </w:t>
+      </w:r>
+      <w:r>
+        <w:rPr>
+          <w:b/>
+        </w:rPr>
+        <w:t>response</w:t>
+      </w:r>
+      <w:r>
+        <w:rPr>
+          <w:b w:val="0"/>
+        </w:rPr>
+        <w:t xml:space="preserve"> has malformed </w:t>
+      </w:r>
+      <w:r>
+        <w:rPr>
+          <w:b/>
+        </w:rPr>
+        <w:t>JSON</w:t>
+      </w:r>
+      <w:r>
+        <w:rPr>
+          <w:b w:val="0"/>
+        </w:rPr>
+        <w:t>.</w:t>
+      </w:r>
+    </w:p>
+    <w:p>
+      <w:pPr>
+        <w:spacing w:line="336" w:lineRule="auto" w:after="180"/>
+        <w:shd w:fill="F5F1FB"/>
+      </w:pPr>
+      <w:r>
+        <w:rPr>
+          <w:b w:val="0"/>
+        </w:rPr>
         <w:t>What checks precede use?</w:t>
       </w:r>
     </w:p>
     <w:p>
-      <w:r>
-        <w:t>Show your trace, calculation or evidence</w:t>
+      <w:pPr>
+        <w:spacing w:line="336" w:lineRule="auto" w:after="180"/>
+      </w:pPr>
+      <w:r>
+        <w:rPr>
+          <w:b w:val="0"/>
+        </w:rPr>
+        <w:t xml:space="preserve">Show your trace, calculation or </w:t>
+      </w:r>
+      <w:r>
+        <w:rPr>
+          <w:b/>
+        </w:rPr>
+        <w:t>evidence</w:t>
       </w:r>
     </w:p>
     <w:p>
@@ -458,11 +746,41 @@
     </w:p>
     <w:p>
       <w:r>
-        <w:t>An API returns {"ok":false,"error":"not_found"}. Your app tries to display response.title. What should it do instead?</w:t>
-      </w:r>
-    </w:p>
-    <w:p>
-      <w:r>
+        <w:t>Apply the procedure to the changed case and record why the conclusion follows.</w:t>
+      </w:r>
+    </w:p>
+    <w:p>
+      <w:pPr>
+        <w:spacing w:line="336" w:lineRule="auto" w:after="180"/>
+        <w:shd w:fill="F5F1FB"/>
+      </w:pPr>
+      <w:r>
+        <w:rPr>
+          <w:b w:val="0"/>
+        </w:rPr>
+        <w:t xml:space="preserve">An API returns {"ok":false,"error":"not_found"}. Your app tries to display </w:t>
+      </w:r>
+      <w:r>
+        <w:rPr>
+          <w:b/>
+        </w:rPr>
+        <w:t>response</w:t>
+      </w:r>
+      <w:r>
+        <w:rPr>
+          <w:b w:val="0"/>
+        </w:rPr>
+        <w:t>.title. What should it do instead?</w:t>
+      </w:r>
+    </w:p>
+    <w:p>
+      <w:pPr>
+        <w:spacing w:line="336" w:lineRule="auto" w:after="180"/>
+      </w:pPr>
+      <w:r>
+        <w:rPr>
+          <w:b w:val="0"/>
+        </w:rPr>
         <w:t>My independent answer and reason</w:t>
       </w:r>
     </w:p>
@@ -517,7 +835,42 @@
     </w:p>
     <w:p>
       <w:r>
-        <w:t>Create a changed input, boundary case or missing-information case. Write the expected answer or safe response before testing.</w:t>
+        <w:t>Specify a changed input, expected result and observation separately.</w:t>
+      </w:r>
+    </w:p>
+    <w:p>
+      <w:pPr>
+        <w:spacing w:line="336" w:lineRule="auto" w:after="180"/>
+      </w:pPr>
+      <w:r>
+        <w:rPr>
+          <w:b w:val="0"/>
+        </w:rPr>
+        <w:t xml:space="preserve">Create a changed </w:t>
+      </w:r>
+      <w:r>
+        <w:rPr>
+          <w:b/>
+        </w:rPr>
+        <w:t>input</w:t>
+      </w:r>
+      <w:r>
+        <w:rPr>
+          <w:b w:val="0"/>
+        </w:rPr>
+        <w:t xml:space="preserve">, boundary case or missing-information case. Write the expected answer or safe </w:t>
+      </w:r>
+      <w:r>
+        <w:rPr>
+          <w:b/>
+        </w:rPr>
+        <w:t>response</w:t>
+      </w:r>
+      <w:r>
+        <w:rPr>
+          <w:b w:val="0"/>
+        </w:rPr>
+        <w:t xml:space="preserve"> before testing.</w:t>
       </w:r>
     </w:p>
     <w:tbl>
@@ -646,12 +999,89 @@
     </w:p>
     <w:p>
       <w:r>
-        <w:t>Use a stable request/response contract between interface, retriever, model, and verifier.</w:t>
-      </w:r>
-    </w:p>
-    <w:p>
-      <w:r>
-        <w:t>The project change and evidence I will keep</w:t>
+        <w:t>Justify what Requests Responses and JSON adds to Verified Study Buddy and keep the evidence.</w:t>
+      </w:r>
+    </w:p>
+    <w:p>
+      <w:pPr>
+        <w:spacing w:line="336" w:lineRule="auto" w:after="180"/>
+      </w:pPr>
+      <w:r>
+        <w:rPr>
+          <w:b w:val="0"/>
+        </w:rPr>
+        <w:t xml:space="preserve">Use a stable </w:t>
+      </w:r>
+      <w:r>
+        <w:rPr>
+          <w:b/>
+        </w:rPr>
+        <w:t>request</w:t>
+      </w:r>
+      <w:r>
+        <w:rPr>
+          <w:b w:val="0"/>
+        </w:rPr>
+        <w:t>/</w:t>
+      </w:r>
+      <w:r>
+        <w:rPr>
+          <w:b/>
+        </w:rPr>
+        <w:t>response</w:t>
+      </w:r>
+      <w:r>
+        <w:rPr>
+          <w:b w:val="0"/>
+        </w:rPr>
+        <w:t xml:space="preserve"> </w:t>
+      </w:r>
+      <w:r>
+        <w:rPr>
+          <w:b/>
+        </w:rPr>
+        <w:t>contract</w:t>
+      </w:r>
+      <w:r>
+        <w:rPr>
+          <w:b w:val="0"/>
+        </w:rPr>
+        <w:t xml:space="preserve"> between </w:t>
+      </w:r>
+      <w:r>
+        <w:rPr>
+          <w:b/>
+        </w:rPr>
+        <w:t>interface</w:t>
+      </w:r>
+      <w:r>
+        <w:rPr>
+          <w:b w:val="0"/>
+        </w:rPr>
+        <w:t>, retriever, model, and verifier.</w:t>
+      </w:r>
+    </w:p>
+    <w:p>
+      <w:pPr>
+        <w:spacing w:line="336" w:lineRule="auto" w:after="180"/>
+      </w:pPr>
+      <w:r>
+        <w:rPr>
+          <w:b w:val="0"/>
+        </w:rPr>
+        <w:t xml:space="preserve">The project change and </w:t>
+      </w:r>
+      <w:r>
+        <w:rPr>
+          <w:b/>
+        </w:rPr>
+        <w:t>evidence</w:t>
+      </w:r>
+      <w:r>
+        <w:rPr>
+          <w:b w:val="0"/>
+        </w:rPr>
+        <w:t xml:space="preserve"> I will keep</w:t>
       </w:r>
     </w:p>
     <w:p>
@@ -697,11 +1127,54 @@
     </w:p>
     <w:p>
       <w:r>
-        <w:t>I can explain the mechanism. I can show evidence. I can handle a changed case. I can name a limit. Mark each as not yet, with help or independently, and attach supporting work.</w:t>
-      </w:r>
-    </w:p>
-    <w:p>
-      <w:r>
+        <w:t>Judge explanation, evidence, transfer and limits separately; attach the work behind your judgement.</w:t>
+      </w:r>
+    </w:p>
+    <w:p>
+      <w:pPr>
+        <w:pStyle w:val="ListBullet"/>
+      </w:pPr>
+      <w:r>
+        <w:t>I can explain the mechanism.</w:t>
+      </w:r>
+    </w:p>
+    <w:p>
+      <w:pPr>
+        <w:pStyle w:val="ListBullet"/>
+      </w:pPr>
+      <w:r>
+        <w:t>I can show evidence.</w:t>
+      </w:r>
+    </w:p>
+    <w:p>
+      <w:pPr>
+        <w:pStyle w:val="ListBullet"/>
+      </w:pPr>
+      <w:r>
+        <w:t>I can handle a changed case.</w:t>
+      </w:r>
+    </w:p>
+    <w:p>
+      <w:pPr>
+        <w:pStyle w:val="ListBullet"/>
+      </w:pPr>
+      <w:r>
+        <w:t>I can name a limit.</w:t>
+      </w:r>
+    </w:p>
+    <w:p>
+      <w:r>
+        <w:t>Mark each as not yet, with help or independently, and attach supporting work.</w:t>
+      </w:r>
+    </w:p>
+    <w:p>
+      <w:pPr>
+        <w:spacing w:line="336" w:lineRule="auto" w:after="180"/>
+      </w:pPr>
+      <w:r>
+        <w:rPr>
+          <w:b w:val="0"/>
+        </w:rPr>
         <w:t>Teacher review ____________________  Next step ____________________</w:t>
       </w:r>
     </w:p>
@@ -715,7 +1188,48 @@
     </w:p>
     <w:p>
       <w:r>
-        <w:t>Request id=7 returns status=200 and {"id":8,"pages":90}. Explain why a successful status is insufficient and specify the handling.</w:t>
+        <w:t>Use this earlier case as transfer practice. A case already discussed with feedback is not fresh assessment evidence.</w:t>
+      </w:r>
+    </w:p>
+    <w:p>
+      <w:pPr>
+        <w:spacing w:line="336" w:lineRule="auto" w:after="180"/>
+      </w:pPr>
+      <w:r>
+        <w:rPr>
+          <w:b/>
+        </w:rPr>
+        <w:t>Request</w:t>
+      </w:r>
+      <w:r>
+        <w:rPr>
+          <w:b w:val="0"/>
+        </w:rPr>
+        <w:t xml:space="preserve"> id=7 returns </w:t>
+      </w:r>
+      <w:r>
+        <w:rPr>
+          <w:b/>
+        </w:rPr>
+        <w:t>status</w:t>
+      </w:r>
+      <w:r>
+        <w:rPr>
+          <w:b w:val="0"/>
+        </w:rPr>
+        <w:t xml:space="preserve">=200 and {"id":8,"pages":90}. Explain why a successful </w:t>
+      </w:r>
+      <w:r>
+        <w:rPr>
+          <w:b/>
+        </w:rPr>
+        <w:t>status</w:t>
+      </w:r>
+      <w:r>
+        <w:rPr>
+          <w:b w:val="0"/>
+        </w:rPr>
+        <w:t xml:space="preserve"> is insufficient and specify the handling.</w:t>
       </w:r>
     </w:p>
     <w:p>
@@ -762,7 +1276,13 @@
       </w:r>
     </w:p>
     <w:p>
-      <w:r>
+      <w:pPr>
+        <w:spacing w:line="336" w:lineRule="auto" w:after="180"/>
+      </w:pPr>
+      <w:r>
+        <w:rPr>
+          <w:b w:val="0"/>
+        </w:rPr>
         <w:t>Record support used: none, hint or teacher explanation.</w:t>
       </w:r>
     </w:p>
@@ -776,7 +1296,43 @@
     </w:p>
     <w:p>
       <w:r>
-        <w:t>What Python value does JSON null become? What JSON value represents Python True?</w:t>
+        <w:t>Translate a value. Apply the supplied Requests Responses and JSON facts and keep your reasoning.</w:t>
+      </w:r>
+    </w:p>
+    <w:p>
+      <w:pPr>
+        <w:spacing w:line="336" w:lineRule="auto" w:after="180"/>
+        <w:shd w:fill="F5F1FB"/>
+      </w:pPr>
+      <w:r>
+        <w:rPr>
+          <w:b w:val="0"/>
+        </w:rPr>
+        <w:t xml:space="preserve">What Python value does </w:t>
+      </w:r>
+      <w:r>
+        <w:rPr>
+          <w:b/>
+        </w:rPr>
+        <w:t>JSON</w:t>
+      </w:r>
+      <w:r>
+        <w:rPr>
+          <w:b w:val="0"/>
+        </w:rPr>
+        <w:t xml:space="preserve"> null become? What </w:t>
+      </w:r>
+      <w:r>
+        <w:rPr>
+          <w:b/>
+        </w:rPr>
+        <w:t>JSON</w:t>
+      </w:r>
+      <w:r>
+        <w:rPr>
+          <w:b w:val="0"/>
+        </w:rPr>
+        <w:t xml:space="preserve"> value represents Python True?</w:t>
       </w:r>
     </w:p>
     <w:p>
@@ -827,7 +1383,42 @@
     </w:p>
     <w:p>
       <w:r>
-        <w:t>Classify {"minutes": "5"} and {minutes: 5} as valid JSON text or malformed JSON.</w:t>
+        <w:t>Separate failures. Apply the supplied Requests Responses and JSON facts and keep your reasoning.</w:t>
+      </w:r>
+    </w:p>
+    <w:p>
+      <w:pPr>
+        <w:spacing w:line="336" w:lineRule="auto" w:after="180"/>
+      </w:pPr>
+      <w:r>
+        <w:rPr>
+          <w:b w:val="0"/>
+        </w:rPr>
+        <w:t xml:space="preserve">Classify {"minutes": "5"} and {minutes: 5} as valid </w:t>
+      </w:r>
+      <w:r>
+        <w:rPr>
+          <w:b/>
+        </w:rPr>
+        <w:t>JSON</w:t>
+      </w:r>
+      <w:r>
+        <w:rPr>
+          <w:b w:val="0"/>
+        </w:rPr>
+        <w:t xml:space="preserve"> text or malformed </w:t>
+      </w:r>
+      <w:r>
+        <w:rPr>
+          <w:b/>
+        </w:rPr>
+        <w:t>JSON</w:t>
+      </w:r>
+      <w:r>
+        <w:rPr>
+          <w:b w:val="0"/>
+        </w:rPr>
+        <w:t>.</w:t>
       </w:r>
     </w:p>
     <w:p>
@@ -878,7 +1469,31 @@
     </w:p>
     <w:p>
       <w:r>
-        <w:t>A parser accepts a JSON list then crashes on .get. What check belongs before field access?</w:t>
+        <w:t>Repair the interface. Apply the supplied Requests Responses and JSON facts and keep your reasoning.</w:t>
+      </w:r>
+    </w:p>
+    <w:p>
+      <w:pPr>
+        <w:spacing w:line="336" w:lineRule="auto" w:after="180"/>
+        <w:shd w:fill="F5F1FB"/>
+      </w:pPr>
+      <w:r>
+        <w:rPr>
+          <w:b w:val="0"/>
+        </w:rPr>
+        <w:t xml:space="preserve">A parser accepts a </w:t>
+      </w:r>
+      <w:r>
+        <w:rPr>
+          <w:b/>
+        </w:rPr>
+        <w:t>JSON</w:t>
+      </w:r>
+      <w:r>
+        <w:rPr>
+          <w:b w:val="0"/>
+        </w:rPr>
+        <w:t xml:space="preserve"> list then crashes on .get. What check belongs before field access?</w:t>
       </w:r>
     </w:p>
     <w:p>
@@ -929,7 +1544,42 @@
     </w:p>
     <w:p>
       <w:r>
-        <w:t>Define a JSON contract for {"label": "Box", "count": 4}: nonempty text label, integer count 0 through 10. Give a valid case, a wrong-type case and a missing-field case with expected acceptance.</w:t>
+        <w:t>Attempt before feedback. If this repeats the selected independent case, reuse that first attempt; otherwise keep a separate record. Specify independently. Apply the supplied Requests Responses and JSON facts and keep your reasoning.</w:t>
+      </w:r>
+    </w:p>
+    <w:p>
+      <w:pPr>
+        <w:spacing w:line="336" w:lineRule="auto" w:after="180"/>
+      </w:pPr>
+      <w:r>
+        <w:rPr>
+          <w:b w:val="0"/>
+        </w:rPr>
+        <w:t xml:space="preserve">Define a </w:t>
+      </w:r>
+      <w:r>
+        <w:rPr>
+          <w:b/>
+        </w:rPr>
+        <w:t>JSON</w:t>
+      </w:r>
+      <w:r>
+        <w:rPr>
+          <w:b w:val="0"/>
+        </w:rPr>
+        <w:t xml:space="preserve"> </w:t>
+      </w:r>
+      <w:r>
+        <w:rPr>
+          <w:b/>
+        </w:rPr>
+        <w:t>contract</w:t>
+      </w:r>
+      <w:r>
+        <w:rPr>
+          <w:b w:val="0"/>
+        </w:rPr>
+        <w:t xml:space="preserve"> for {"label": "Box", "count": 4}: nonempty text label, integer count 0 through 10. Give a valid case, a wrong-type case and a missing-field case with expected acceptance.</w:t>
       </w:r>
     </w:p>
     <w:p>
@@ -990,7 +1640,43 @@
     </w:p>
     <w:p>
       <w:r>
-        <w:t>A JSON record parses successfully. Does that prove its observation is correct?</w:t>
+        <w:t>Limit parsing. Apply the supplied Requests Responses and JSON facts and keep your reasoning.</w:t>
+      </w:r>
+    </w:p>
+    <w:p>
+      <w:pPr>
+        <w:spacing w:line="336" w:lineRule="auto" w:after="180"/>
+        <w:shd w:fill="F5F1FB"/>
+      </w:pPr>
+      <w:r>
+        <w:rPr>
+          <w:b w:val="0"/>
+        </w:rPr>
+        <w:t xml:space="preserve">A </w:t>
+      </w:r>
+      <w:r>
+        <w:rPr>
+          <w:b/>
+        </w:rPr>
+        <w:t>JSON</w:t>
+      </w:r>
+      <w:r>
+        <w:rPr>
+          <w:b w:val="0"/>
+        </w:rPr>
+        <w:t xml:space="preserve"> record parses successfully. Does that prove its </w:t>
+      </w:r>
+      <w:r>
+        <w:rPr>
+          <w:b/>
+        </w:rPr>
+        <w:t>observation</w:t>
+      </w:r>
+      <w:r>
+        <w:rPr>
+          <w:b w:val="0"/>
+        </w:rPr>
+        <w:t xml:space="preserve"> is correct?</w:t>
       </w:r>
     </w:p>
     <w:p>
@@ -1037,6 +1723,11 @@
       </w:pPr>
       <w:r>
         <w:t>17. Feedback, return check and learning record</w:t>
+      </w:r>
+    </w:p>
+    <w:p>
+      <w:r>
+        <w:t>Record the first repaired step and a different case to revisit after a delay.</w:t>
       </w:r>
     </w:p>
     <w:tbl>
@@ -1176,7 +1867,13 @@
       </w:tr>
     </w:tbl>
     <w:p>
-      <w:r>
+      <w:pPr>
+        <w:spacing w:line="336" w:lineRule="auto" w:after="180"/>
+      </w:pPr>
+      <w:r>
+        <w:rPr>
+          <w:b w:val="0"/>
+        </w:rPr>
         <w:t>Revisit this idea with your teacher after a delay. Familiarity is different from explaining and using it on a changed case.</w:t>
       </w:r>
     </w:p>
@@ -1190,17 +1887,100 @@
     </w:p>
     <w:p>
       <w:r>
-        <w:t>A lunch-count response must satisfy a declared JSON contract.</w:t>
-      </w:r>
-    </w:p>
-    <w:p>
-      <w:r>
-        <w:t>The toy response has exactly class_code text and portions integer 0..30. Example: {"class_code":"R8","portions": 12}.</w:t>
-      </w:r>
-    </w:p>
-    <w:p>
-      <w:r>
-        <w:t>All inputs and outcomes in this worked example are invented classroom data; no real model run is claimed.</w:t>
+        <w:t>A lunch-count response must satisfy a declared JSON contract. Explain the labelled step before checking the changed condition.</w:t>
+      </w:r>
+    </w:p>
+    <w:p>
+      <w:pPr>
+        <w:spacing w:line="336" w:lineRule="auto" w:after="180"/>
+      </w:pPr>
+      <w:r>
+        <w:rPr>
+          <w:b w:val="0"/>
+        </w:rPr>
+        <w:t xml:space="preserve">A lunch-count </w:t>
+      </w:r>
+      <w:r>
+        <w:rPr>
+          <w:b/>
+        </w:rPr>
+        <w:t>response</w:t>
+      </w:r>
+      <w:r>
+        <w:rPr>
+          <w:b w:val="0"/>
+        </w:rPr>
+        <w:t xml:space="preserve"> must satisfy a declared </w:t>
+      </w:r>
+      <w:r>
+        <w:rPr>
+          <w:b/>
+        </w:rPr>
+        <w:t>JSON</w:t>
+      </w:r>
+      <w:r>
+        <w:rPr>
+          <w:b w:val="0"/>
+        </w:rPr>
+        <w:t xml:space="preserve"> </w:t>
+      </w:r>
+      <w:r>
+        <w:rPr>
+          <w:b/>
+        </w:rPr>
+        <w:t>contract</w:t>
+      </w:r>
+      <w:r>
+        <w:rPr>
+          <w:b w:val="0"/>
+        </w:rPr>
+        <w:t>.</w:t>
+      </w:r>
+    </w:p>
+    <w:p>
+      <w:pPr>
+        <w:spacing w:line="336" w:lineRule="auto" w:after="180"/>
+      </w:pPr>
+      <w:r>
+        <w:rPr>
+          <w:b w:val="0"/>
+        </w:rPr>
+        <w:t xml:space="preserve">The toy </w:t>
+      </w:r>
+      <w:r>
+        <w:rPr>
+          <w:b/>
+        </w:rPr>
+        <w:t>response</w:t>
+      </w:r>
+      <w:r>
+        <w:rPr>
+          <w:b w:val="0"/>
+        </w:rPr>
+        <w:t xml:space="preserve"> has exactly class_code text and portions integer 0..30. Example: {"class_code":"R8","portions": 12}.</w:t>
+      </w:r>
+    </w:p>
+    <w:p>
+      <w:pPr>
+        <w:spacing w:line="336" w:lineRule="auto" w:after="180"/>
+      </w:pPr>
+      <w:r>
+        <w:rPr>
+          <w:b w:val="0"/>
+        </w:rPr>
+        <w:t xml:space="preserve">All </w:t>
+      </w:r>
+      <w:r>
+        <w:rPr>
+          <w:b/>
+        </w:rPr>
+        <w:t>input</w:t>
+      </w:r>
+      <w:r>
+        <w:rPr>
+          <w:b w:val="0"/>
+        </w:rPr>
+        <w:t>s and outcomes in this worked example are invented classroom data; no real model run is claimed.</w:t>
       </w:r>
     </w:p>
     <w:p>
@@ -1240,8 +2020,26 @@
       </w:r>
     </w:p>
     <w:p>
-      <w:r>
-        <w:t>Would converting the text silently prove the source count is correct? Point to the relevant step in the picture, then write the changed result and the rule or evidence that supports it.</w:t>
+      <w:pPr>
+        <w:spacing w:line="336" w:lineRule="auto" w:after="180"/>
+      </w:pPr>
+      <w:r>
+        <w:rPr>
+          <w:b w:val="0"/>
+        </w:rPr>
+        <w:t xml:space="preserve">Would converting the text silently prove the source count is correct? Point to the relevant step in the picture, then write the changed result and the rule or </w:t>
+      </w:r>
+      <w:r>
+        <w:rPr>
+          <w:b/>
+        </w:rPr>
+        <w:t>evidence</w:t>
+      </w:r>
+      <w:r>
+        <w:rPr>
+          <w:b w:val="0"/>
+        </w:rPr>
+        <w:t xml:space="preserve"> that supports it.</w:t>
       </w:r>
     </w:p>
     <w:p>
@@ -1283,13 +2081,69 @@
       </w:r>
     </w:p>
     <w:p>
-      <w:r>
-        <w:t>Support used: alone / hint / worked example. This record is practice evidence.</w:t>
-      </w:r>
-    </w:p>
-    <w:p>
-      <w:r>
-        <w:t>Project connection: For your Verified Study Buddy, save the input, procedure, observed result and limitation of this check. Label this worked example as practice; use a different, previously unreviewed case when checking independent understanding.</w:t>
+      <w:pPr>
+        <w:pStyle w:val="Heading3"/>
+      </w:pPr>
+      <w:r>
+        <w:t>Record the help used</w:t>
+      </w:r>
+    </w:p>
+    <w:p>
+      <w:pPr>
+        <w:spacing w:line="336" w:lineRule="auto" w:after="180"/>
+        <w:shd w:fill="F1F6F8"/>
+      </w:pPr>
+      <w:r>
+        <w:rPr>
+          <w:b w:val="0"/>
+        </w:rPr>
+        <w:t xml:space="preserve">Support used: alone / hint / worked example. This record is practice </w:t>
+      </w:r>
+      <w:r>
+        <w:rPr>
+          <w:b/>
+        </w:rPr>
+        <w:t>evidence</w:t>
+      </w:r>
+      <w:r>
+        <w:rPr>
+          <w:b w:val="0"/>
+        </w:rPr>
+        <w:t>.</w:t>
+      </w:r>
+    </w:p>
+    <w:p>
+      <w:pPr>
+        <w:spacing w:line="336" w:lineRule="auto" w:after="180"/>
+      </w:pPr>
+      <w:r>
+        <w:rPr>
+          <w:b w:val="0"/>
+        </w:rPr>
+        <w:t xml:space="preserve">Project connection: For your Verified Study Buddy, save the </w:t>
+      </w:r>
+      <w:r>
+        <w:rPr>
+          <w:b/>
+        </w:rPr>
+        <w:t>input</w:t>
+      </w:r>
+      <w:r>
+        <w:rPr>
+          <w:b w:val="0"/>
+        </w:rPr>
+        <w:t>, procedure, observed result and limitation of this check.</w:t>
+      </w:r>
+    </w:p>
+    <w:p>
+      <w:pPr>
+        <w:spacing w:line="336" w:lineRule="auto" w:after="180"/>
+      </w:pPr>
+      <w:r>
+        <w:rPr>
+          <w:b w:val="0"/>
+        </w:rPr>
+        <w:t>Label this worked example as practice; use a different, previously unreviewed case when checking independent understanding.</w:t>
       </w:r>
     </w:p>
     <w:p>
@@ -1302,17 +2156,63 @@
     </w:p>
     <w:p>
       <w:r>
+        <w:t>Keep this week’s input, deciding step, result and limit together in the Verified Study Buddy record.</w:t>
+      </w:r>
+    </w:p>
+    <w:p>
+      <w:pPr>
+        <w:spacing w:line="336" w:lineRule="auto" w:after="180"/>
+      </w:pPr>
+      <w:r>
+        <w:rPr>
+          <w:b w:val="0"/>
+        </w:rPr>
         <w:t>Project: Verified Study Buddy</w:t>
       </w:r>
     </w:p>
     <w:p>
-      <w:r>
+      <w:pPr>
+        <w:spacing w:line="336" w:lineRule="auto" w:after="180"/>
+      </w:pPr>
+      <w:r>
+        <w:rPr>
+          <w:b w:val="0"/>
+        </w:rPr>
         <w:t>Current milestone: Evaluate and revise. Compare with your starting method, explain errors and record a justified revision.</w:t>
       </w:r>
     </w:p>
     <w:p>
-      <w:r>
-        <w:t>For your Verified Study Buddy, save the input, procedure, observed result and limitation of this check. Label this worked example as practice; use a different, previously unreviewed case when checking independent understanding.</w:t>
+      <w:pPr>
+        <w:spacing w:line="336" w:lineRule="auto" w:after="180"/>
+      </w:pPr>
+      <w:r>
+        <w:rPr>
+          <w:b w:val="0"/>
+        </w:rPr>
+        <w:t xml:space="preserve">For your Verified Study Buddy, save the </w:t>
+      </w:r>
+      <w:r>
+        <w:rPr>
+          <w:b/>
+        </w:rPr>
+        <w:t>input</w:t>
+      </w:r>
+      <w:r>
+        <w:rPr>
+          <w:b w:val="0"/>
+        </w:rPr>
+        <w:t>, procedure, observed result and limitation of this check.</w:t>
+      </w:r>
+    </w:p>
+    <w:p>
+      <w:pPr>
+        <w:spacing w:line="336" w:lineRule="auto" w:after="180"/>
+      </w:pPr>
+      <w:r>
+        <w:rPr>
+          <w:b w:val="0"/>
+        </w:rPr>
+        <w:t>Label this worked example as practice; use a different, previously unreviewed case when checking independent understanding.</w:t>
       </w:r>
     </w:p>
     <w:tbl>
@@ -1474,12 +2374,65 @@
     </w:p>
     <w:p>
       <w:r>
+        <w:t>Try the supported questions before comparing with hints and feedback. Record what you repaired and the evidence you retained.</w:t>
+      </w:r>
+    </w:p>
+    <w:p>
+      <w:pPr>
+        <w:spacing w:line="336" w:lineRule="auto" w:after="180"/>
+      </w:pPr>
+      <w:r>
+        <w:rPr>
+          <w:b w:val="0"/>
+        </w:rPr>
         <w:t>Use this supported practice once, in the browser or on paper. Keep the reserved independent assessment for a separate first attempt before teacher feedback.</w:t>
       </w:r>
     </w:p>
     <w:p>
-      <w:r>
-        <w:t>A lunch-count response must satisfy a declared JSON contract.</w:t>
+      <w:pPr>
+        <w:spacing w:line="336" w:lineRule="auto" w:after="180"/>
+      </w:pPr>
+      <w:r>
+        <w:rPr>
+          <w:b w:val="0"/>
+        </w:rPr>
+        <w:t xml:space="preserve">A lunch-count </w:t>
+      </w:r>
+      <w:r>
+        <w:rPr>
+          <w:b/>
+        </w:rPr>
+        <w:t>response</w:t>
+      </w:r>
+      <w:r>
+        <w:rPr>
+          <w:b w:val="0"/>
+        </w:rPr>
+        <w:t xml:space="preserve"> must satisfy a declared </w:t>
+      </w:r>
+      <w:r>
+        <w:rPr>
+          <w:b/>
+        </w:rPr>
+        <w:t>JSON</w:t>
+      </w:r>
+      <w:r>
+        <w:rPr>
+          <w:b w:val="0"/>
+        </w:rPr>
+        <w:t xml:space="preserve"> </w:t>
+      </w:r>
+      <w:r>
+        <w:rPr>
+          <w:b/>
+        </w:rPr>
+        <w:t>contract</w:t>
+      </w:r>
+      <w:r>
+        <w:rPr>
+          <w:b w:val="0"/>
+        </w:rPr>
+        <w:t>.</w:t>
       </w:r>
     </w:p>
     <w:p>
@@ -1491,22 +2444,61 @@
       </w:r>
     </w:p>
     <w:p>
-      <w:r>
-        <w:t>Which labelled step matches this detail? Accept this response shape; acceptance does not prove that 12 portions were actually counted.</w:t>
-      </w:r>
-    </w:p>
-    <w:p>
-      <w:r>
+      <w:pPr>
+        <w:spacing w:line="336" w:lineRule="auto" w:after="180"/>
+      </w:pPr>
+      <w:r>
+        <w:rPr>
+          <w:b w:val="0"/>
+        </w:rPr>
+        <w:t xml:space="preserve">Which labelled step matches this detail? Accept this </w:t>
+      </w:r>
+      <w:r>
+        <w:rPr>
+          <w:b/>
+        </w:rPr>
+        <w:t>response</w:t>
+      </w:r>
+      <w:r>
+        <w:rPr>
+          <w:b w:val="0"/>
+        </w:rPr>
+        <w:t xml:space="preserve"> shape; acceptance does not prove that 12 portions were actually counted.</w:t>
+      </w:r>
+    </w:p>
+    <w:p>
+      <w:pPr>
+        <w:spacing w:line="336" w:lineRule="auto" w:after="180"/>
+        <w:shd w:fill="F4F9FC"/>
+      </w:pPr>
+      <w:r>
+        <w:rPr>
+          <w:b w:val="0"/>
+        </w:rPr>
         <w:t>1. Accept structure</w:t>
       </w:r>
     </w:p>
     <w:p>
-      <w:r>
+      <w:pPr>
+        <w:spacing w:line="336" w:lineRule="auto" w:after="180"/>
+        <w:shd w:fill="F4F9FC"/>
+      </w:pPr>
+      <w:r>
+        <w:rPr>
+          <w:b w:val="0"/>
+        </w:rPr>
         <w:t>2. Read fields</w:t>
       </w:r>
     </w:p>
     <w:p>
-      <w:r>
+      <w:pPr>
+        <w:spacing w:line="336" w:lineRule="auto" w:after="180"/>
+        <w:shd w:fill="F4F9FC"/>
+      </w:pPr>
+      <w:r>
+        <w:rPr>
+          <w:b w:val="0"/>
+        </w:rPr>
         <w:t>3. Check range</w:t>
       </w:r>
     </w:p>
@@ -1544,41 +2536,215 @@
       </w:r>
     </w:p>
     <w:p>
-      <w:r>
+      <w:pPr>
+        <w:pStyle w:val="Heading3"/>
+      </w:pPr>
+      <w:r>
+        <w:t>Hint · try first</w:t>
+      </w:r>
+    </w:p>
+    <w:p>
+      <w:pPr>
+        <w:spacing w:line="336" w:lineRule="auto" w:after="180"/>
+        <w:shd w:fill="F1F6F8"/>
+      </w:pPr>
+      <w:r>
+        <w:rPr>
+          <w:b w:val="0"/>
+        </w:rPr>
         <w:t>Hint if needed: Read the steps in the pictorial case. Match the supplied detail to the stage that performs or records it.</w:t>
       </w:r>
     </w:p>
     <w:p>
-      <w:r>
-        <w:t>After your attempt, compare with the supported explanation: Accept structure Accept this response shape; acceptance does not prove that 12 portions were actually counted. Read the picture in order. Accept this response shape; acceptance does not prove that 12 portions were actually counted. The arrows show which recorded input or intermediate result each decision uses. Explain the deciding step aloud before checking the changed case; pointing to the final answer alone does not show how it follows.</w:t>
-      </w:r>
-    </w:p>
-    <w:p>
       <w:pPr>
         <w:pStyle w:val="Heading3"/>
       </w:pPr>
       <w:r>
+        <w:t>Feedback · compare after trying</w:t>
+      </w:r>
+    </w:p>
+    <w:p>
+      <w:pPr>
+        <w:spacing w:line="336" w:lineRule="auto" w:after="180"/>
+        <w:shd w:fill="F1F6FC"/>
+      </w:pPr>
+      <w:r>
+        <w:rPr>
+          <w:b w:val="0"/>
+        </w:rPr>
+        <w:t xml:space="preserve">After your attempt, compare with the supported explanation: Accept structure Accept this </w:t>
+      </w:r>
+      <w:r>
+        <w:rPr>
+          <w:b/>
+        </w:rPr>
+        <w:t>response</w:t>
+      </w:r>
+      <w:r>
+        <w:rPr>
+          <w:b w:val="0"/>
+        </w:rPr>
+        <w:t xml:space="preserve"> shape; acceptance does not prove that 12 portions were actually counted. Read the picture in order.</w:t>
+      </w:r>
+    </w:p>
+    <w:p>
+      <w:pPr>
+        <w:spacing w:line="336" w:lineRule="auto" w:after="180"/>
+        <w:shd w:fill="F1F6FC"/>
+      </w:pPr>
+      <w:r>
+        <w:rPr>
+          <w:b w:val="0"/>
+        </w:rPr>
+        <w:t xml:space="preserve">Accept this </w:t>
+      </w:r>
+      <w:r>
+        <w:rPr>
+          <w:b/>
+        </w:rPr>
+        <w:t>response</w:t>
+      </w:r>
+      <w:r>
+        <w:rPr>
+          <w:b w:val="0"/>
+        </w:rPr>
+        <w:t xml:space="preserve"> shape; acceptance does not prove that 12 portions were actually counted. The arrows show which recorded </w:t>
+      </w:r>
+      <w:r>
+        <w:rPr>
+          <w:b/>
+        </w:rPr>
+        <w:t>input</w:t>
+      </w:r>
+      <w:r>
+        <w:rPr>
+          <w:b w:val="0"/>
+        </w:rPr>
+        <w:t xml:space="preserve"> or intermediate result each decision uses.</w:t>
+      </w:r>
+    </w:p>
+    <w:p>
+      <w:pPr>
+        <w:spacing w:line="336" w:lineRule="auto" w:after="180"/>
+        <w:shd w:fill="F1F6FC"/>
+      </w:pPr>
+      <w:r>
+        <w:rPr>
+          <w:b w:val="0"/>
+        </w:rPr>
+        <w:t>Explain the deciding step aloud before checking the changed case; pointing to the final answer alone does not show how it follows.</w:t>
+      </w:r>
+    </w:p>
+    <w:p>
+      <w:pPr>
+        <w:pStyle w:val="Heading3"/>
+      </w:pPr>
+      <w:r>
         <w:t>Practice 2: explain the deciding evidence</w:t>
       </w:r>
     </w:p>
     <w:p>
-      <w:r>
+      <w:pPr>
+        <w:pStyle w:val="Heading3"/>
+      </w:pPr>
+      <w:r>
+        <w:t>Changed case · predict first</w:t>
+      </w:r>
+    </w:p>
+    <w:p>
+      <w:pPr>
+        <w:spacing w:line="336" w:lineRule="auto" w:after="180"/>
+        <w:shd w:fill="F5F1FB"/>
+      </w:pPr>
+      <w:r>
+        <w:rPr>
+          <w:b w:val="0"/>
+        </w:rPr>
         <w:t>Changed-case practice: Replace 12 with the text "12". Which conclusion is supported by the supplied facts?</w:t>
       </w:r>
     </w:p>
     <w:p>
-      <w:r>
-        <w:t>1. This one example guarantees correct results for every future input.</w:t>
-      </w:r>
-    </w:p>
-    <w:p>
-      <w:r>
-        <w:t>2. We can decide the result without examining the changed input or the procedure.</w:t>
-      </w:r>
-    </w:p>
-    <w:p>
-      <w:r>
-        <w:t>3. Reject the response under this strict contract.</w:t>
+      <w:pPr>
+        <w:spacing w:line="336" w:lineRule="auto" w:after="180"/>
+        <w:shd w:fill="F4F9FC"/>
+      </w:pPr>
+      <w:r>
+        <w:rPr>
+          <w:b w:val="0"/>
+        </w:rPr>
+        <w:t xml:space="preserve">1. This one example guarantees correct results for every future </w:t>
+      </w:r>
+      <w:r>
+        <w:rPr>
+          <w:b/>
+        </w:rPr>
+        <w:t>input</w:t>
+      </w:r>
+      <w:r>
+        <w:rPr>
+          <w:b w:val="0"/>
+        </w:rPr>
+        <w:t>.</w:t>
+      </w:r>
+    </w:p>
+    <w:p>
+      <w:pPr>
+        <w:spacing w:line="336" w:lineRule="auto" w:after="180"/>
+        <w:shd w:fill="F4F9FC"/>
+      </w:pPr>
+      <w:r>
+        <w:rPr>
+          <w:b w:val="0"/>
+        </w:rPr>
+        <w:t xml:space="preserve">2. We can decide the result without examining the changed </w:t>
+      </w:r>
+      <w:r>
+        <w:rPr>
+          <w:b/>
+        </w:rPr>
+        <w:t>input</w:t>
+      </w:r>
+      <w:r>
+        <w:rPr>
+          <w:b w:val="0"/>
+        </w:rPr>
+        <w:t xml:space="preserve"> or the procedure.</w:t>
+      </w:r>
+    </w:p>
+    <w:p>
+      <w:pPr>
+        <w:spacing w:line="336" w:lineRule="auto" w:after="180"/>
+        <w:shd w:fill="F4F9FC"/>
+      </w:pPr>
+      <w:r>
+        <w:rPr>
+          <w:b w:val="0"/>
+        </w:rPr>
+        <w:t xml:space="preserve">3. Reject the </w:t>
+      </w:r>
+      <w:r>
+        <w:rPr>
+          <w:b/>
+        </w:rPr>
+        <w:t>response</w:t>
+      </w:r>
+      <w:r>
+        <w:rPr>
+          <w:b w:val="0"/>
+        </w:rPr>
+        <w:t xml:space="preserve"> under this strict </w:t>
+      </w:r>
+      <w:r>
+        <w:rPr>
+          <w:b/>
+        </w:rPr>
+        <w:t>contract</w:t>
+      </w:r>
+      <w:r>
+        <w:rPr>
+          <w:b w:val="0"/>
+        </w:rPr>
+        <w:t>.</w:t>
       </w:r>
     </w:p>
     <w:p>
@@ -1615,36 +2781,225 @@
       </w:r>
     </w:p>
     <w:p>
-      <w:r>
+      <w:pPr>
+        <w:pStyle w:val="Heading3"/>
+      </w:pPr>
+      <w:r>
+        <w:t>Hint · try first</w:t>
+      </w:r>
+    </w:p>
+    <w:p>
+      <w:pPr>
+        <w:spacing w:line="336" w:lineRule="auto" w:after="180"/>
+        <w:shd w:fill="F1F6F8"/>
+      </w:pPr>
+      <w:r>
+        <w:rPr>
+          <w:b w:val="0"/>
+        </w:rPr>
         <w:t>Hint if needed: Use the changed condition and the deciding step in the pictorial trace. The answer must say what follows from those facts.</w:t>
       </w:r>
     </w:p>
     <w:p>
-      <w:r>
-        <w:t>After your attempt, compare with the supported explanation: Reject the response under this strict contract. Digits inside quotes represent text, whereas portions requires an integer.</w:t>
-      </w:r>
-    </w:p>
-    <w:p>
       <w:pPr>
         <w:pStyle w:val="Heading3"/>
       </w:pPr>
       <w:r>
+        <w:t>Feedback · compare after trying</w:t>
+      </w:r>
+    </w:p>
+    <w:p>
+      <w:pPr>
+        <w:spacing w:line="336" w:lineRule="auto" w:after="180"/>
+        <w:shd w:fill="F1F6FC"/>
+      </w:pPr>
+      <w:r>
+        <w:rPr>
+          <w:b w:val="0"/>
+        </w:rPr>
+        <w:t xml:space="preserve">After your attempt, compare with the supported explanation: Reject the </w:t>
+      </w:r>
+      <w:r>
+        <w:rPr>
+          <w:b/>
+        </w:rPr>
+        <w:t>response</w:t>
+      </w:r>
+      <w:r>
+        <w:rPr>
+          <w:b w:val="0"/>
+        </w:rPr>
+        <w:t xml:space="preserve"> under this strict </w:t>
+      </w:r>
+      <w:r>
+        <w:rPr>
+          <w:b/>
+        </w:rPr>
+        <w:t>contract</w:t>
+      </w:r>
+      <w:r>
+        <w:rPr>
+          <w:b w:val="0"/>
+        </w:rPr>
+        <w:t>. Digits inside quotes represent text, whereas portions requires an integer.</w:t>
+      </w:r>
+    </w:p>
+    <w:p>
+      <w:pPr>
+        <w:pStyle w:val="Heading3"/>
+      </w:pPr>
+      <w:r>
         <w:t>Repair a missing building block</w:t>
       </w:r>
     </w:p>
     <w:p>
-      <w:r>
-        <w:t>Review Tools and APIs (ai-3/21). Goal: Explain the mechanism and terminology of tools and api contracts. Short practice: Does a valid C7 ID permit the extra lending action? Point to the relevant step in the picture, then write the changed result and the rule or evidence that supports it.. Return to this week and explain what you changed.</w:t>
-      </w:r>
-    </w:p>
-    <w:p>
-      <w:r>
-        <w:t>Review User Need and AI Contribution (ai-3/19). Goal: Explain the mechanism and terminology of capstone requirements and corpus. Short practice: What non-AI baseline would reveal whether this helper adds value? Point to the relevant step in the picture, then write the changed result and the rule or evidence that supports it.. Return to this week and explain what you changed.</w:t>
-      </w:r>
-    </w:p>
-    <w:p>
-      <w:r>
-        <w:t>Review Verify Numbers and Dates (ai-3/16). Goal: Explain the mechanism and terminology of claim support and citation evaluation. Short practice: Which part can be corrected immediately from existing evidence, and which needs follow-up?. Return to this week and explain what you changed.</w:t>
+      <w:pPr>
+        <w:spacing w:line="336" w:lineRule="auto" w:after="180"/>
+      </w:pPr>
+      <w:r>
+        <w:rPr>
+          <w:b w:val="0"/>
+        </w:rPr>
+        <w:t xml:space="preserve">Review Tools and APIs (ai-3/21). Goal: Explain the </w:t>
+      </w:r>
+      <w:r>
+        <w:rPr>
+          <w:b/>
+        </w:rPr>
+        <w:t>mechanism</w:t>
+      </w:r>
+      <w:r>
+        <w:rPr>
+          <w:b w:val="0"/>
+        </w:rPr>
+        <w:t xml:space="preserve"> and terminology of tools and api </w:t>
+      </w:r>
+      <w:r>
+        <w:rPr>
+          <w:b/>
+        </w:rPr>
+        <w:t>contract</w:t>
+      </w:r>
+      <w:r>
+        <w:rPr>
+          <w:b w:val="0"/>
+        </w:rPr>
+        <w:t>s. Short practice: Does a valid C7 ID permit the extra lending action?</w:t>
+      </w:r>
+    </w:p>
+    <w:p>
+      <w:pPr>
+        <w:spacing w:line="336" w:lineRule="auto" w:after="180"/>
+      </w:pPr>
+      <w:r>
+        <w:rPr>
+          <w:b w:val="0"/>
+        </w:rPr>
+        <w:t xml:space="preserve">Point to the relevant step in the picture, then write the changed result and the rule or </w:t>
+      </w:r>
+      <w:r>
+        <w:rPr>
+          <w:b/>
+        </w:rPr>
+        <w:t>evidence</w:t>
+      </w:r>
+      <w:r>
+        <w:rPr>
+          <w:b w:val="0"/>
+        </w:rPr>
+        <w:t xml:space="preserve"> that supports it.. Return to this week and explain what you changed.</w:t>
+      </w:r>
+    </w:p>
+    <w:p>
+      <w:pPr>
+        <w:spacing w:line="336" w:lineRule="auto" w:after="180"/>
+      </w:pPr>
+      <w:r>
+        <w:rPr>
+          <w:b w:val="0"/>
+        </w:rPr>
+        <w:t xml:space="preserve">Review User Need and AI Contribution (ai-3/19). Goal: Explain the </w:t>
+      </w:r>
+      <w:r>
+        <w:rPr>
+          <w:b/>
+        </w:rPr>
+        <w:t>mechanism</w:t>
+      </w:r>
+      <w:r>
+        <w:rPr>
+          <w:b w:val="0"/>
+        </w:rPr>
+        <w:t xml:space="preserve"> and terminology of capstone requirements and corpus. Short practice: What non-AI baseline would reveal whether this helper adds value?</w:t>
+      </w:r>
+    </w:p>
+    <w:p>
+      <w:pPr>
+        <w:spacing w:line="336" w:lineRule="auto" w:after="180"/>
+      </w:pPr>
+      <w:r>
+        <w:rPr>
+          <w:b w:val="0"/>
+        </w:rPr>
+        <w:t xml:space="preserve">Point to the relevant step in the picture, then write the changed result and the rule or </w:t>
+      </w:r>
+      <w:r>
+        <w:rPr>
+          <w:b/>
+        </w:rPr>
+        <w:t>evidence</w:t>
+      </w:r>
+      <w:r>
+        <w:rPr>
+          <w:b w:val="0"/>
+        </w:rPr>
+        <w:t xml:space="preserve"> that supports it.. Return to this week and explain what you changed.</w:t>
+      </w:r>
+    </w:p>
+    <w:p>
+      <w:pPr>
+        <w:spacing w:line="336" w:lineRule="auto" w:after="180"/>
+      </w:pPr>
+      <w:r>
+        <w:rPr>
+          <w:b w:val="0"/>
+        </w:rPr>
+        <w:t xml:space="preserve">Review Verify Numbers and Dates (ai-3/16). Goal: Explain the </w:t>
+      </w:r>
+      <w:r>
+        <w:rPr>
+          <w:b/>
+        </w:rPr>
+        <w:t>mechanism</w:t>
+      </w:r>
+      <w:r>
+        <w:rPr>
+          <w:b w:val="0"/>
+        </w:rPr>
+        <w:t xml:space="preserve"> and terminology of claim support and citation evaluation.</w:t>
+      </w:r>
+    </w:p>
+    <w:p>
+      <w:pPr>
+        <w:spacing w:line="336" w:lineRule="auto" w:after="180"/>
+      </w:pPr>
+      <w:r>
+        <w:rPr>
+          <w:b w:val="0"/>
+        </w:rPr>
+        <w:t xml:space="preserve">Short practice: Which part can be corrected immediately from existing </w:t>
+      </w:r>
+      <w:r>
+        <w:rPr>
+          <w:b/>
+        </w:rPr>
+        <w:t>evidence</w:t>
+      </w:r>
+      <w:r>
+        <w:rPr>
+          <w:b w:val="0"/>
+        </w:rPr>
+        <w:t>, and which needs follow-up?. Return to this week and explain what you changed.</w:t>
       </w:r>
     </w:p>
     <w:p>
@@ -1656,8 +3011,61 @@
       </w:r>
     </w:p>
     <w:p>
-      <w:r>
-        <w:t>The browser lab lets you edit the supported Python examples already included in this lesson. Predict first, run, inspect the actual output or error, change one input, then run again. Keep code, predictions, actual results and a reasoned revision together. On paper, label your result as a trace rather than an execution.</w:t>
+      <w:pPr>
+        <w:spacing w:line="336" w:lineRule="auto" w:after="180"/>
+      </w:pPr>
+      <w:r>
+        <w:rPr>
+          <w:b w:val="0"/>
+        </w:rPr>
+        <w:t xml:space="preserve">The browser lab lets you edit the supported Python examples already included in this lesson. Predict first, run, inspect the actual </w:t>
+      </w:r>
+      <w:r>
+        <w:rPr>
+          <w:b/>
+        </w:rPr>
+        <w:t>output</w:t>
+      </w:r>
+      <w:r>
+        <w:rPr>
+          <w:b w:val="0"/>
+        </w:rPr>
+        <w:t xml:space="preserve"> or error, change one </w:t>
+      </w:r>
+      <w:r>
+        <w:rPr>
+          <w:b/>
+        </w:rPr>
+        <w:t>input</w:t>
+      </w:r>
+      <w:r>
+        <w:rPr>
+          <w:b w:val="0"/>
+        </w:rPr>
+        <w:t>, then run again.</w:t>
+      </w:r>
+    </w:p>
+    <w:p>
+      <w:pPr>
+        <w:spacing w:line="336" w:lineRule="auto" w:after="180"/>
+      </w:pPr>
+      <w:r>
+        <w:rPr>
+          <w:b w:val="0"/>
+        </w:rPr>
+        <w:t xml:space="preserve">Keep code, </w:t>
+      </w:r>
+      <w:r>
+        <w:rPr>
+          <w:b/>
+        </w:rPr>
+        <w:t>prediction</w:t>
+      </w:r>
+      <w:r>
+        <w:rPr>
+          <w:b w:val="0"/>
+        </w:rPr>
+        <w:t>s, actual results and a reasoned revision together. On paper, label your result as a trace rather than an execution.</w:t>
       </w:r>
     </w:p>
     <w:p>
@@ -1669,8 +3077,37 @@
       </w:r>
     </w:p>
     <w:p>
-      <w:r>
-        <w:t>Use Download completed work in the hosted lesson to export your answers, reflections, practice feedback and code-run evidence. Open the HTML copy to read or print it. Drafts stay in this browser when storage is available; clear drafts on a shared device.</w:t>
+      <w:pPr>
+        <w:spacing w:line="336" w:lineRule="auto" w:after="180"/>
+      </w:pPr>
+      <w:r>
+        <w:rPr>
+          <w:b w:val="0"/>
+        </w:rPr>
+        <w:t xml:space="preserve">Use Download completed work in the hosted lesson to export your answers, reflections, practice feedback and code-run </w:t>
+      </w:r>
+      <w:r>
+        <w:rPr>
+          <w:b/>
+        </w:rPr>
+        <w:t>evidence</w:t>
+      </w:r>
+      <w:r>
+        <w:rPr>
+          <w:b w:val="0"/>
+        </w:rPr>
+        <w:t>. Open the HTML copy to read or print it.</w:t>
+      </w:r>
+    </w:p>
+    <w:p>
+      <w:pPr>
+        <w:spacing w:line="336" w:lineRule="auto" w:after="180"/>
+      </w:pPr>
+      <w:r>
+        <w:rPr>
+          <w:b w:val="0"/>
+        </w:rPr>
+        <w:t>Drafts stay in this browser when storage is available; clear drafts on a shared device.</w:t>
       </w:r>
     </w:p>
     <w:p>
@@ -1684,6 +3121,920 @@
     <w:p>
       <w:r>
         <w:t>________________________________________________________________</w:t>
+      </w:r>
+    </w:p>
+    <w:p>
+      <w:r>
+        <w:t>________________________________________________________________</w:t>
+      </w:r>
+    </w:p>
+    <w:p>
+      <w:r>
+        <w:t>________________________________________________________________</w:t>
+      </w:r>
+    </w:p>
+    <w:p>
+      <w:r>
+        <w:t>________________________________________________________________</w:t>
+      </w:r>
+    </w:p>
+    <w:p>
+      <w:r>
+        <w:t>________________________________________________________________</w:t>
+      </w:r>
+    </w:p>
+    <w:p>
+      <w:pPr>
+        <w:pStyle w:val="Heading1"/>
+      </w:pPr>
+      <w:r>
+        <w:t>21. Visual concept journey</w:t>
+      </w:r>
+    </w:p>
+    <w:p>
+      <w:r>
+        <w:t>Explain each Requests Responses and JSON picture from its labels, then record a relevant limit.</w:t>
+      </w:r>
+    </w:p>
+    <w:p>
+      <w:pPr>
+        <w:pStyle w:val="Heading3"/>
+      </w:pPr>
+      <w:r>
+        <w:t>01. Requests Responses and JSON: the case</w:t>
+      </w:r>
+    </w:p>
+    <w:p>
+      <w:r>
+        <w:drawing>
+          <wp:inline xmlns:a="http://schemas.openxmlformats.org/drawingml/2006/main" xmlns:pic="http://schemas.openxmlformats.org/drawingml/2006/picture">
+            <wp:extent cx="5486400" cy="3142488"/>
+            <wp:docPr id="2" name="Picture 2" descr="A lunch-count response must satisfy a declared JSON contract. Supplied facts: The toy response has exactly class_code text and portions integer 0..30. Example: {&quot;class_code&quot;:&quot;R8&quot;,&quot;portions&quot;: 12}. All inputs and outcomes in this worked example are invented classroom data; no real model run is claimed."/>
+            <wp:cNvGraphicFramePr>
+              <a:graphicFrameLocks noChangeAspect="1"/>
+            </wp:cNvGraphicFramePr>
+            <a:graphic>
+              <a:graphicData uri="http://schemas.openxmlformats.org/drawingml/2006/picture">
+                <pic:pic>
+                  <pic:nvPicPr>
+                    <pic:cNvPr id="0" name="academy-story-ai-3-22-01.png"/>
+                    <pic:cNvPicPr/>
+                  </pic:nvPicPr>
+                  <pic:blipFill>
+                    <a:blip r:embed="rId10"/>
+                    <a:stretch>
+                      <a:fillRect/>
+                    </a:stretch>
+                  </pic:blipFill>
+                  <pic:spPr>
+                    <a:xfrm>
+                      <a:off x="0" y="0"/>
+                      <a:ext cx="5486400" cy="3142488"/>
+                    </a:xfrm>
+                    <a:prstGeom prst="rect"/>
+                  </pic:spPr>
+                </pic:pic>
+              </a:graphicData>
+            </a:graphic>
+          </wp:inline>
+        </w:drawing>
+      </w:r>
+    </w:p>
+    <w:p>
+      <w:pPr>
+        <w:spacing w:line="336" w:lineRule="auto" w:after="180"/>
+      </w:pPr>
+      <w:r>
+        <w:rPr>
+          <w:b w:val="0"/>
+        </w:rPr>
+        <w:t xml:space="preserve">A lunch-count </w:t>
+      </w:r>
+      <w:r>
+        <w:rPr>
+          <w:b/>
+        </w:rPr>
+        <w:t>response</w:t>
+      </w:r>
+      <w:r>
+        <w:rPr>
+          <w:b w:val="0"/>
+        </w:rPr>
+        <w:t xml:space="preserve"> must satisfy a declared </w:t>
+      </w:r>
+      <w:r>
+        <w:rPr>
+          <w:b/>
+        </w:rPr>
+        <w:t>JSON</w:t>
+      </w:r>
+      <w:r>
+        <w:rPr>
+          <w:b w:val="0"/>
+        </w:rPr>
+        <w:t xml:space="preserve"> </w:t>
+      </w:r>
+      <w:r>
+        <w:rPr>
+          <w:b/>
+        </w:rPr>
+        <w:t>contract</w:t>
+      </w:r>
+      <w:r>
+        <w:rPr>
+          <w:b w:val="0"/>
+        </w:rPr>
+        <w:t xml:space="preserve">. Supplied facts: The toy </w:t>
+      </w:r>
+      <w:r>
+        <w:rPr>
+          <w:b/>
+        </w:rPr>
+        <w:t>response</w:t>
+      </w:r>
+      <w:r>
+        <w:rPr>
+          <w:b w:val="0"/>
+        </w:rPr>
+        <w:t xml:space="preserve"> has exactly class_code text and portions integer 0..30. Example: {"class_code":"R8","portions": 12}.</w:t>
+      </w:r>
+    </w:p>
+    <w:p>
+      <w:pPr>
+        <w:spacing w:line="336" w:lineRule="auto" w:after="180"/>
+      </w:pPr>
+      <w:r>
+        <w:rPr>
+          <w:b w:val="0"/>
+        </w:rPr>
+        <w:t xml:space="preserve">All </w:t>
+      </w:r>
+      <w:r>
+        <w:rPr>
+          <w:b/>
+        </w:rPr>
+        <w:t>input</w:t>
+      </w:r>
+      <w:r>
+        <w:rPr>
+          <w:b w:val="0"/>
+        </w:rPr>
+        <w:t>s and outcomes in this worked example are invented classroom data; no real model run is claimed.</w:t>
+      </w:r>
+    </w:p>
+    <w:p>
+      <w:pPr>
+        <w:spacing w:line="336" w:lineRule="auto" w:after="180"/>
+        <w:shd w:fill="F5F1FB"/>
+      </w:pPr>
+      <w:r>
+        <w:rPr>
+          <w:b w:val="0"/>
+        </w:rPr>
+        <w:t>Point to the given fact that matters most. Explain why it matters.</w:t>
+      </w:r>
+    </w:p>
+    <w:p>
+      <w:pPr>
+        <w:pStyle w:val="Heading3"/>
+      </w:pPr>
+      <w:r>
+        <w:t>My picture explanation, deciding evidence and one limit</w:t>
+      </w:r>
+    </w:p>
+    <w:p>
+      <w:r>
+        <w:t>________________________________________________________________</w:t>
+      </w:r>
+    </w:p>
+    <w:p>
+      <w:r>
+        <w:t>________________________________________________________________</w:t>
+      </w:r>
+    </w:p>
+    <w:p>
+      <w:r>
+        <w:t>________________________________________________________________</w:t>
+      </w:r>
+    </w:p>
+    <w:p>
+      <w:r>
+        <w:t>________________________________________________________________</w:t>
+      </w:r>
+    </w:p>
+    <w:p>
+      <w:pPr>
+        <w:pStyle w:val="Heading3"/>
+      </w:pPr>
+      <w:r>
+        <w:t>02. Follow the deciding steps</w:t>
+      </w:r>
+    </w:p>
+    <w:p>
+      <w:r>
+        <w:drawing>
+          <wp:inline xmlns:a="http://schemas.openxmlformats.org/drawingml/2006/main" xmlns:pic="http://schemas.openxmlformats.org/drawingml/2006/picture">
+            <wp:extent cx="5486400" cy="3337560"/>
+            <wp:docPr id="3" name="Picture 3" descr="Read fields: class_code is nonempty text; portions is the integer 12. → Check range: 0 &lt;= 12 &lt;= 30, so the declared count is within range. → Accept structure: Accept this response shape; acceptance does not prove that 12 portions were actually counted."/>
+            <wp:cNvGraphicFramePr>
+              <a:graphicFrameLocks noChangeAspect="1"/>
+            </wp:cNvGraphicFramePr>
+            <a:graphic>
+              <a:graphicData uri="http://schemas.openxmlformats.org/drawingml/2006/picture">
+                <pic:pic>
+                  <pic:nvPicPr>
+                    <pic:cNvPr id="0" name="academy-story-ai-3-22-02.png"/>
+                    <pic:cNvPicPr/>
+                  </pic:nvPicPr>
+                  <pic:blipFill>
+                    <a:blip r:embed="rId11"/>
+                    <a:stretch>
+                      <a:fillRect/>
+                    </a:stretch>
+                  </pic:blipFill>
+                  <pic:spPr>
+                    <a:xfrm>
+                      <a:off x="0" y="0"/>
+                      <a:ext cx="5486400" cy="3337560"/>
+                    </a:xfrm>
+                    <a:prstGeom prst="rect"/>
+                  </pic:spPr>
+                </pic:pic>
+              </a:graphicData>
+            </a:graphic>
+          </wp:inline>
+        </w:drawing>
+      </w:r>
+    </w:p>
+    <w:p>
+      <w:pPr>
+        <w:spacing w:line="336" w:lineRule="auto" w:after="180"/>
+      </w:pPr>
+      <w:r>
+        <w:rPr>
+          <w:b w:val="0"/>
+        </w:rPr>
+        <w:t xml:space="preserve">Read fields: class_code is nonempty text; portions is the integer 12. → Check range: 0 &lt;= 12 &lt;= 30, so the declared count is within range. → Accept structure: Accept this </w:t>
+      </w:r>
+      <w:r>
+        <w:rPr>
+          <w:b/>
+        </w:rPr>
+        <w:t>response</w:t>
+      </w:r>
+      <w:r>
+        <w:rPr>
+          <w:b w:val="0"/>
+        </w:rPr>
+        <w:t xml:space="preserve"> shape; acceptance does not prove that 12 portions were actually counted.</w:t>
+      </w:r>
+    </w:p>
+    <w:p>
+      <w:pPr>
+        <w:spacing w:line="336" w:lineRule="auto" w:after="180"/>
+        <w:shd w:fill="F5F1FB"/>
+      </w:pPr>
+      <w:r>
+        <w:rPr>
+          <w:b w:val="0"/>
+        </w:rPr>
+        <w:t xml:space="preserve">Point to each numbered stage and explain which recorded </w:t>
+      </w:r>
+      <w:r>
+        <w:rPr>
+          <w:b/>
+        </w:rPr>
+        <w:t>input</w:t>
+      </w:r>
+      <w:r>
+        <w:rPr>
+          <w:b w:val="0"/>
+        </w:rPr>
+        <w:t xml:space="preserve"> it uses.</w:t>
+      </w:r>
+    </w:p>
+    <w:p>
+      <w:pPr>
+        <w:pStyle w:val="Heading3"/>
+      </w:pPr>
+      <w:r>
+        <w:t>My picture explanation, deciding evidence and one limit</w:t>
+      </w:r>
+    </w:p>
+    <w:p>
+      <w:r>
+        <w:t>________________________________________________________________</w:t>
+      </w:r>
+    </w:p>
+    <w:p>
+      <w:r>
+        <w:t>________________________________________________________________</w:t>
+      </w:r>
+    </w:p>
+    <w:p>
+      <w:r>
+        <w:t>________________________________________________________________</w:t>
+      </w:r>
+    </w:p>
+    <w:p>
+      <w:r>
+        <w:t>________________________________________________________________</w:t>
+      </w:r>
+    </w:p>
+    <w:p>
+      <w:pPr>
+        <w:pStyle w:val="Heading3"/>
+      </w:pPr>
+      <w:r>
+        <w:t>03. Follow the evidence</w:t>
+      </w:r>
+    </w:p>
+    <w:p>
+      <w:r>
+        <w:drawing>
+          <wp:inline xmlns:a="http://schemas.openxmlformats.org/drawingml/2006/main" xmlns:pic="http://schemas.openxmlformats.org/drawingml/2006/picture">
+            <wp:extent cx="5486400" cy="2834640"/>
+            <wp:docPr id="4" name="Picture 4" descr="Follow the evidence. Input text | JSON object | Parse with json.loads. Python value | Dictionary fields | Check schema. Output text | accepted and minutes | Serialize with json.dumps"/>
+            <wp:cNvGraphicFramePr>
+              <a:graphicFrameLocks noChangeAspect="1"/>
+            </wp:cNvGraphicFramePr>
+            <a:graphic>
+              <a:graphicData uri="http://schemas.openxmlformats.org/drawingml/2006/picture">
+                <pic:pic>
+                  <pic:nvPicPr>
+                    <pic:cNvPr id="0" name="academy-story-ai-3-22-03.png"/>
+                    <pic:cNvPicPr/>
+                  </pic:nvPicPr>
+                  <pic:blipFill>
+                    <a:blip r:embed="rId12"/>
+                    <a:stretch>
+                      <a:fillRect/>
+                    </a:stretch>
+                  </pic:blipFill>
+                  <pic:spPr>
+                    <a:xfrm>
+                      <a:off x="0" y="0"/>
+                      <a:ext cx="5486400" cy="2834640"/>
+                    </a:xfrm>
+                    <a:prstGeom prst="rect"/>
+                  </pic:spPr>
+                </pic:pic>
+              </a:graphicData>
+            </a:graphic>
+          </wp:inline>
+        </w:drawing>
+      </w:r>
+    </w:p>
+    <w:p>
+      <w:pPr>
+        <w:spacing w:line="336" w:lineRule="auto" w:after="180"/>
+      </w:pPr>
+      <w:r>
+        <w:rPr>
+          <w:b w:val="0"/>
+        </w:rPr>
+        <w:t xml:space="preserve">Follow the </w:t>
+      </w:r>
+      <w:r>
+        <w:rPr>
+          <w:b/>
+        </w:rPr>
+        <w:t>evidence</w:t>
+      </w:r>
+      <w:r>
+        <w:rPr>
+          <w:b w:val="0"/>
+        </w:rPr>
+        <w:t xml:space="preserve">. </w:t>
+      </w:r>
+      <w:r>
+        <w:rPr>
+          <w:b/>
+        </w:rPr>
+        <w:t>Input</w:t>
+      </w:r>
+      <w:r>
+        <w:rPr>
+          <w:b w:val="0"/>
+        </w:rPr>
+        <w:t xml:space="preserve"> text | </w:t>
+      </w:r>
+      <w:r>
+        <w:rPr>
+          <w:b/>
+        </w:rPr>
+        <w:t>JSON object</w:t>
+      </w:r>
+      <w:r>
+        <w:rPr>
+          <w:b w:val="0"/>
+        </w:rPr>
+        <w:t xml:space="preserve"> | Parse with </w:t>
+      </w:r>
+      <w:r>
+        <w:rPr>
+          <w:b/>
+        </w:rPr>
+        <w:t>json</w:t>
+      </w:r>
+      <w:r>
+        <w:rPr>
+          <w:b w:val="0"/>
+        </w:rPr>
+        <w:t xml:space="preserve">.loads. Python value | Dictionary fields | Check schema. </w:t>
+      </w:r>
+      <w:r>
+        <w:rPr>
+          <w:b/>
+        </w:rPr>
+        <w:t>Output</w:t>
+      </w:r>
+      <w:r>
+        <w:rPr>
+          <w:b w:val="0"/>
+        </w:rPr>
+        <w:t xml:space="preserve"> text | accepted and minutes | Serialize with </w:t>
+      </w:r>
+      <w:r>
+        <w:rPr>
+          <w:b/>
+        </w:rPr>
+        <w:t>json</w:t>
+      </w:r>
+      <w:r>
+        <w:rPr>
+          <w:b w:val="0"/>
+        </w:rPr>
+        <w:t>.dumps</w:t>
+      </w:r>
+    </w:p>
+    <w:p>
+      <w:pPr>
+        <w:spacing w:line="336" w:lineRule="auto" w:after="180"/>
+        <w:shd w:fill="F5F1FB"/>
+      </w:pPr>
+      <w:r>
+        <w:rPr>
+          <w:b w:val="0"/>
+        </w:rPr>
+        <w:t>Read the labels and values. Explain the relationship the model shows.</w:t>
+      </w:r>
+    </w:p>
+    <w:p>
+      <w:pPr>
+        <w:pStyle w:val="Heading3"/>
+      </w:pPr>
+      <w:r>
+        <w:t>My picture explanation, deciding evidence and one limit</w:t>
+      </w:r>
+    </w:p>
+    <w:p>
+      <w:r>
+        <w:t>________________________________________________________________</w:t>
+      </w:r>
+    </w:p>
+    <w:p>
+      <w:r>
+        <w:t>________________________________________________________________</w:t>
+      </w:r>
+    </w:p>
+    <w:p>
+      <w:r>
+        <w:t>________________________________________________________________</w:t>
+      </w:r>
+    </w:p>
+    <w:p>
+      <w:r>
+        <w:t>________________________________________________________________</w:t>
+      </w:r>
+    </w:p>
+    <w:p>
+      <w:pPr>
+        <w:pStyle w:val="Heading3"/>
+      </w:pPr>
+      <w:r>
+        <w:t>04. Change one thing. Trace what follows.</w:t>
+      </w:r>
+    </w:p>
+    <w:p>
+      <w:r>
+        <w:drawing>
+          <wp:inline xmlns:a="http://schemas.openxmlformats.org/drawingml/2006/main" xmlns:pic="http://schemas.openxmlformats.org/drawingml/2006/picture">
+            <wp:extent cx="5486400" cy="3041904"/>
+            <wp:docPr id="5" name="Picture 5" descr="Original case: Accept this response shape; acceptance does not prove that 12 portions were actually counted. Changed condition: Replace 12 with the text &quot;12&quot;. Expected result: Reject the response under this strict contract. Reason: Digits inside quotes represent text, whereas portions requires an integer."/>
+            <wp:cNvGraphicFramePr>
+              <a:graphicFrameLocks noChangeAspect="1"/>
+            </wp:cNvGraphicFramePr>
+            <a:graphic>
+              <a:graphicData uri="http://schemas.openxmlformats.org/drawingml/2006/picture">
+                <pic:pic>
+                  <pic:nvPicPr>
+                    <pic:cNvPr id="0" name="academy-story-ai-3-22-04.png"/>
+                    <pic:cNvPicPr/>
+                  </pic:nvPicPr>
+                  <pic:blipFill>
+                    <a:blip r:embed="rId13"/>
+                    <a:stretch>
+                      <a:fillRect/>
+                    </a:stretch>
+                  </pic:blipFill>
+                  <pic:spPr>
+                    <a:xfrm>
+                      <a:off x="0" y="0"/>
+                      <a:ext cx="5486400" cy="3041904"/>
+                    </a:xfrm>
+                    <a:prstGeom prst="rect"/>
+                  </pic:spPr>
+                </pic:pic>
+              </a:graphicData>
+            </a:graphic>
+          </wp:inline>
+        </w:drawing>
+      </w:r>
+    </w:p>
+    <w:p>
+      <w:pPr>
+        <w:spacing w:line="336" w:lineRule="auto" w:after="180"/>
+      </w:pPr>
+      <w:r>
+        <w:rPr>
+          <w:b w:val="0"/>
+        </w:rPr>
+        <w:t xml:space="preserve">Original case: Accept this </w:t>
+      </w:r>
+      <w:r>
+        <w:rPr>
+          <w:b/>
+        </w:rPr>
+        <w:t>response</w:t>
+      </w:r>
+      <w:r>
+        <w:rPr>
+          <w:b w:val="0"/>
+        </w:rPr>
+        <w:t xml:space="preserve"> shape; acceptance does not prove that 12 portions were actually counted. Changed condition: Replace 12 with the text "12". Expected result: Reject the </w:t>
+      </w:r>
+      <w:r>
+        <w:rPr>
+          <w:b/>
+        </w:rPr>
+        <w:t>response</w:t>
+      </w:r>
+      <w:r>
+        <w:rPr>
+          <w:b w:val="0"/>
+        </w:rPr>
+        <w:t xml:space="preserve"> under this strict </w:t>
+      </w:r>
+      <w:r>
+        <w:rPr>
+          <w:b/>
+        </w:rPr>
+        <w:t>contract</w:t>
+      </w:r>
+      <w:r>
+        <w:rPr>
+          <w:b w:val="0"/>
+        </w:rPr>
+        <w:t>.</w:t>
+      </w:r>
+    </w:p>
+    <w:p>
+      <w:pPr>
+        <w:spacing w:line="336" w:lineRule="auto" w:after="180"/>
+      </w:pPr>
+      <w:r>
+        <w:rPr>
+          <w:b w:val="0"/>
+        </w:rPr>
+        <w:t>Reason: Digits inside quotes represent text, whereas portions requires an integer.</w:t>
+      </w:r>
+    </w:p>
+    <w:p>
+      <w:pPr>
+        <w:spacing w:line="336" w:lineRule="auto" w:after="180"/>
+        <w:shd w:fill="F5F1FB"/>
+      </w:pPr>
+      <w:r>
+        <w:rPr>
+          <w:b w:val="0"/>
+        </w:rPr>
+        <w:t>Predict before checking the worked changed-case result. Name what changed and what the supplied facts allow you to conclude.</w:t>
+      </w:r>
+    </w:p>
+    <w:p>
+      <w:pPr>
+        <w:pStyle w:val="Heading3"/>
+      </w:pPr>
+      <w:r>
+        <w:t>My picture explanation, deciding evidence and one limit</w:t>
+      </w:r>
+    </w:p>
+    <w:p>
+      <w:r>
+        <w:t>________________________________________________________________</w:t>
+      </w:r>
+    </w:p>
+    <w:p>
+      <w:r>
+        <w:t>________________________________________________________________</w:t>
+      </w:r>
+    </w:p>
+    <w:p>
+      <w:r>
+        <w:t>________________________________________________________________</w:t>
+      </w:r>
+    </w:p>
+    <w:p>
+      <w:r>
+        <w:t>________________________________________________________________</w:t>
+      </w:r>
+    </w:p>
+    <w:p>
+      <w:pPr>
+        <w:pStyle w:val="Heading3"/>
+      </w:pPr>
+      <w:r>
+        <w:t>05. Connect the explanation to its limit</w:t>
+      </w:r>
+    </w:p>
+    <w:p>
+      <w:r>
+        <w:drawing>
+          <wp:inline xmlns:a="http://schemas.openxmlformats.org/drawingml/2006/main" xmlns:pic="http://schemas.openxmlformats.org/drawingml/2006/picture">
+            <wp:extent cx="5486400" cy="2834640"/>
+            <wp:docPr id="6" name="Picture 6" descr="Read the picture in order. Accept this response shape; acceptance does not prove that 12 portions were actually counted. The arrows show which recorded input or intermediate result each decision uses. Explain the deciding step aloud before checking the changed case; pointing to the final answer alone does not show how it follows. Limit: JSON well-formedness, schema validity and real-world truth are different checks."/>
+            <wp:cNvGraphicFramePr>
+              <a:graphicFrameLocks noChangeAspect="1"/>
+            </wp:cNvGraphicFramePr>
+            <a:graphic>
+              <a:graphicData uri="http://schemas.openxmlformats.org/drawingml/2006/picture">
+                <pic:pic>
+                  <pic:nvPicPr>
+                    <pic:cNvPr id="0" name="academy-story-ai-3-22-05.png"/>
+                    <pic:cNvPicPr/>
+                  </pic:nvPicPr>
+                  <pic:blipFill>
+                    <a:blip r:embed="rId14"/>
+                    <a:stretch>
+                      <a:fillRect/>
+                    </a:stretch>
+                  </pic:blipFill>
+                  <pic:spPr>
+                    <a:xfrm>
+                      <a:off x="0" y="0"/>
+                      <a:ext cx="5486400" cy="2834640"/>
+                    </a:xfrm>
+                    <a:prstGeom prst="rect"/>
+                  </pic:spPr>
+                </pic:pic>
+              </a:graphicData>
+            </a:graphic>
+          </wp:inline>
+        </w:drawing>
+      </w:r>
+    </w:p>
+    <w:p>
+      <w:pPr>
+        <w:spacing w:line="336" w:lineRule="auto" w:after="180"/>
+      </w:pPr>
+      <w:r>
+        <w:rPr>
+          <w:b w:val="0"/>
+        </w:rPr>
+        <w:t xml:space="preserve">Read the picture in order. Accept this </w:t>
+      </w:r>
+      <w:r>
+        <w:rPr>
+          <w:b/>
+        </w:rPr>
+        <w:t>response</w:t>
+      </w:r>
+      <w:r>
+        <w:rPr>
+          <w:b w:val="0"/>
+        </w:rPr>
+        <w:t xml:space="preserve"> shape; acceptance does not prove that 12 portions were actually counted. The arrows show which recorded </w:t>
+      </w:r>
+      <w:r>
+        <w:rPr>
+          <w:b/>
+        </w:rPr>
+        <w:t>input</w:t>
+      </w:r>
+      <w:r>
+        <w:rPr>
+          <w:b w:val="0"/>
+        </w:rPr>
+        <w:t xml:space="preserve"> or intermediate result each decision uses.</w:t>
+      </w:r>
+    </w:p>
+    <w:p>
+      <w:pPr>
+        <w:spacing w:line="336" w:lineRule="auto" w:after="180"/>
+      </w:pPr>
+      <w:r>
+        <w:rPr>
+          <w:b w:val="0"/>
+        </w:rPr>
+        <w:t xml:space="preserve">Explain the deciding step aloud before checking the changed case; pointing to the final answer alone does not show how it follows. Limit: </w:t>
+      </w:r>
+      <w:r>
+        <w:rPr>
+          <w:b/>
+        </w:rPr>
+        <w:t>JSON</w:t>
+      </w:r>
+      <w:r>
+        <w:rPr>
+          <w:b w:val="0"/>
+        </w:rPr>
+        <w:t xml:space="preserve"> well-formedness, schema validity and real-world truth are different checks.</w:t>
+      </w:r>
+    </w:p>
+    <w:p>
+      <w:pPr>
+        <w:spacing w:line="336" w:lineRule="auto" w:after="180"/>
+        <w:shd w:fill="F5F1FB"/>
+      </w:pPr>
+      <w:r>
+        <w:rPr>
+          <w:b w:val="0"/>
+        </w:rPr>
+        <w:t>Explain the case, then point to a limit on the claim.</w:t>
+      </w:r>
+    </w:p>
+    <w:p>
+      <w:pPr>
+        <w:pStyle w:val="Heading3"/>
+      </w:pPr>
+      <w:r>
+        <w:t>My picture explanation, deciding evidence and one limit</w:t>
+      </w:r>
+    </w:p>
+    <w:p>
+      <w:r>
+        <w:t>________________________________________________________________</w:t>
+      </w:r>
+    </w:p>
+    <w:p>
+      <w:r>
+        <w:t>________________________________________________________________</w:t>
+      </w:r>
+    </w:p>
+    <w:p>
+      <w:r>
+        <w:t>________________________________________________________________</w:t>
+      </w:r>
+    </w:p>
+    <w:p>
+      <w:r>
+        <w:t>________________________________________________________________</w:t>
+      </w:r>
+    </w:p>
+    <w:p>
+      <w:pPr>
+        <w:pStyle w:val="Heading3"/>
+      </w:pPr>
+      <w:r>
+        <w:t>06. Make the idea visible in your project</w:t>
+      </w:r>
+    </w:p>
+    <w:p>
+      <w:r>
+        <w:drawing>
+          <wp:inline xmlns:a="http://schemas.openxmlformats.org/drawingml/2006/main" xmlns:pic="http://schemas.openxmlformats.org/drawingml/2006/picture">
+            <wp:extent cx="5486400" cy="3681984"/>
+            <wp:docPr id="7" name="Picture 7" descr="For your Verified Study Buddy, save the input, procedure, observed result and limitation of this check. Label this worked example as practice; use a different, previously unreviewed case when checking independent understanding. Draw your input, deciding step, result and limit. Supported question: Would converting the text silently prove the source count is correct? Point to the relevant step in the picture, then write the changed result and the rule or evidence that supports it."/>
+            <wp:cNvGraphicFramePr>
+              <a:graphicFrameLocks noChangeAspect="1"/>
+            </wp:cNvGraphicFramePr>
+            <a:graphic>
+              <a:graphicData uri="http://schemas.openxmlformats.org/drawingml/2006/picture">
+                <pic:pic>
+                  <pic:nvPicPr>
+                    <pic:cNvPr id="0" name="academy-story-ai-3-22-06.png"/>
+                    <pic:cNvPicPr/>
+                  </pic:nvPicPr>
+                  <pic:blipFill>
+                    <a:blip r:embed="rId15"/>
+                    <a:stretch>
+                      <a:fillRect/>
+                    </a:stretch>
+                  </pic:blipFill>
+                  <pic:spPr>
+                    <a:xfrm>
+                      <a:off x="0" y="0"/>
+                      <a:ext cx="5486400" cy="3681984"/>
+                    </a:xfrm>
+                    <a:prstGeom prst="rect"/>
+                  </pic:spPr>
+                </pic:pic>
+              </a:graphicData>
+            </a:graphic>
+          </wp:inline>
+        </w:drawing>
+      </w:r>
+    </w:p>
+    <w:p>
+      <w:pPr>
+        <w:spacing w:line="336" w:lineRule="auto" w:after="180"/>
+      </w:pPr>
+      <w:r>
+        <w:rPr>
+          <w:b w:val="0"/>
+        </w:rPr>
+        <w:t xml:space="preserve">For your Verified Study Buddy, save the </w:t>
+      </w:r>
+      <w:r>
+        <w:rPr>
+          <w:b/>
+        </w:rPr>
+        <w:t>input</w:t>
+      </w:r>
+      <w:r>
+        <w:rPr>
+          <w:b w:val="0"/>
+        </w:rPr>
+        <w:t>, procedure, observed result and limitation of this check.</w:t>
+      </w:r>
+    </w:p>
+    <w:p>
+      <w:pPr>
+        <w:spacing w:line="336" w:lineRule="auto" w:after="180"/>
+      </w:pPr>
+      <w:r>
+        <w:rPr>
+          <w:b w:val="0"/>
+        </w:rPr>
+        <w:t xml:space="preserve">Label this worked example as practice; use a different, previously unreviewed case when checking independent understanding. Draw your </w:t>
+      </w:r>
+      <w:r>
+        <w:rPr>
+          <w:b/>
+        </w:rPr>
+        <w:t>input</w:t>
+      </w:r>
+      <w:r>
+        <w:rPr>
+          <w:b w:val="0"/>
+        </w:rPr>
+        <w:t>, deciding step, result and limit.</w:t>
+      </w:r>
+    </w:p>
+    <w:p>
+      <w:pPr>
+        <w:spacing w:line="336" w:lineRule="auto" w:after="180"/>
+      </w:pPr>
+      <w:r>
+        <w:rPr>
+          <w:b w:val="0"/>
+        </w:rPr>
+        <w:t xml:space="preserve">Supported question: Would converting the text silently prove the source count is correct? Point to the relevant step in the picture, then write the changed result and the rule or </w:t>
+      </w:r>
+      <w:r>
+        <w:rPr>
+          <w:b/>
+        </w:rPr>
+        <w:t>evidence</w:t>
+      </w:r>
+      <w:r>
+        <w:rPr>
+          <w:b w:val="0"/>
+        </w:rPr>
+        <w:t xml:space="preserve"> that supports it.</w:t>
+      </w:r>
+    </w:p>
+    <w:p>
+      <w:pPr>
+        <w:spacing w:line="336" w:lineRule="auto" w:after="180"/>
+        <w:shd w:fill="F5F1FB"/>
+      </w:pPr>
+      <w:r>
+        <w:rPr>
+          <w:b w:val="0"/>
+        </w:rPr>
+        <w:t xml:space="preserve">Draw your project trace and justify the deciding step using </w:t>
+      </w:r>
+      <w:r>
+        <w:rPr>
+          <w:b/>
+        </w:rPr>
+        <w:t>evidence</w:t>
+      </w:r>
+      <w:r>
+        <w:rPr>
+          <w:b w:val="0"/>
+        </w:rPr>
+        <w:t>.</w:t>
+      </w:r>
+    </w:p>
+    <w:p>
+      <w:pPr>
+        <w:pStyle w:val="Heading3"/>
+      </w:pPr>
+      <w:r>
+        <w:t>My picture explanation, deciding evidence and one limit</w:t>
       </w:r>
     </w:p>
     <w:p>

--- a/downloads/workbook/ai-3-week-22.docx
+++ b/downloads/workbook/ai-3-week-22.docx
@@ -25,12 +25,492 @@
         <w:pStyle w:val="Heading1"/>
       </w:pPr>
       <w:r>
-        <w:t>01. Recall and choose your starting point</w:t>
-      </w:r>
-    </w:p>
-    <w:p>
-      <w:r>
-        <w:t>Record your starting explanation for Requests Responses and JSON before opening notes. Show any later correction separately.</w:t>
+        <w:t>One connected JSON and interface record.</w:t>
+      </w:r>
+    </w:p>
+    <w:p>
+      <w:r>
+        <w:t>Translate values, classify failures, guard structure and state what parsing cannot prove.</w:t>
+      </w:r>
+    </w:p>
+    <w:p>
+      <w:r>
+        <w:t>Preserve exact fields, types, ranges, output behavior and factual-evidence boundaries.</w:t>
+      </w:r>
+    </w:p>
+    <w:p>
+      <w:pPr>
+        <w:pStyle w:val="Heading1"/>
+      </w:pPr>
+      <w:r>
+        <w:t>01. Recall: reconnect earlier ideas</w:t>
+      </w:r>
+    </w:p>
+    <w:p>
+      <w:r>
+        <w:t>Retrieve before opening notes.</w:t>
+      </w:r>
+    </w:p>
+    <w:p>
+      <w:pPr>
+        <w:pStyle w:val="Heading2"/>
+      </w:pPr>
+      <w:r>
+        <w:t>Retrieve and explain</w:t>
+      </w:r>
+    </w:p>
+    <w:p>
+      <w:pPr>
+        <w:pStyle w:val="ListBullet"/>
+      </w:pPr>
+      <w:r>
+        <w:t>Try the recall before opening notes. Then use a different colour or a labelled second line to correct your explanation.</w:t>
+      </w:r>
+    </w:p>
+    <w:p>
+      <w:pPr>
+        <w:pStyle w:val="ListBullet"/>
+      </w:pPr>
+      <w:r>
+        <w:t>Without opening the old lesson, explain one key idea from Tools and APIs. Give an example and a mistake that the idea helps you avoid.</w:t>
+      </w:r>
+    </w:p>
+    <w:p>
+      <w:pPr>
+        <w:pStyle w:val="Heading3"/>
+      </w:pPr>
+      <w:r>
+        <w:t>My remembered idea, example and correction</w:t>
+      </w:r>
+    </w:p>
+    <w:p>
+      <w:r>
+        <w:t>________________________________________________________________</w:t>
+      </w:r>
+    </w:p>
+    <w:p>
+      <w:r>
+        <w:t>________________________________________________________________</w:t>
+      </w:r>
+    </w:p>
+    <w:p>
+      <w:r>
+        <w:t>________________________________________________________________</w:t>
+      </w:r>
+    </w:p>
+    <w:p>
+      <w:pPr>
+        <w:pStyle w:val="ListBullet"/>
+      </w:pPr>
+      <w:r>
+        <w:t>Without opening the old lesson, explain one key idea from User Need and AI Contribution. Give an example and a mistake that the idea helps you avoid.</w:t>
+      </w:r>
+    </w:p>
+    <w:p>
+      <w:pPr>
+        <w:pStyle w:val="Heading3"/>
+      </w:pPr>
+      <w:r>
+        <w:t>My remembered idea, example and correction</w:t>
+      </w:r>
+    </w:p>
+    <w:p>
+      <w:r>
+        <w:t>________________________________________________________________</w:t>
+      </w:r>
+    </w:p>
+    <w:p>
+      <w:r>
+        <w:t>________________________________________________________________</w:t>
+      </w:r>
+    </w:p>
+    <w:p>
+      <w:r>
+        <w:t>________________________________________________________________</w:t>
+      </w:r>
+    </w:p>
+    <w:p>
+      <w:pPr>
+        <w:pStyle w:val="ListBullet"/>
+      </w:pPr>
+      <w:r>
+        <w:t>Without opening the old lesson, explain one key idea from Verify Numbers and Dates. Give an example and a mistake that the idea helps you avoid.</w:t>
+      </w:r>
+    </w:p>
+    <w:p>
+      <w:pPr>
+        <w:pStyle w:val="Heading3"/>
+      </w:pPr>
+      <w:r>
+        <w:t>My remembered idea, example and correction</w:t>
+      </w:r>
+    </w:p>
+    <w:p>
+      <w:r>
+        <w:t>________________________________________________________________</w:t>
+      </w:r>
+    </w:p>
+    <w:p>
+      <w:r>
+        <w:t>________________________________________________________________</w:t>
+      </w:r>
+    </w:p>
+    <w:p>
+      <w:r>
+        <w:t>________________________________________________________________</w:t>
+      </w:r>
+    </w:p>
+    <w:p>
+      <w:pPr>
+        <w:pStyle w:val="Heading2"/>
+      </w:pPr>
+      <w:r>
+        <w:t>Earlier wording, alternatives and picture transcripts · reference / check after trying</w:t>
+      </w:r>
+    </w:p>
+    <w:p>
+      <w:pPr>
+        <w:pStyle w:val="Heading3"/>
+      </w:pPr>
+      <w:r>
+        <w:t>Tools and APIs</w:t>
+      </w:r>
+    </w:p>
+    <w:p>
+      <w:pPr>
+        <w:pStyle w:val="Heading3"/>
+      </w:pPr>
+      <w:r>
+        <w:t>User Need and AI Contribution</w:t>
+      </w:r>
+    </w:p>
+    <w:p>
+      <w:pPr>
+        <w:pStyle w:val="Heading3"/>
+      </w:pPr>
+      <w:r>
+        <w:t>Verify Numbers and Dates</w:t>
+      </w:r>
+    </w:p>
+    <w:p>
+      <w:pPr>
+        <w:pStyle w:val="Heading1"/>
+      </w:pPr>
+      <w:r>
+        <w:t>12. W1 · Translate representations</w:t>
+      </w:r>
+    </w:p>
+    <w:p>
+      <w:r>
+        <w:t>Keep JSON and Python spellings separate.</w:t>
+      </w:r>
+    </w:p>
+    <w:p>
+      <w:pPr>
+        <w:pStyle w:val="Heading2"/>
+      </w:pPr>
+      <w:r>
+        <w:t>Your evidence record</w:t>
+      </w:r>
+    </w:p>
+    <w:p>
+      <w:pPr>
+        <w:pStyle w:val="ListBullet"/>
+      </w:pPr>
+      <w:r>
+        <w:t>Activity contract: exactly name nonempty text and minutes exact integer 0..60; reject bool, extra/duplicate fields, malformed JSON and non-object top levels. Rejection output accepted=false,minutes=null; accepted minutes 0 is legitimate zero. JSON null→Python None; Python True→JSON true. Separate lunch contract uses class_code/portions 0..30. Parsing, schema validity and observation truth are separate.</w:t>
+      </w:r>
+    </w:p>
+    <w:p>
+      <w:pPr>
+        <w:pStyle w:val="ListBullet"/>
+      </w:pPr>
+      <w:r>
+        <w:t>What Python value does JSON null become? What JSON value represents Python True?</w:t>
+      </w:r>
+    </w:p>
+    <w:p>
+      <w:pPr>
+        <w:pStyle w:val="Heading3"/>
+      </w:pPr>
+      <w:r>
+        <w:t>My reasoning and evidence</w:t>
+      </w:r>
+    </w:p>
+    <w:p>
+      <w:r>
+        <w:t>________________________________________________________________</w:t>
+      </w:r>
+    </w:p>
+    <w:p>
+      <w:r>
+        <w:t>________________________________________________________________</w:t>
+      </w:r>
+    </w:p>
+    <w:p>
+      <w:r>
+        <w:t>________________________________________________________________</w:t>
+      </w:r>
+    </w:p>
+    <w:p>
+      <w:r>
+        <w:t>________________________________________________________________</w:t>
+      </w:r>
+    </w:p>
+    <w:p>
+      <w:r>
+        <w:t>________________________________________________________________</w:t>
+      </w:r>
+    </w:p>
+    <w:p>
+      <w:r>
+        <w:t>________________________________________________________________</w:t>
+      </w:r>
+    </w:p>
+    <w:p>
+      <w:pPr>
+        <w:pStyle w:val="Heading1"/>
+      </w:pPr>
+      <w:r>
+        <w:t>13. W2 · Separate syntax from type errors</w:t>
+      </w:r>
+    </w:p>
+    <w:p>
+      <w:r>
+        <w:t>State all missing fields as well as the intended contrast.</w:t>
+      </w:r>
+    </w:p>
+    <w:p>
+      <w:pPr>
+        <w:pStyle w:val="Heading2"/>
+      </w:pPr>
+      <w:r>
+        <w:t>Your evidence record</w:t>
+      </w:r>
+    </w:p>
+    <w:p>
+      <w:pPr>
+        <w:pStyle w:val="ListBullet"/>
+      </w:pPr>
+      <w:r>
+        <w:t>Activity contract: exactly name nonempty text and minutes exact integer 0..60; reject bool, extra/duplicate fields, malformed JSON and non-object top levels. Rejection output accepted=false,minutes=null; accepted minutes 0 is legitimate zero. JSON null→Python None; Python True→JSON true. Separate lunch contract uses class_code/portions 0..30. Parsing, schema validity and observation truth are separate.</w:t>
+      </w:r>
+    </w:p>
+    <w:p>
+      <w:pPr>
+        <w:pStyle w:val="ListBullet"/>
+      </w:pPr>
+      <w:r>
+        <w:t>Classify {"minutes": "5"} and {minutes: 5} as valid JSON text or malformed JSON.</w:t>
+      </w:r>
+    </w:p>
+    <w:p>
+      <w:pPr>
+        <w:pStyle w:val="Heading3"/>
+      </w:pPr>
+      <w:r>
+        <w:t>My reasoning and evidence</w:t>
+      </w:r>
+    </w:p>
+    <w:p>
+      <w:r>
+        <w:t>________________________________________________________________</w:t>
+      </w:r>
+    </w:p>
+    <w:p>
+      <w:r>
+        <w:t>________________________________________________________________</w:t>
+      </w:r>
+    </w:p>
+    <w:p>
+      <w:r>
+        <w:t>________________________________________________________________</w:t>
+      </w:r>
+    </w:p>
+    <w:p>
+      <w:r>
+        <w:t>________________________________________________________________</w:t>
+      </w:r>
+    </w:p>
+    <w:p>
+      <w:r>
+        <w:t>________________________________________________________________</w:t>
+      </w:r>
+    </w:p>
+    <w:p>
+      <w:r>
+        <w:t>________________________________________________________________</w:t>
+      </w:r>
+    </w:p>
+    <w:p>
+      <w:pPr>
+        <w:pStyle w:val="Heading1"/>
+      </w:pPr>
+      <w:r>
+        <w:t>14. W3 · Guard the top-level value</w:t>
+      </w:r>
+    </w:p>
+    <w:p>
+      <w:r>
+        <w:t>Check dictionary structure before field access.</w:t>
+      </w:r>
+    </w:p>
+    <w:p>
+      <w:pPr>
+        <w:pStyle w:val="Heading2"/>
+      </w:pPr>
+      <w:r>
+        <w:t>Your evidence record</w:t>
+      </w:r>
+    </w:p>
+    <w:p>
+      <w:pPr>
+        <w:pStyle w:val="ListBullet"/>
+      </w:pPr>
+      <w:r>
+        <w:t>Activity contract: exactly name nonempty text and minutes exact integer 0..60; reject bool, extra/duplicate fields, malformed JSON and non-object top levels. Rejection output accepted=false,minutes=null; accepted minutes 0 is legitimate zero. JSON null→Python None; Python True→JSON true. Separate lunch contract uses class_code/portions 0..30. Parsing, schema validity and observation truth are separate.</w:t>
+      </w:r>
+    </w:p>
+    <w:p>
+      <w:pPr>
+        <w:pStyle w:val="ListBullet"/>
+      </w:pPr>
+      <w:r>
+        <w:t>A parser accepts a JSON list then crashes on .get. What check belongs before field access?</w:t>
+      </w:r>
+    </w:p>
+    <w:p>
+      <w:pPr>
+        <w:pStyle w:val="Heading3"/>
+      </w:pPr>
+      <w:r>
+        <w:t>My reasoning and evidence</w:t>
+      </w:r>
+    </w:p>
+    <w:p>
+      <w:r>
+        <w:t>________________________________________________________________</w:t>
+      </w:r>
+    </w:p>
+    <w:p>
+      <w:r>
+        <w:t>________________________________________________________________</w:t>
+      </w:r>
+    </w:p>
+    <w:p>
+      <w:r>
+        <w:t>________________________________________________________________</w:t>
+      </w:r>
+    </w:p>
+    <w:p>
+      <w:r>
+        <w:t>________________________________________________________________</w:t>
+      </w:r>
+    </w:p>
+    <w:p>
+      <w:r>
+        <w:t>________________________________________________________________</w:t>
+      </w:r>
+    </w:p>
+    <w:p>
+      <w:r>
+        <w:t>________________________________________________________________</w:t>
+      </w:r>
+    </w:p>
+    <w:p>
+      <w:pPr>
+        <w:pStyle w:val="Heading1"/>
+      </w:pPr>
+      <w:r>
+        <w:t>16. W5 · Limit what parsing proves</w:t>
+      </w:r>
+    </w:p>
+    <w:p>
+      <w:r>
+        <w:t>Do not infer source truth from a successful parse.</w:t>
+      </w:r>
+    </w:p>
+    <w:p>
+      <w:pPr>
+        <w:pStyle w:val="Heading2"/>
+      </w:pPr>
+      <w:r>
+        <w:t>Your evidence record</w:t>
+      </w:r>
+    </w:p>
+    <w:p>
+      <w:pPr>
+        <w:pStyle w:val="ListBullet"/>
+      </w:pPr>
+      <w:r>
+        <w:t>Activity contract: exactly name nonempty text and minutes exact integer 0..60; reject bool, extra/duplicate fields, malformed JSON and non-object top levels. Rejection output accepted=false,minutes=null; accepted minutes 0 is legitimate zero. JSON null→Python None; Python True→JSON true. Separate lunch contract uses class_code/portions 0..30. Parsing, schema validity and observation truth are separate.</w:t>
+      </w:r>
+    </w:p>
+    <w:p>
+      <w:pPr>
+        <w:pStyle w:val="ListBullet"/>
+      </w:pPr>
+      <w:r>
+        <w:t>A JSON record parses successfully. Does that prove its observation is correct?</w:t>
+      </w:r>
+    </w:p>
+    <w:p>
+      <w:pPr>
+        <w:pStyle w:val="Heading3"/>
+      </w:pPr>
+      <w:r>
+        <w:t>My reasoning and evidence</w:t>
+      </w:r>
+    </w:p>
+    <w:p>
+      <w:r>
+        <w:t>________________________________________________________________</w:t>
+      </w:r>
+    </w:p>
+    <w:p>
+      <w:r>
+        <w:t>________________________________________________________________</w:t>
+      </w:r>
+    </w:p>
+    <w:p>
+      <w:r>
+        <w:t>________________________________________________________________</w:t>
+      </w:r>
+    </w:p>
+    <w:p>
+      <w:r>
+        <w:t>________________________________________________________________</w:t>
+      </w:r>
+    </w:p>
+    <w:p>
+      <w:r>
+        <w:t>________________________________________________________________</w:t>
+      </w:r>
+    </w:p>
+    <w:p>
+      <w:r>
+        <w:t>________________________________________________________________</w:t>
+      </w:r>
+    </w:p>
+    <w:p>
+      <w:pPr>
+        <w:pStyle w:val="Heading1"/>
+      </w:pPr>
+      <w:r>
+        <w:t>04. W4 · Specify the new label/count interface independently</w:t>
+      </w:r>
+    </w:p>
+    <w:p>
+      <w:r>
+        <w:t>Keep one first attempt before hints or feedback.</w:t>
+      </w:r>
+    </w:p>
+    <w:p>
+      <w:pPr>
+        <w:pStyle w:val="Heading2"/>
+      </w:pPr>
+      <w:r>
+        <w:t>Read and explain independently</w:t>
       </w:r>
     </w:p>
     <w:p>
@@ -41,15 +521,7 @@
         <w:rPr>
           <w:b w:val="0"/>
         </w:rPr>
-        <w:t>Try the recall before opening notes. Then use a different colour or a labelled second line to correct your explanation.</w:t>
-      </w:r>
-    </w:p>
-    <w:p>
-      <w:pPr>
-        <w:pStyle w:val="Heading3"/>
-      </w:pPr>
-      <w:r>
-        <w:t>Tools and APIs</w:t>
+        <w:t>Specify your choices explicitly for missing or extra fields and the output on rejection. The task supplies field meanings and bounds, but no real box inventory. Treat acceptance as a contract decision rather than evidence that a box was physically counted.</w:t>
       </w:r>
     </w:p>
     <w:p>
@@ -60,138 +532,7 @@
         <w:rPr>
           <w:b w:val="0"/>
         </w:rPr>
-        <w:t>Without opening the old lesson, explain one key idea from Tools and APIs. Give an example and a mistake that the idea helps you avoid.</w:t>
-      </w:r>
-    </w:p>
-    <w:p>
-      <w:pPr>
-        <w:pStyle w:val="Heading3"/>
-      </w:pPr>
-      <w:r>
-        <w:t>My remembered idea, example and correction</w:t>
-      </w:r>
-    </w:p>
-    <w:p>
-      <w:r>
-        <w:t>________________________________________________________________</w:t>
-      </w:r>
-    </w:p>
-    <w:p>
-      <w:r>
-        <w:t>________________________________________________________________</w:t>
-      </w:r>
-    </w:p>
-    <w:p>
-      <w:r>
-        <w:t>________________________________________________________________</w:t>
-      </w:r>
-    </w:p>
-    <w:p>
-      <w:pPr>
-        <w:pStyle w:val="Heading3"/>
-      </w:pPr>
-      <w:r>
-        <w:t>User Need and AI Contribution</w:t>
-      </w:r>
-    </w:p>
-    <w:p>
-      <w:pPr>
-        <w:spacing w:line="336" w:lineRule="auto" w:after="180"/>
-      </w:pPr>
-      <w:r>
-        <w:rPr>
-          <w:b w:val="0"/>
-        </w:rPr>
-        <w:t>Without opening the old lesson, explain one key idea from User Need and AI Contribution. Give an example and a mistake that the idea helps you avoid.</w:t>
-      </w:r>
-    </w:p>
-    <w:p>
-      <w:pPr>
-        <w:pStyle w:val="Heading3"/>
-      </w:pPr>
-      <w:r>
-        <w:t>My remembered idea, example and correction</w:t>
-      </w:r>
-    </w:p>
-    <w:p>
-      <w:r>
-        <w:t>________________________________________________________________</w:t>
-      </w:r>
-    </w:p>
-    <w:p>
-      <w:r>
-        <w:t>________________________________________________________________</w:t>
-      </w:r>
-    </w:p>
-    <w:p>
-      <w:r>
-        <w:t>________________________________________________________________</w:t>
-      </w:r>
-    </w:p>
-    <w:p>
-      <w:pPr>
-        <w:pStyle w:val="Heading3"/>
-      </w:pPr>
-      <w:r>
-        <w:t>Verify Numbers and Dates</w:t>
-      </w:r>
-    </w:p>
-    <w:p>
-      <w:pPr>
-        <w:spacing w:line="336" w:lineRule="auto" w:after="180"/>
-      </w:pPr>
-      <w:r>
-        <w:rPr>
-          <w:b w:val="0"/>
-        </w:rPr>
-        <w:t>Without opening the old lesson, explain one key idea from Verify Numbers and Dates. Give an example and a mistake that the idea helps you avoid.</w:t>
-      </w:r>
-    </w:p>
-    <w:p>
-      <w:pPr>
-        <w:pStyle w:val="Heading3"/>
-      </w:pPr>
-      <w:r>
-        <w:t>My remembered idea, example and correction</w:t>
-      </w:r>
-    </w:p>
-    <w:p>
-      <w:r>
-        <w:t>________________________________________________________________</w:t>
-      </w:r>
-    </w:p>
-    <w:p>
-      <w:r>
-        <w:t>________________________________________________________________</w:t>
-      </w:r>
-    </w:p>
-    <w:p>
-      <w:r>
-        <w:t>________________________________________________________________</w:t>
-      </w:r>
-    </w:p>
-    <w:p>
-      <w:pPr>
-        <w:pStyle w:val="Heading1"/>
-      </w:pPr>
-      <w:r>
-        <w:t>02. Practise with fading help</w:t>
-      </w:r>
-    </w:p>
-    <w:p>
-      <w:r>
-        <w:t>Complete the supported Requests Responses and JSON trace and record the first step you can explain without help.</w:t>
-      </w:r>
-    </w:p>
-    <w:p>
-      <w:pPr>
-        <w:spacing w:line="336" w:lineRule="auto" w:after="180"/>
-      </w:pPr>
-      <w:r>
-        <w:rPr>
-          <w:b w:val="0"/>
-        </w:rPr>
-        <w:t xml:space="preserve">Use W2: Separate failures for </w:t>
+        <w:t xml:space="preserve">Define a </w:t>
       </w:r>
       <w:r>
         <w:rPr>
@@ -203,7 +544,165 @@
         <w:rPr>
           <w:b w:val="0"/>
         </w:rPr>
-        <w:t xml:space="preserve"> and </w:t>
+        <w:t xml:space="preserve"> </w:t>
+      </w:r>
+      <w:r>
+        <w:rPr>
+          <w:b/>
+        </w:rPr>
+        <w:t>contract</w:t>
+      </w:r>
+      <w:r>
+        <w:rPr>
+          <w:b w:val="0"/>
+        </w:rPr>
+        <w:t xml:space="preserve"> for {"label": "Box", "count": 4}: nonempty text label, integer count 0 through 10. Give a valid case, a wrong-type case and a missing-field case with expected acceptance.</w:t>
+      </w:r>
+    </w:p>
+    <w:p>
+      <w:pPr>
+        <w:pStyle w:val="Heading3"/>
+      </w:pPr>
+      <w:r>
+        <w:t>My independent explanation, trace and limits</w:t>
+      </w:r>
+    </w:p>
+    <w:p>
+      <w:r>
+        <w:t>________________________________________________________________</w:t>
+      </w:r>
+    </w:p>
+    <w:p>
+      <w:r>
+        <w:t>________________________________________________________________</w:t>
+      </w:r>
+    </w:p>
+    <w:p>
+      <w:r>
+        <w:t>________________________________________________________________</w:t>
+      </w:r>
+    </w:p>
+    <w:p>
+      <w:r>
+        <w:t>________________________________________________________________</w:t>
+      </w:r>
+    </w:p>
+    <w:p>
+      <w:r>
+        <w:t>________________________________________________________________</w:t>
+      </w:r>
+    </w:p>
+    <w:p>
+      <w:r>
+        <w:t>________________________________________________________________</w:t>
+      </w:r>
+    </w:p>
+    <w:p>
+      <w:r>
+        <w:t>________________________________________________________________</w:t>
+      </w:r>
+    </w:p>
+    <w:p>
+      <w:pPr>
+        <w:pStyle w:val="Heading2"/>
+      </w:pPr>
+      <w:r>
+        <w:t>Keep a fair record</w:t>
+      </w:r>
+    </w:p>
+    <w:p>
+      <w:pPr>
+        <w:spacing w:line="336" w:lineRule="auto" w:after="180"/>
+      </w:pPr>
+      <w:r>
+        <w:rPr>
+          <w:b w:val="0"/>
+        </w:rPr>
+        <w:t>Attempt this case before feedback. Record any help. Earlier examples below are further practice; a case already practised with feedback cannot establish fresh transfer.</w:t>
+      </w:r>
+    </w:p>
+    <w:p>
+      <w:pPr>
+        <w:pStyle w:val="Heading2"/>
+      </w:pPr>
+      <w:r>
+        <w:t>Earlier wording, alternatives and picture transcripts · reference / check after trying</w:t>
+      </w:r>
+    </w:p>
+    <w:p>
+      <w:pPr>
+        <w:pStyle w:val="Heading3"/>
+      </w:pPr>
+      <w:r>
+        <w:t>Independent case: Specify independently</w:t>
+      </w:r>
+    </w:p>
+    <w:p>
+      <w:pPr>
+        <w:pStyle w:val="Heading1"/>
+      </w:pPr>
+      <w:r>
+        <w:t>09. Project · Keep the decision and its evidence</w:t>
+      </w:r>
+    </w:p>
+    <w:p>
+      <w:r>
+        <w:t>Add this week’s change to your existing project record.</w:t>
+      </w:r>
+    </w:p>
+    <w:p>
+      <w:pPr>
+        <w:pStyle w:val="Heading2"/>
+      </w:pPr>
+      <w:r>
+        <w:t>Your evidence record</w:t>
+      </w:r>
+    </w:p>
+    <w:p>
+      <w:pPr>
+        <w:spacing w:line="336" w:lineRule="auto" w:after="180"/>
+      </w:pPr>
+      <w:r>
+        <w:rPr>
+          <w:b w:val="0"/>
+        </w:rPr>
+        <w:t xml:space="preserve">Use a stable </w:t>
+      </w:r>
+      <w:r>
+        <w:rPr>
+          <w:b/>
+        </w:rPr>
+        <w:t>request</w:t>
+      </w:r>
+      <w:r>
+        <w:rPr>
+          <w:b w:val="0"/>
+        </w:rPr>
+        <w:t>/</w:t>
+      </w:r>
+      <w:r>
+        <w:rPr>
+          <w:b/>
+        </w:rPr>
+        <w:t>response</w:t>
+      </w:r>
+      <w:r>
+        <w:rPr>
+          <w:b w:val="0"/>
+        </w:rPr>
+        <w:t xml:space="preserve"> </w:t>
+      </w:r>
+      <w:r>
+        <w:rPr>
+          <w:b/>
+        </w:rPr>
+        <w:t>contract</w:t>
+      </w:r>
+      <w:r>
+        <w:rPr>
+          <w:b w:val="0"/>
+        </w:rPr>
+        <w:t xml:space="preserve"> between </w:t>
       </w:r>
       <w:r>
         <w:rPr>
@@ -215,486 +714,18 @@
         <w:rPr>
           <w:b w:val="0"/>
         </w:rPr>
-        <w:t xml:space="preserve"> </w:t>
-      </w:r>
-      <w:r>
-        <w:rPr>
-          <w:b/>
-        </w:rPr>
-        <w:t>contract</w:t>
-      </w:r>
+        <w:t>, retriever, model, and verifier.</w:t>
+      </w:r>
+    </w:p>
+    <w:p>
+      <w:pPr>
+        <w:spacing w:line="336" w:lineRule="auto" w:after="180"/>
+      </w:pPr>
       <w:r>
         <w:rPr>
           <w:b w:val="0"/>
         </w:rPr>
-        <w:t>s. Record the answer once; the lesson and workbook refer to the same attempt.</w:t>
-      </w:r>
-    </w:p>
-    <w:tbl>
-      <w:tblPr>
-        <w:tblStyle w:val="LightShading-Accent1"/>
-        <w:tblW w:type="auto" w:w="0"/>
-        <w:tblLook w:firstColumn="1" w:firstRow="1" w:lastColumn="0" w:lastRow="0" w:noHBand="0" w:noVBand="1" w:val="04A0"/>
-      </w:tblPr>
-      <w:tblGrid>
-        <w:gridCol w:w="2556"/>
-        <w:gridCol w:w="2556"/>
-        <w:gridCol w:w="2556"/>
-        <w:gridCol w:w="2556"/>
-      </w:tblGrid>
-      <w:tr>
-        <w:trPr>
-          <w:tblHeader/>
-        </w:trPr>
-        <w:tc>
-          <w:tcPr>
-            <w:tcW w:type="dxa" w:w="2556"/>
-          </w:tcPr>
-          <w:p>
-            <w:r>
-              <w:t>Given inputs</w:t>
-            </w:r>
-          </w:p>
-        </w:tc>
-        <w:tc>
-          <w:tcPr>
-            <w:tcW w:type="dxa" w:w="2556"/>
-          </w:tcPr>
-          <w:p>
-            <w:r>
-              <w:t>Procedure I chose</w:t>
-            </w:r>
-          </w:p>
-        </w:tc>
-        <w:tc>
-          <w:tcPr>
-            <w:tcW w:type="dxa" w:w="2556"/>
-          </w:tcPr>
-          <w:p>
-            <w:r>
-              <w:t>Middle steps</w:t>
-            </w:r>
-          </w:p>
-        </w:tc>
-        <w:tc>
-          <w:tcPr>
-            <w:tcW w:type="dxa" w:w="2556"/>
-          </w:tcPr>
-          <w:p>
-            <w:r>
-              <w:t>Result and check</w:t>
-            </w:r>
-          </w:p>
-        </w:tc>
-      </w:tr>
-      <w:tr>
-        <w:tc>
-          <w:tcPr>
-            <w:tcW w:type="dxa" w:w="2556"/>
-          </w:tcPr>
-          <w:p>
-            <w:r/>
-          </w:p>
-        </w:tc>
-        <w:tc>
-          <w:tcPr>
-            <w:tcW w:type="dxa" w:w="2556"/>
-          </w:tcPr>
-          <w:p>
-            <w:r/>
-          </w:p>
-        </w:tc>
-        <w:tc>
-          <w:tcPr>
-            <w:tcW w:type="dxa" w:w="2556"/>
-          </w:tcPr>
-          <w:p>
-            <w:r/>
-          </w:p>
-        </w:tc>
-        <w:tc>
-          <w:tcPr>
-            <w:tcW w:type="dxa" w:w="2556"/>
-          </w:tcPr>
-          <w:p>
-            <w:r/>
-          </w:p>
-        </w:tc>
-      </w:tr>
-    </w:tbl>
-    <w:p>
-      <w:pPr>
-        <w:pStyle w:val="Heading3"/>
-      </w:pPr>
-      <w:r>
-        <w:t>The step I completed without help, and the hint I needed</w:t>
-      </w:r>
-    </w:p>
-    <w:p>
-      <w:r>
-        <w:t>________________________________________________________________</w:t>
-      </w:r>
-    </w:p>
-    <w:p>
-      <w:r>
-        <w:t>________________________________________________________________</w:t>
-      </w:r>
-    </w:p>
-    <w:p>
-      <w:r>
-        <w:t>________________________________________________________________</w:t>
-      </w:r>
-    </w:p>
-    <w:p>
-      <w:pPr>
-        <w:pStyle w:val="Heading1"/>
-      </w:pPr>
-      <w:r>
-        <w:t>03. Individual reasoning check</w:t>
-      </w:r>
-    </w:p>
-    <w:p>
-      <w:r>
-        <w:t>Check the proposed Requests Responses and JSON explanation against the supplied facts before discussing it.</w:t>
-      </w:r>
-    </w:p>
-    <w:p>
-      <w:pPr>
-        <w:spacing w:line="336" w:lineRule="auto" w:after="180"/>
-      </w:pPr>
-      <w:r>
-        <w:rPr>
-          <w:b w:val="0"/>
-        </w:rPr>
-        <w:t xml:space="preserve">Use the worked case for </w:t>
-      </w:r>
-      <w:r>
-        <w:rPr>
-          <w:b/>
-        </w:rPr>
-        <w:t>JSON</w:t>
-      </w:r>
-      <w:r>
-        <w:rPr>
-          <w:b w:val="0"/>
-        </w:rPr>
-        <w:t xml:space="preserve"> and </w:t>
-      </w:r>
-      <w:r>
-        <w:rPr>
-          <w:b/>
-        </w:rPr>
-        <w:t>interface</w:t>
-      </w:r>
-      <w:r>
-        <w:rPr>
-          <w:b w:val="0"/>
-        </w:rPr>
-        <w:t xml:space="preserve"> </w:t>
-      </w:r>
-      <w:r>
-        <w:rPr>
-          <w:b/>
-        </w:rPr>
-        <w:t>contract</w:t>
-      </w:r>
-      <w:r>
-        <w:rPr>
-          <w:b w:val="0"/>
-        </w:rPr>
-        <w:t>s. Proposed explanation: “A successful run proves the conclusion”. Decide whether this explanation is supported.</w:t>
-      </w:r>
-    </w:p>
-    <w:p>
-      <w:pPr>
-        <w:spacing w:line="336" w:lineRule="auto" w:after="180"/>
-      </w:pPr>
-      <w:r>
-        <w:rPr>
-          <w:b w:val="0"/>
-        </w:rPr>
-        <w:t>Point to the step or supplied fact that decides; explain your repair if needed.</w:t>
-      </w:r>
-    </w:p>
-    <w:p>
-      <w:pPr>
-        <w:pStyle w:val="Heading3"/>
-      </w:pPr>
-      <w:r>
-        <w:t>My explanation before partner discussion</w:t>
-      </w:r>
-    </w:p>
-    <w:p>
-      <w:r>
-        <w:t>________________________________________________________________</w:t>
-      </w:r>
-    </w:p>
-    <w:p>
-      <w:r>
-        <w:t>________________________________________________________________</w:t>
-      </w:r>
-    </w:p>
-    <w:p>
-      <w:r>
-        <w:t>________________________________________________________________</w:t>
-      </w:r>
-    </w:p>
-    <w:p>
-      <w:r>
-        <w:t>________________________________________________________________</w:t>
-      </w:r>
-    </w:p>
-    <w:p>
-      <w:pPr>
-        <w:pStyle w:val="Heading1"/>
-      </w:pPr>
-      <w:r>
-        <w:t>04. Independent transfer case</w:t>
-      </w:r>
-    </w:p>
-    <w:p>
-      <w:r>
-        <w:t>Write one first attempt at the reserved independent case before feedback. Repeated copies of that case refer to the same recorded attempt.</w:t>
-      </w:r>
-    </w:p>
-    <w:p>
-      <w:pPr>
-        <w:pStyle w:val="Heading3"/>
-      </w:pPr>
-      <w:r>
-        <w:t>Independent case: Specify independently</w:t>
-      </w:r>
-    </w:p>
-    <w:p>
-      <w:pPr>
-        <w:spacing w:line="336" w:lineRule="auto" w:after="180"/>
-      </w:pPr>
-      <w:r>
-        <w:rPr>
-          <w:b w:val="0"/>
-        </w:rPr>
-        <w:t xml:space="preserve">Define a </w:t>
-      </w:r>
-      <w:r>
-        <w:rPr>
-          <w:b/>
-        </w:rPr>
-        <w:t>JSON</w:t>
-      </w:r>
-      <w:r>
-        <w:rPr>
-          <w:b w:val="0"/>
-        </w:rPr>
-        <w:t xml:space="preserve"> </w:t>
-      </w:r>
-      <w:r>
-        <w:rPr>
-          <w:b/>
-        </w:rPr>
-        <w:t>contract</w:t>
-      </w:r>
-      <w:r>
-        <w:rPr>
-          <w:b w:val="0"/>
-        </w:rPr>
-        <w:t xml:space="preserve"> for {"label": "Box", "count": 4}: nonempty text label, integer count 0 through 10. Give a valid case, a wrong-type case and a missing-field case with expected acceptance.</w:t>
-      </w:r>
-    </w:p>
-    <w:p>
-      <w:pPr>
-        <w:pStyle w:val="Heading3"/>
-      </w:pPr>
-      <w:r>
-        <w:t>My independent explanation, trace and limits</w:t>
-      </w:r>
-    </w:p>
-    <w:p>
-      <w:r>
-        <w:t>________________________________________________________________</w:t>
-      </w:r>
-    </w:p>
-    <w:p>
-      <w:r>
-        <w:t>________________________________________________________________</w:t>
-      </w:r>
-    </w:p>
-    <w:p>
-      <w:r>
-        <w:t>________________________________________________________________</w:t>
-      </w:r>
-    </w:p>
-    <w:p>
-      <w:r>
-        <w:t>________________________________________________________________</w:t>
-      </w:r>
-    </w:p>
-    <w:p>
-      <w:r>
-        <w:t>________________________________________________________________</w:t>
-      </w:r>
-    </w:p>
-    <w:p>
-      <w:r>
-        <w:t>________________________________________________________________</w:t>
-      </w:r>
-    </w:p>
-    <w:p>
-      <w:r>
-        <w:t>________________________________________________________________</w:t>
-      </w:r>
-    </w:p>
-    <w:p>
-      <w:pPr>
-        <w:spacing w:line="336" w:lineRule="auto" w:after="180"/>
-      </w:pPr>
-      <w:r>
-        <w:rPr>
-          <w:b w:val="0"/>
-        </w:rPr>
-        <w:t>Attempt this case before feedback. Record any help. Earlier examples below are further practice; a case already practised with feedback cannot establish fresh transfer.</w:t>
-      </w:r>
-    </w:p>
-    <w:p>
-      <w:pPr>
-        <w:pStyle w:val="Heading1"/>
-      </w:pPr>
-      <w:r>
-        <w:t>05. Your learning target</w:t>
-      </w:r>
-    </w:p>
-    <w:p>
-      <w:r>
-        <w:t>Connect the Requests Responses and JSON target to a trace and a justified conclusion.</w:t>
-      </w:r>
-    </w:p>
-    <w:p>
-      <w:pPr>
-        <w:spacing w:line="336" w:lineRule="auto" w:after="180"/>
-      </w:pPr>
-      <w:r>
-        <w:rPr>
-          <w:b/>
-        </w:rPr>
-        <w:t>Request</w:t>
-      </w:r>
-      <w:r>
-        <w:rPr>
-          <w:b w:val="0"/>
-        </w:rPr>
-        <w:t xml:space="preserve"> id=7 returns </w:t>
-      </w:r>
-      <w:r>
-        <w:rPr>
-          <w:b/>
-        </w:rPr>
-        <w:t>status</w:t>
-      </w:r>
-      <w:r>
-        <w:rPr>
-          <w:b w:val="0"/>
-        </w:rPr>
-        <w:t xml:space="preserve">=200 and {"id":8,"pages":90}. Explain why a successful </w:t>
-      </w:r>
-      <w:r>
-        <w:rPr>
-          <w:b/>
-        </w:rPr>
-        <w:t>status</w:t>
-      </w:r>
-      <w:r>
-        <w:rPr>
-          <w:b w:val="0"/>
-        </w:rPr>
-        <w:t xml:space="preserve"> is insufficient and specify the handling.</w:t>
-      </w:r>
-    </w:p>
-    <w:p>
-      <w:pPr>
-        <w:pStyle w:val="Heading1"/>
-      </w:pPr>
-      <w:r>
-        <w:t>06. Solve the given case</w:t>
-      </w:r>
-    </w:p>
-    <w:p>
-      <w:r>
-        <w:t>Solve the supplied Requests Responses and JSON case and show the deciding evidence.</w:t>
-      </w:r>
-    </w:p>
-    <w:p>
-      <w:pPr>
-        <w:spacing w:line="336" w:lineRule="auto" w:after="180"/>
-      </w:pPr>
-      <w:r>
-        <w:rPr>
-          <w:b/>
-        </w:rPr>
-        <w:t>Request</w:t>
-      </w:r>
-      <w:r>
-        <w:rPr>
-          <w:b w:val="0"/>
-        </w:rPr>
-        <w:t xml:space="preserve"> is for B7; </w:t>
-      </w:r>
-      <w:r>
-        <w:rPr>
-          <w:b/>
-        </w:rPr>
-        <w:t>response</w:t>
-      </w:r>
-      <w:r>
-        <w:rPr>
-          <w:b w:val="0"/>
-        </w:rPr>
-        <w:t xml:space="preserve"> is {"id":"B7","pages":120}. Another </w:t>
-      </w:r>
-      <w:r>
-        <w:rPr>
-          <w:b/>
-        </w:rPr>
-        <w:t>response</w:t>
-      </w:r>
-      <w:r>
-        <w:rPr>
-          <w:b w:val="0"/>
-        </w:rPr>
-        <w:t xml:space="preserve"> has malformed </w:t>
-      </w:r>
-      <w:r>
-        <w:rPr>
-          <w:b/>
-        </w:rPr>
-        <w:t>JSON</w:t>
-      </w:r>
-      <w:r>
-        <w:rPr>
-          <w:b w:val="0"/>
-        </w:rPr>
-        <w:t>.</w:t>
-      </w:r>
-    </w:p>
-    <w:p>
-      <w:pPr>
-        <w:spacing w:line="336" w:lineRule="auto" w:after="180"/>
-        <w:shd w:fill="F5F1FB"/>
-      </w:pPr>
-      <w:r>
-        <w:rPr>
-          <w:b w:val="0"/>
-        </w:rPr>
-        <w:t>What checks precede use?</w:t>
-      </w:r>
-    </w:p>
-    <w:p>
-      <w:pPr>
-        <w:spacing w:line="336" w:lineRule="auto" w:after="180"/>
-      </w:pPr>
-      <w:r>
-        <w:rPr>
-          <w:b w:val="0"/>
-        </w:rPr>
-        <w:t xml:space="preserve">Show your trace, calculation or </w:t>
+        <w:t xml:space="preserve">The project change and </w:t>
       </w:r>
       <w:r>
         <w:rPr>
@@ -702,381 +733,6 @@
         </w:rPr>
         <w:t>evidence</w:t>
       </w:r>
-    </w:p>
-    <w:p>
-      <w:pPr>
-        <w:pStyle w:val="Heading3"/>
-      </w:pPr>
-      <w:r>
-        <w:t>Write or draw your reasoning and evidence.</w:t>
-      </w:r>
-    </w:p>
-    <w:p>
-      <w:r>
-        <w:t>________________________________________________________________</w:t>
-      </w:r>
-    </w:p>
-    <w:p>
-      <w:r>
-        <w:t>________________________________________________________________</w:t>
-      </w:r>
-    </w:p>
-    <w:p>
-      <w:r>
-        <w:t>________________________________________________________________</w:t>
-      </w:r>
-    </w:p>
-    <w:p>
-      <w:r>
-        <w:t>________________________________________________________________</w:t>
-      </w:r>
-    </w:p>
-    <w:p>
-      <w:r>
-        <w:t>________________________________________________________________</w:t>
-      </w:r>
-    </w:p>
-    <w:p>
-      <w:pPr>
-        <w:pStyle w:val="Heading1"/>
-      </w:pPr>
-      <w:r>
-        <w:t>07. Check a changed case</w:t>
-      </w:r>
-    </w:p>
-    <w:p>
-      <w:r>
-        <w:t>Apply the procedure to the changed case and record why the conclusion follows.</w:t>
-      </w:r>
-    </w:p>
-    <w:p>
-      <w:pPr>
-        <w:spacing w:line="336" w:lineRule="auto" w:after="180"/>
-        <w:shd w:fill="F5F1FB"/>
-      </w:pPr>
-      <w:r>
-        <w:rPr>
-          <w:b w:val="0"/>
-        </w:rPr>
-        <w:t xml:space="preserve">An API returns {"ok":false,"error":"not_found"}. Your app tries to display </w:t>
-      </w:r>
-      <w:r>
-        <w:rPr>
-          <w:b/>
-        </w:rPr>
-        <w:t>response</w:t>
-      </w:r>
-      <w:r>
-        <w:rPr>
-          <w:b w:val="0"/>
-        </w:rPr>
-        <w:t>.title. What should it do instead?</w:t>
-      </w:r>
-    </w:p>
-    <w:p>
-      <w:pPr>
-        <w:spacing w:line="336" w:lineRule="auto" w:after="180"/>
-      </w:pPr>
-      <w:r>
-        <w:rPr>
-          <w:b w:val="0"/>
-        </w:rPr>
-        <w:t>My independent answer and reason</w:t>
-      </w:r>
-    </w:p>
-    <w:p>
-      <w:pPr>
-        <w:pStyle w:val="Heading3"/>
-      </w:pPr>
-      <w:r>
-        <w:t>Write or draw your reasoning and evidence.</w:t>
-      </w:r>
-    </w:p>
-    <w:p>
-      <w:r>
-        <w:t>________________________________________________________________</w:t>
-      </w:r>
-    </w:p>
-    <w:p>
-      <w:r>
-        <w:t>________________________________________________________________</w:t>
-      </w:r>
-    </w:p>
-    <w:p>
-      <w:r>
-        <w:t>________________________________________________________________</w:t>
-      </w:r>
-    </w:p>
-    <w:p>
-      <w:r>
-        <w:t>________________________________________________________________</w:t>
-      </w:r>
-    </w:p>
-    <w:p>
-      <w:r>
-        <w:t>________________________________________________________________</w:t>
-      </w:r>
-    </w:p>
-    <w:p>
-      <w:pPr>
-        <w:pStyle w:val="Heading3"/>
-      </w:pPr>
-      <w:r>
-        <w:t>Week 22 Test and reflect</w:t>
-      </w:r>
-    </w:p>
-    <w:p>
-      <w:pPr>
-        <w:pStyle w:val="Heading1"/>
-      </w:pPr>
-      <w:r>
-        <w:t>08. Design a revealing test</w:t>
-      </w:r>
-    </w:p>
-    <w:p>
-      <w:r>
-        <w:t>Specify a changed input, expected result and observation separately.</w:t>
-      </w:r>
-    </w:p>
-    <w:p>
-      <w:pPr>
-        <w:spacing w:line="336" w:lineRule="auto" w:after="180"/>
-      </w:pPr>
-      <w:r>
-        <w:rPr>
-          <w:b w:val="0"/>
-        </w:rPr>
-        <w:t xml:space="preserve">Create a changed </w:t>
-      </w:r>
-      <w:r>
-        <w:rPr>
-          <w:b/>
-        </w:rPr>
-        <w:t>input</w:t>
-      </w:r>
-      <w:r>
-        <w:rPr>
-          <w:b w:val="0"/>
-        </w:rPr>
-        <w:t xml:space="preserve">, boundary case or missing-information case. Write the expected answer or safe </w:t>
-      </w:r>
-      <w:r>
-        <w:rPr>
-          <w:b/>
-        </w:rPr>
-        <w:t>response</w:t>
-      </w:r>
-      <w:r>
-        <w:rPr>
-          <w:b w:val="0"/>
-        </w:rPr>
-        <w:t xml:space="preserve"> before testing.</w:t>
-      </w:r>
-    </w:p>
-    <w:tbl>
-      <w:tblPr>
-        <w:tblStyle w:val="LightShading-Accent1"/>
-        <w:tblW w:type="auto" w:w="0"/>
-        <w:tblLook w:firstColumn="1" w:firstRow="1" w:lastColumn="0" w:lastRow="0" w:noHBand="0" w:noVBand="1" w:val="04A0"/>
-      </w:tblPr>
-      <w:tblGrid>
-        <w:gridCol w:w="5112"/>
-        <w:gridCol w:w="5112"/>
-      </w:tblGrid>
-      <w:tr>
-        <w:trPr>
-          <w:tblHeader/>
-        </w:trPr>
-        <w:tc>
-          <w:tcPr>
-            <w:tcW w:type="dxa" w:w="5112"/>
-          </w:tcPr>
-          <w:p>
-            <w:r>
-              <w:t>Test record</w:t>
-            </w:r>
-          </w:p>
-        </w:tc>
-        <w:tc>
-          <w:tcPr>
-            <w:tcW w:type="dxa" w:w="5112"/>
-          </w:tcPr>
-          <w:p>
-            <w:r>
-              <w:t>My evidence</w:t>
-            </w:r>
-          </w:p>
-        </w:tc>
-      </w:tr>
-      <w:tr>
-        <w:tc>
-          <w:tcPr>
-            <w:tcW w:type="dxa" w:w="5112"/>
-          </w:tcPr>
-          <w:p>
-            <w:r>
-              <w:t>Changed input or condition</w:t>
-            </w:r>
-          </w:p>
-        </w:tc>
-        <w:tc>
-          <w:tcPr>
-            <w:tcW w:type="dxa" w:w="5112"/>
-          </w:tcPr>
-          <w:p>
-            <w:r/>
-          </w:p>
-        </w:tc>
-      </w:tr>
-      <w:tr>
-        <w:tc>
-          <w:tcPr>
-            <w:tcW w:type="dxa" w:w="5112"/>
-          </w:tcPr>
-          <w:p>
-            <w:r>
-              <w:t>Expected answer or fallback</w:t>
-            </w:r>
-          </w:p>
-        </w:tc>
-        <w:tc>
-          <w:tcPr>
-            <w:tcW w:type="dxa" w:w="5112"/>
-          </w:tcPr>
-          <w:p>
-            <w:r/>
-          </w:p>
-        </w:tc>
-      </w:tr>
-      <w:tr>
-        <w:tc>
-          <w:tcPr>
-            <w:tcW w:type="dxa" w:w="5112"/>
-          </w:tcPr>
-          <w:p>
-            <w:r>
-              <w:t>Observed result</w:t>
-            </w:r>
-          </w:p>
-        </w:tc>
-        <w:tc>
-          <w:tcPr>
-            <w:tcW w:type="dxa" w:w="5112"/>
-          </w:tcPr>
-          <w:p>
-            <w:r/>
-          </w:p>
-        </w:tc>
-      </w:tr>
-      <w:tr>
-        <w:tc>
-          <w:tcPr>
-            <w:tcW w:type="dxa" w:w="5112"/>
-          </w:tcPr>
-          <w:p>
-            <w:r>
-              <w:t>Why the result occurred</w:t>
-            </w:r>
-          </w:p>
-        </w:tc>
-        <w:tc>
-          <w:tcPr>
-            <w:tcW w:type="dxa" w:w="5112"/>
-          </w:tcPr>
-          <w:p>
-            <w:r/>
-          </w:p>
-        </w:tc>
-      </w:tr>
-    </w:tbl>
-    <w:p>
-      <w:pPr>
-        <w:pStyle w:val="Heading1"/>
-      </w:pPr>
-      <w:r>
-        <w:t>09. Project checkpoint</w:t>
-      </w:r>
-    </w:p>
-    <w:p>
-      <w:r>
-        <w:t>Justify what Requests Responses and JSON adds to Verified Study Buddy and keep the evidence.</w:t>
-      </w:r>
-    </w:p>
-    <w:p>
-      <w:pPr>
-        <w:spacing w:line="336" w:lineRule="auto" w:after="180"/>
-      </w:pPr>
-      <w:r>
-        <w:rPr>
-          <w:b w:val="0"/>
-        </w:rPr>
-        <w:t xml:space="preserve">Use a stable </w:t>
-      </w:r>
-      <w:r>
-        <w:rPr>
-          <w:b/>
-        </w:rPr>
-        <w:t>request</w:t>
-      </w:r>
-      <w:r>
-        <w:rPr>
-          <w:b w:val="0"/>
-        </w:rPr>
-        <w:t>/</w:t>
-      </w:r>
-      <w:r>
-        <w:rPr>
-          <w:b/>
-        </w:rPr>
-        <w:t>response</w:t>
-      </w:r>
-      <w:r>
-        <w:rPr>
-          <w:b w:val="0"/>
-        </w:rPr>
-        <w:t xml:space="preserve"> </w:t>
-      </w:r>
-      <w:r>
-        <w:rPr>
-          <w:b/>
-        </w:rPr>
-        <w:t>contract</w:t>
-      </w:r>
-      <w:r>
-        <w:rPr>
-          <w:b w:val="0"/>
-        </w:rPr>
-        <w:t xml:space="preserve"> between </w:t>
-      </w:r>
-      <w:r>
-        <w:rPr>
-          <w:b/>
-        </w:rPr>
-        <w:t>interface</w:t>
-      </w:r>
-      <w:r>
-        <w:rPr>
-          <w:b w:val="0"/>
-        </w:rPr>
-        <w:t>, retriever, model, and verifier.</w:t>
-      </w:r>
-    </w:p>
-    <w:p>
-      <w:pPr>
-        <w:spacing w:line="336" w:lineRule="auto" w:after="180"/>
-      </w:pPr>
-      <w:r>
-        <w:rPr>
-          <w:b w:val="0"/>
-        </w:rPr>
-        <w:t xml:space="preserve">The project change and </w:t>
-      </w:r>
-      <w:r>
-        <w:rPr>
-          <w:b/>
-        </w:rPr>
-        <w:t>evidence</w:t>
-      </w:r>
       <w:r>
         <w:rPr>
           <w:b w:val="0"/>
@@ -1122,612 +778,20 @@
         <w:pStyle w:val="Heading1"/>
       </w:pPr>
       <w:r>
-        <w:t>10. Self check</w:t>
-      </w:r>
-    </w:p>
-    <w:p>
-      <w:r>
-        <w:t>Judge explanation, evidence, transfer and limits separately; attach the work behind your judgement.</w:t>
-      </w:r>
-    </w:p>
-    <w:p>
-      <w:pPr>
-        <w:pStyle w:val="ListBullet"/>
-      </w:pPr>
-      <w:r>
-        <w:t>I can explain the mechanism.</w:t>
-      </w:r>
-    </w:p>
-    <w:p>
-      <w:pPr>
-        <w:pStyle w:val="ListBullet"/>
-      </w:pPr>
-      <w:r>
-        <w:t>I can show evidence.</w:t>
-      </w:r>
-    </w:p>
-    <w:p>
-      <w:pPr>
-        <w:pStyle w:val="ListBullet"/>
-      </w:pPr>
-      <w:r>
-        <w:t>I can handle a changed case.</w:t>
-      </w:r>
-    </w:p>
-    <w:p>
-      <w:pPr>
-        <w:pStyle w:val="ListBullet"/>
-      </w:pPr>
-      <w:r>
-        <w:t>I can name a limit.</w:t>
-      </w:r>
-    </w:p>
-    <w:p>
-      <w:r>
-        <w:t>Mark each as not yet, with help or independently, and attach supporting work.</w:t>
-      </w:r>
-    </w:p>
-    <w:p>
-      <w:pPr>
-        <w:spacing w:line="336" w:lineRule="auto" w:after="180"/>
-      </w:pPr>
-      <w:r>
-        <w:rPr>
-          <w:b w:val="0"/>
-        </w:rPr>
-        <w:t>Teacher review ____________________  Next step ____________________</w:t>
-      </w:r>
-    </w:p>
-    <w:p>
-      <w:pPr>
-        <w:pStyle w:val="Heading1"/>
-      </w:pPr>
-      <w:r>
-        <w:t>11. Transfer practice from the original programme</w:t>
-      </w:r>
-    </w:p>
-    <w:p>
-      <w:r>
-        <w:t>Use this earlier case as transfer practice. A case already discussed with feedback is not fresh assessment evidence.</w:t>
-      </w:r>
-    </w:p>
-    <w:p>
-      <w:pPr>
-        <w:spacing w:line="336" w:lineRule="auto" w:after="180"/>
-      </w:pPr>
-      <w:r>
-        <w:rPr>
-          <w:b/>
-        </w:rPr>
-        <w:t>Request</w:t>
-      </w:r>
-      <w:r>
-        <w:rPr>
-          <w:b w:val="0"/>
-        </w:rPr>
-        <w:t xml:space="preserve"> id=7 returns </w:t>
-      </w:r>
-      <w:r>
-        <w:rPr>
-          <w:b/>
-        </w:rPr>
-        <w:t>status</w:t>
-      </w:r>
-      <w:r>
-        <w:rPr>
-          <w:b w:val="0"/>
-        </w:rPr>
-        <w:t xml:space="preserve">=200 and {"id":8,"pages":90}. Explain why a successful </w:t>
-      </w:r>
-      <w:r>
-        <w:rPr>
-          <w:b/>
-        </w:rPr>
-        <w:t>status</w:t>
-      </w:r>
-      <w:r>
-        <w:rPr>
-          <w:b w:val="0"/>
-        </w:rPr>
-        <w:t xml:space="preserve"> is insufficient and specify the handling.</w:t>
-      </w:r>
-    </w:p>
-    <w:p>
-      <w:pPr>
-        <w:pStyle w:val="Heading3"/>
-      </w:pPr>
-      <w:r>
-        <w:t>My independently reasoned answer</w:t>
-      </w:r>
-    </w:p>
-    <w:p>
-      <w:r>
-        <w:t>________________________________________________________________</w:t>
-      </w:r>
-    </w:p>
-    <w:p>
-      <w:r>
-        <w:t>________________________________________________________________</w:t>
-      </w:r>
-    </w:p>
-    <w:p>
-      <w:r>
-        <w:t>________________________________________________________________</w:t>
-      </w:r>
-    </w:p>
-    <w:p>
-      <w:r>
-        <w:t>________________________________________________________________</w:t>
-      </w:r>
-    </w:p>
-    <w:p>
-      <w:r>
-        <w:t>________________________________________________________________</w:t>
-      </w:r>
-    </w:p>
-    <w:p>
-      <w:r>
-        <w:t>________________________________________________________________</w:t>
-      </w:r>
-    </w:p>
-    <w:p>
-      <w:r>
-        <w:t>________________________________________________________________</w:t>
-      </w:r>
-    </w:p>
-    <w:p>
-      <w:pPr>
-        <w:spacing w:line="336" w:lineRule="auto" w:after="180"/>
-      </w:pPr>
-      <w:r>
-        <w:rPr>
-          <w:b w:val="0"/>
-        </w:rPr>
-        <w:t>Record support used: none, hint or teacher explanation.</w:t>
-      </w:r>
-    </w:p>
-    <w:p>
-      <w:pPr>
-        <w:pStyle w:val="Heading1"/>
-      </w:pPr>
-      <w:r>
-        <w:t>12. W1 Translate a value</w:t>
-      </w:r>
-    </w:p>
-    <w:p>
-      <w:r>
-        <w:t>Translate a value. Apply the supplied Requests Responses and JSON facts and keep your reasoning.</w:t>
-      </w:r>
-    </w:p>
-    <w:p>
-      <w:pPr>
-        <w:spacing w:line="336" w:lineRule="auto" w:after="180"/>
-        <w:shd w:fill="F5F1FB"/>
-      </w:pPr>
-      <w:r>
-        <w:rPr>
-          <w:b w:val="0"/>
-        </w:rPr>
-        <w:t xml:space="preserve">What Python value does </w:t>
-      </w:r>
-      <w:r>
-        <w:rPr>
-          <w:b/>
-        </w:rPr>
-        <w:t>JSON</w:t>
-      </w:r>
-      <w:r>
-        <w:rPr>
-          <w:b w:val="0"/>
-        </w:rPr>
-        <w:t xml:space="preserve"> null become? What </w:t>
-      </w:r>
-      <w:r>
-        <w:rPr>
-          <w:b/>
-        </w:rPr>
-        <w:t>JSON</w:t>
-      </w:r>
-      <w:r>
-        <w:rPr>
-          <w:b w:val="0"/>
-        </w:rPr>
-        <w:t xml:space="preserve"> value represents Python True?</w:t>
-      </w:r>
-    </w:p>
-    <w:p>
-      <w:pPr>
-        <w:pStyle w:val="Heading3"/>
-      </w:pPr>
-      <w:r>
-        <w:t>My reasoning and evidence</w:t>
-      </w:r>
-    </w:p>
-    <w:p>
-      <w:r>
-        <w:t>________________________________________________________________</w:t>
-      </w:r>
-    </w:p>
-    <w:p>
-      <w:r>
-        <w:t>________________________________________________________________</w:t>
-      </w:r>
-    </w:p>
-    <w:p>
-      <w:r>
-        <w:t>________________________________________________________________</w:t>
-      </w:r>
-    </w:p>
-    <w:p>
-      <w:r>
-        <w:t>________________________________________________________________</w:t>
-      </w:r>
-    </w:p>
-    <w:p>
-      <w:r>
-        <w:t>________________________________________________________________</w:t>
-      </w:r>
-    </w:p>
-    <w:p>
-      <w:r>
-        <w:t>________________________________________________________________</w:t>
-      </w:r>
-    </w:p>
-    <w:p>
-      <w:pPr>
-        <w:pStyle w:val="Heading1"/>
-      </w:pPr>
-      <w:r>
-        <w:t>13. W2 Separate failures</w:t>
-      </w:r>
-    </w:p>
-    <w:p>
-      <w:r>
-        <w:t>Separate failures. Apply the supplied Requests Responses and JSON facts and keep your reasoning.</w:t>
-      </w:r>
-    </w:p>
-    <w:p>
-      <w:pPr>
-        <w:spacing w:line="336" w:lineRule="auto" w:after="180"/>
-      </w:pPr>
-      <w:r>
-        <w:rPr>
-          <w:b w:val="0"/>
-        </w:rPr>
-        <w:t xml:space="preserve">Classify {"minutes": "5"} and {minutes: 5} as valid </w:t>
-      </w:r>
-      <w:r>
-        <w:rPr>
-          <w:b/>
-        </w:rPr>
-        <w:t>JSON</w:t>
-      </w:r>
-      <w:r>
-        <w:rPr>
-          <w:b w:val="0"/>
-        </w:rPr>
-        <w:t xml:space="preserve"> text or malformed </w:t>
-      </w:r>
-      <w:r>
-        <w:rPr>
-          <w:b/>
-        </w:rPr>
-        <w:t>JSON</w:t>
-      </w:r>
-      <w:r>
-        <w:rPr>
-          <w:b w:val="0"/>
-        </w:rPr>
-        <w:t>.</w:t>
-      </w:r>
-    </w:p>
-    <w:p>
-      <w:pPr>
-        <w:pStyle w:val="Heading3"/>
-      </w:pPr>
-      <w:r>
-        <w:t>My reasoning and evidence</w:t>
-      </w:r>
-    </w:p>
-    <w:p>
-      <w:r>
-        <w:t>________________________________________________________________</w:t>
-      </w:r>
-    </w:p>
-    <w:p>
-      <w:r>
-        <w:t>________________________________________________________________</w:t>
-      </w:r>
-    </w:p>
-    <w:p>
-      <w:r>
-        <w:t>________________________________________________________________</w:t>
-      </w:r>
-    </w:p>
-    <w:p>
-      <w:r>
-        <w:t>________________________________________________________________</w:t>
-      </w:r>
-    </w:p>
-    <w:p>
-      <w:r>
-        <w:t>________________________________________________________________</w:t>
-      </w:r>
-    </w:p>
-    <w:p>
-      <w:r>
-        <w:t>________________________________________________________________</w:t>
-      </w:r>
-    </w:p>
-    <w:p>
-      <w:pPr>
-        <w:pStyle w:val="Heading1"/>
-      </w:pPr>
-      <w:r>
-        <w:t>14. W3 Repair the interface</w:t>
-      </w:r>
-    </w:p>
-    <w:p>
-      <w:r>
-        <w:t>Repair the interface. Apply the supplied Requests Responses and JSON facts and keep your reasoning.</w:t>
-      </w:r>
-    </w:p>
-    <w:p>
-      <w:pPr>
-        <w:spacing w:line="336" w:lineRule="auto" w:after="180"/>
-        <w:shd w:fill="F5F1FB"/>
-      </w:pPr>
-      <w:r>
-        <w:rPr>
-          <w:b w:val="0"/>
-        </w:rPr>
-        <w:t xml:space="preserve">A parser accepts a </w:t>
-      </w:r>
-      <w:r>
-        <w:rPr>
-          <w:b/>
-        </w:rPr>
-        <w:t>JSON</w:t>
-      </w:r>
-      <w:r>
-        <w:rPr>
-          <w:b w:val="0"/>
-        </w:rPr>
-        <w:t xml:space="preserve"> list then crashes on .get. What check belongs before field access?</w:t>
-      </w:r>
-    </w:p>
-    <w:p>
-      <w:pPr>
-        <w:pStyle w:val="Heading3"/>
-      </w:pPr>
-      <w:r>
-        <w:t>My reasoning and evidence</w:t>
-      </w:r>
-    </w:p>
-    <w:p>
-      <w:r>
-        <w:t>________________________________________________________________</w:t>
-      </w:r>
-    </w:p>
-    <w:p>
-      <w:r>
-        <w:t>________________________________________________________________</w:t>
-      </w:r>
-    </w:p>
-    <w:p>
-      <w:r>
-        <w:t>________________________________________________________________</w:t>
-      </w:r>
-    </w:p>
-    <w:p>
-      <w:r>
-        <w:t>________________________________________________________________</w:t>
-      </w:r>
-    </w:p>
-    <w:p>
-      <w:r>
-        <w:t>________________________________________________________________</w:t>
-      </w:r>
-    </w:p>
-    <w:p>
-      <w:r>
-        <w:t>________________________________________________________________</w:t>
-      </w:r>
-    </w:p>
-    <w:p>
-      <w:pPr>
-        <w:pStyle w:val="Heading1"/>
-      </w:pPr>
-      <w:r>
-        <w:t>15. W4 Specify independently</w:t>
-      </w:r>
-    </w:p>
-    <w:p>
-      <w:r>
-        <w:t>Attempt before feedback. If this repeats the selected independent case, reuse that first attempt; otherwise keep a separate record. Specify independently. Apply the supplied Requests Responses and JSON facts and keep your reasoning.</w:t>
-      </w:r>
-    </w:p>
-    <w:p>
-      <w:pPr>
-        <w:spacing w:line="336" w:lineRule="auto" w:after="180"/>
-      </w:pPr>
-      <w:r>
-        <w:rPr>
-          <w:b w:val="0"/>
-        </w:rPr>
-        <w:t xml:space="preserve">Define a </w:t>
-      </w:r>
-      <w:r>
-        <w:rPr>
-          <w:b/>
-        </w:rPr>
-        <w:t>JSON</w:t>
-      </w:r>
-      <w:r>
-        <w:rPr>
-          <w:b w:val="0"/>
-        </w:rPr>
-        <w:t xml:space="preserve"> </w:t>
-      </w:r>
-      <w:r>
-        <w:rPr>
-          <w:b/>
-        </w:rPr>
-        <w:t>contract</w:t>
-      </w:r>
-      <w:r>
-        <w:rPr>
-          <w:b w:val="0"/>
-        </w:rPr>
-        <w:t xml:space="preserve"> for {"label": "Box", "count": 4}: nonempty text label, integer count 0 through 10. Give a valid case, a wrong-type case and a missing-field case with expected acceptance.</w:t>
-      </w:r>
-    </w:p>
-    <w:p>
-      <w:pPr>
-        <w:pStyle w:val="Heading3"/>
-      </w:pPr>
-      <w:r>
-        <w:t>My reasoning and evidence</w:t>
-      </w:r>
-    </w:p>
-    <w:p>
-      <w:r>
-        <w:t>________________________________________________________________</w:t>
-      </w:r>
-    </w:p>
-    <w:p>
-      <w:r>
-        <w:t>________________________________________________________________</w:t>
-      </w:r>
-    </w:p>
-    <w:p>
-      <w:r>
-        <w:t>________________________________________________________________</w:t>
-      </w:r>
-    </w:p>
-    <w:p>
-      <w:r>
-        <w:t>________________________________________________________________</w:t>
-      </w:r>
-    </w:p>
-    <w:p>
-      <w:r>
-        <w:t>________________________________________________________________</w:t>
-      </w:r>
-    </w:p>
-    <w:p>
-      <w:r>
-        <w:t>________________________________________________________________</w:t>
-      </w:r>
-    </w:p>
-    <w:p>
-      <w:r>
-        <w:t>________________________________________________________________</w:t>
-      </w:r>
-    </w:p>
-    <w:p>
-      <w:r>
-        <w:t>________________________________________________________________</w:t>
-      </w:r>
-    </w:p>
-    <w:p>
-      <w:pPr>
-        <w:pStyle w:val="Heading1"/>
-      </w:pPr>
-      <w:r>
-        <w:t>16. W5 Limit parsing</w:t>
-      </w:r>
-    </w:p>
-    <w:p>
-      <w:r>
-        <w:t>Limit parsing. Apply the supplied Requests Responses and JSON facts and keep your reasoning.</w:t>
-      </w:r>
-    </w:p>
-    <w:p>
-      <w:pPr>
-        <w:spacing w:line="336" w:lineRule="auto" w:after="180"/>
-        <w:shd w:fill="F5F1FB"/>
-      </w:pPr>
-      <w:r>
-        <w:rPr>
-          <w:b w:val="0"/>
-        </w:rPr>
-        <w:t xml:space="preserve">A </w:t>
-      </w:r>
-      <w:r>
-        <w:rPr>
-          <w:b/>
-        </w:rPr>
-        <w:t>JSON</w:t>
-      </w:r>
-      <w:r>
-        <w:rPr>
-          <w:b w:val="0"/>
-        </w:rPr>
-        <w:t xml:space="preserve"> record parses successfully. Does that prove its </w:t>
-      </w:r>
-      <w:r>
-        <w:rPr>
-          <w:b/>
-        </w:rPr>
-        <w:t>observation</w:t>
-      </w:r>
-      <w:r>
-        <w:rPr>
-          <w:b w:val="0"/>
-        </w:rPr>
-        <w:t xml:space="preserve"> is correct?</w:t>
-      </w:r>
-    </w:p>
-    <w:p>
-      <w:pPr>
-        <w:pStyle w:val="Heading3"/>
-      </w:pPr>
-      <w:r>
-        <w:t>My reasoning and evidence</w:t>
-      </w:r>
-    </w:p>
-    <w:p>
-      <w:r>
-        <w:t>________________________________________________________________</w:t>
-      </w:r>
-    </w:p>
-    <w:p>
-      <w:r>
-        <w:t>________________________________________________________________</w:t>
-      </w:r>
-    </w:p>
-    <w:p>
-      <w:r>
-        <w:t>________________________________________________________________</w:t>
-      </w:r>
-    </w:p>
-    <w:p>
-      <w:r>
-        <w:t>________________________________________________________________</w:t>
-      </w:r>
-    </w:p>
-    <w:p>
-      <w:r>
-        <w:t>________________________________________________________________</w:t>
-      </w:r>
-    </w:p>
-    <w:p>
-      <w:r>
-        <w:t>________________________________________________________________</w:t>
-      </w:r>
-    </w:p>
-    <w:p>
-      <w:pPr>
-        <w:pStyle w:val="Heading1"/>
-      </w:pPr>
-      <w:r>
-        <w:t>17. Feedback, return check and learning record</w:t>
-      </w:r>
-    </w:p>
-    <w:p>
-      <w:r>
-        <w:t>Record the first repaired step and a different case to revisit after a delay.</w:t>
+        <w:t>17. Feedback · Repair and return</w:t>
+      </w:r>
+    </w:p>
+    <w:p>
+      <w:r>
+        <w:t>Keep the first attempt, the repair and a changed-case return.</w:t>
+      </w:r>
+    </w:p>
+    <w:p>
+      <w:pPr>
+        <w:pStyle w:val="Heading2"/>
+      </w:pPr>
+      <w:r>
+        <w:t>Your evidence record</w:t>
       </w:r>
     </w:p>
     <w:tbl>
@@ -1882,12 +946,1072 @@
         <w:pStyle w:val="Heading1"/>
       </w:pPr>
       <w:r>
-        <w:t>18. Pictorial case practice: Requests Responses and JSON</w:t>
-      </w:r>
-    </w:p>
-    <w:p>
-      <w:r>
-        <w:t>A lunch-count response must satisfy a declared JSON contract. Explain the labelled step before checking the changed condition.</w:t>
+        <w:t>10. Finish · Judge the evidence in your work</w:t>
+      </w:r>
+    </w:p>
+    <w:p>
+      <w:r>
+        <w:t>Point to work that supports your confidence level.</w:t>
+      </w:r>
+    </w:p>
+    <w:p>
+      <w:pPr>
+        <w:pStyle w:val="Heading2"/>
+      </w:pPr>
+      <w:r>
+        <w:t>Your evidence record</w:t>
+      </w:r>
+    </w:p>
+    <w:p>
+      <w:pPr>
+        <w:pStyle w:val="ListBullet"/>
+      </w:pPr>
+      <w:r>
+        <w:t>I can explain the mechanism.</w:t>
+      </w:r>
+    </w:p>
+    <w:p>
+      <w:pPr>
+        <w:pStyle w:val="ListBullet"/>
+      </w:pPr>
+      <w:r>
+        <w:t>I can show evidence.</w:t>
+      </w:r>
+    </w:p>
+    <w:p>
+      <w:pPr>
+        <w:pStyle w:val="ListBullet"/>
+      </w:pPr>
+      <w:r>
+        <w:t>I can handle a changed case.</w:t>
+      </w:r>
+    </w:p>
+    <w:p>
+      <w:pPr>
+        <w:pStyle w:val="ListBullet"/>
+      </w:pPr>
+      <w:r>
+        <w:t>I can name a limit.</w:t>
+      </w:r>
+    </w:p>
+    <w:p>
+      <w:r>
+        <w:t>Mark each as not yet, with help or independently, and attach supporting work.</w:t>
+      </w:r>
+    </w:p>
+    <w:p>
+      <w:pPr>
+        <w:spacing w:line="336" w:lineRule="auto" w:after="180"/>
+      </w:pPr>
+      <w:r>
+        <w:rPr>
+          <w:b w:val="0"/>
+        </w:rPr>
+        <w:t>Teacher review ____________________  Next step ____________________</w:t>
+      </w:r>
+    </w:p>
+    <w:p>
+      <w:pPr>
+        <w:pStyle w:val="Heading1"/>
+      </w:pPr>
+      <w:r>
+        <w:t>Reference bank and extra practice</w:t>
+      </w:r>
+    </w:p>
+    <w:p>
+      <w:pPr>
+        <w:pStyle w:val="Heading1"/>
+      </w:pPr>
+      <w:r>
+        <w:t>02. Reference · Supported W2 record</w:t>
+      </w:r>
+    </w:p>
+    <w:p>
+      <w:r>
+        <w:t>This is the same W2 attempt. Keep one response record.</w:t>
+      </w:r>
+    </w:p>
+    <w:p>
+      <w:pPr>
+        <w:pStyle w:val="Heading2"/>
+      </w:pPr>
+      <w:r>
+        <w:t>Use this when helpful</w:t>
+      </w:r>
+    </w:p>
+    <w:p>
+      <w:pPr>
+        <w:spacing w:line="336" w:lineRule="auto" w:after="180"/>
+      </w:pPr>
+      <w:r>
+        <w:rPr>
+          <w:b w:val="0"/>
+        </w:rPr>
+        <w:t xml:space="preserve">Use W2: Separate failures for </w:t>
+      </w:r>
+      <w:r>
+        <w:rPr>
+          <w:b/>
+        </w:rPr>
+        <w:t>JSON</w:t>
+      </w:r>
+      <w:r>
+        <w:rPr>
+          <w:b w:val="0"/>
+        </w:rPr>
+        <w:t xml:space="preserve"> and </w:t>
+      </w:r>
+      <w:r>
+        <w:rPr>
+          <w:b/>
+        </w:rPr>
+        <w:t>interface</w:t>
+      </w:r>
+      <w:r>
+        <w:rPr>
+          <w:b w:val="0"/>
+        </w:rPr>
+        <w:t xml:space="preserve"> </w:t>
+      </w:r>
+      <w:r>
+        <w:rPr>
+          <w:b/>
+        </w:rPr>
+        <w:t>contract</w:t>
+      </w:r>
+      <w:r>
+        <w:rPr>
+          <w:b w:val="0"/>
+        </w:rPr>
+        <w:t>s. Record the answer once; the lesson and workbook refer to the same attempt.</w:t>
+      </w:r>
+    </w:p>
+    <w:tbl>
+      <w:tblPr>
+        <w:tblStyle w:val="LightShading-Accent1"/>
+        <w:tblW w:type="auto" w:w="0"/>
+        <w:tblLook w:firstColumn="1" w:firstRow="1" w:lastColumn="0" w:lastRow="0" w:noHBand="0" w:noVBand="1" w:val="04A0"/>
+      </w:tblPr>
+      <w:tblGrid>
+        <w:gridCol w:w="2556"/>
+        <w:gridCol w:w="2556"/>
+        <w:gridCol w:w="2556"/>
+        <w:gridCol w:w="2556"/>
+      </w:tblGrid>
+      <w:tr>
+        <w:trPr>
+          <w:tblHeader/>
+        </w:trPr>
+        <w:tc>
+          <w:tcPr>
+            <w:tcW w:type="dxa" w:w="2556"/>
+          </w:tcPr>
+          <w:p>
+            <w:r>
+              <w:t>Given inputs</w:t>
+            </w:r>
+          </w:p>
+        </w:tc>
+        <w:tc>
+          <w:tcPr>
+            <w:tcW w:type="dxa" w:w="2556"/>
+          </w:tcPr>
+          <w:p>
+            <w:r>
+              <w:t>Procedure I chose</w:t>
+            </w:r>
+          </w:p>
+        </w:tc>
+        <w:tc>
+          <w:tcPr>
+            <w:tcW w:type="dxa" w:w="2556"/>
+          </w:tcPr>
+          <w:p>
+            <w:r>
+              <w:t>Middle steps</w:t>
+            </w:r>
+          </w:p>
+        </w:tc>
+        <w:tc>
+          <w:tcPr>
+            <w:tcW w:type="dxa" w:w="2556"/>
+          </w:tcPr>
+          <w:p>
+            <w:r>
+              <w:t>Result and check</w:t>
+            </w:r>
+          </w:p>
+        </w:tc>
+      </w:tr>
+      <w:tr>
+        <w:tc>
+          <w:tcPr>
+            <w:tcW w:type="dxa" w:w="2556"/>
+          </w:tcPr>
+          <w:p>
+            <w:r/>
+          </w:p>
+        </w:tc>
+        <w:tc>
+          <w:tcPr>
+            <w:tcW w:type="dxa" w:w="2556"/>
+          </w:tcPr>
+          <w:p>
+            <w:r/>
+          </w:p>
+        </w:tc>
+        <w:tc>
+          <w:tcPr>
+            <w:tcW w:type="dxa" w:w="2556"/>
+          </w:tcPr>
+          <w:p>
+            <w:r/>
+          </w:p>
+        </w:tc>
+        <w:tc>
+          <w:tcPr>
+            <w:tcW w:type="dxa" w:w="2556"/>
+          </w:tcPr>
+          <w:p>
+            <w:r/>
+          </w:p>
+        </w:tc>
+      </w:tr>
+    </w:tbl>
+    <w:p>
+      <w:pPr>
+        <w:pStyle w:val="Heading3"/>
+      </w:pPr>
+      <w:r>
+        <w:t>The step I completed without help, and the hint I needed</w:t>
+      </w:r>
+    </w:p>
+    <w:p>
+      <w:r>
+        <w:t>________________________________________________________________</w:t>
+      </w:r>
+    </w:p>
+    <w:p>
+      <w:r>
+        <w:t>________________________________________________________________</w:t>
+      </w:r>
+    </w:p>
+    <w:p>
+      <w:r>
+        <w:t>________________________________________________________________</w:t>
+      </w:r>
+    </w:p>
+    <w:p>
+      <w:pPr>
+        <w:pStyle w:val="Heading1"/>
+      </w:pPr>
+      <w:r>
+        <w:t>03. Extra practice · Repair the explanation</w:t>
+      </w:r>
+    </w:p>
+    <w:p>
+      <w:r>
+        <w:t>Explain the deciding fact before discussing the answer.</w:t>
+      </w:r>
+    </w:p>
+    <w:p>
+      <w:pPr>
+        <w:pStyle w:val="Heading2"/>
+      </w:pPr>
+      <w:r>
+        <w:t>Use this when helpful</w:t>
+      </w:r>
+    </w:p>
+    <w:p>
+      <w:pPr>
+        <w:spacing w:line="336" w:lineRule="auto" w:after="180"/>
+      </w:pPr>
+      <w:r>
+        <w:rPr>
+          <w:b w:val="0"/>
+        </w:rPr>
+        <w:t xml:space="preserve">Use the worked case for </w:t>
+      </w:r>
+      <w:r>
+        <w:rPr>
+          <w:b/>
+        </w:rPr>
+        <w:t>JSON</w:t>
+      </w:r>
+      <w:r>
+        <w:rPr>
+          <w:b w:val="0"/>
+        </w:rPr>
+        <w:t xml:space="preserve"> and </w:t>
+      </w:r>
+      <w:r>
+        <w:rPr>
+          <w:b/>
+        </w:rPr>
+        <w:t>interface</w:t>
+      </w:r>
+      <w:r>
+        <w:rPr>
+          <w:b w:val="0"/>
+        </w:rPr>
+        <w:t xml:space="preserve"> </w:t>
+      </w:r>
+      <w:r>
+        <w:rPr>
+          <w:b/>
+        </w:rPr>
+        <w:t>contract</w:t>
+      </w:r>
+      <w:r>
+        <w:rPr>
+          <w:b w:val="0"/>
+        </w:rPr>
+        <w:t>s. Proposed explanation: “A successful run proves the conclusion”. Decide whether this explanation is supported.</w:t>
+      </w:r>
+    </w:p>
+    <w:p>
+      <w:pPr>
+        <w:spacing w:line="336" w:lineRule="auto" w:after="180"/>
+      </w:pPr>
+      <w:r>
+        <w:rPr>
+          <w:b w:val="0"/>
+        </w:rPr>
+        <w:t>Point to the step or supplied fact that decides; explain your repair if needed.</w:t>
+      </w:r>
+    </w:p>
+    <w:p>
+      <w:pPr>
+        <w:pStyle w:val="Heading3"/>
+      </w:pPr>
+      <w:r>
+        <w:t>My explanation before partner discussion</w:t>
+      </w:r>
+    </w:p>
+    <w:p>
+      <w:r>
+        <w:t>________________________________________________________________</w:t>
+      </w:r>
+    </w:p>
+    <w:p>
+      <w:r>
+        <w:t>________________________________________________________________</w:t>
+      </w:r>
+    </w:p>
+    <w:p>
+      <w:r>
+        <w:t>________________________________________________________________</w:t>
+      </w:r>
+    </w:p>
+    <w:p>
+      <w:r>
+        <w:t>________________________________________________________________</w:t>
+      </w:r>
+    </w:p>
+    <w:p>
+      <w:pPr>
+        <w:pStyle w:val="Heading1"/>
+      </w:pPr>
+      <w:r>
+        <w:t>05. Reference · Original learning target</w:t>
+      </w:r>
+    </w:p>
+    <w:p>
+      <w:r>
+        <w:t>Use this target to inspect an explanation.</w:t>
+      </w:r>
+    </w:p>
+    <w:p>
+      <w:pPr>
+        <w:pStyle w:val="Heading2"/>
+      </w:pPr>
+      <w:r>
+        <w:t>Use this when helpful</w:t>
+      </w:r>
+    </w:p>
+    <w:p>
+      <w:pPr>
+        <w:spacing w:line="336" w:lineRule="auto" w:after="180"/>
+      </w:pPr>
+      <w:r>
+        <w:rPr>
+          <w:b/>
+        </w:rPr>
+        <w:t>Request</w:t>
+      </w:r>
+      <w:r>
+        <w:rPr>
+          <w:b w:val="0"/>
+        </w:rPr>
+        <w:t xml:space="preserve"> id=7 returns </w:t>
+      </w:r>
+      <w:r>
+        <w:rPr>
+          <w:b/>
+        </w:rPr>
+        <w:t>status</w:t>
+      </w:r>
+      <w:r>
+        <w:rPr>
+          <w:b w:val="0"/>
+        </w:rPr>
+        <w:t xml:space="preserve">=200 and {"id":8,"pages":90}. Explain why a successful </w:t>
+      </w:r>
+      <w:r>
+        <w:rPr>
+          <w:b/>
+        </w:rPr>
+        <w:t>status</w:t>
+      </w:r>
+      <w:r>
+        <w:rPr>
+          <w:b w:val="0"/>
+        </w:rPr>
+        <w:t xml:space="preserve"> is insufficient and specify the handling.</w:t>
+      </w:r>
+    </w:p>
+    <w:p>
+      <w:pPr>
+        <w:pStyle w:val="Heading1"/>
+      </w:pPr>
+      <w:r>
+        <w:t>06. Extra practice · A complete case</w:t>
+      </w:r>
+    </w:p>
+    <w:p>
+      <w:r>
+        <w:t>Try the question before checking the worked explanation.</w:t>
+      </w:r>
+    </w:p>
+    <w:p>
+      <w:pPr>
+        <w:pStyle w:val="Heading2"/>
+      </w:pPr>
+      <w:r>
+        <w:t>Use this when helpful</w:t>
+      </w:r>
+    </w:p>
+    <w:p>
+      <w:pPr>
+        <w:spacing w:line="336" w:lineRule="auto" w:after="180"/>
+      </w:pPr>
+      <w:r>
+        <w:rPr>
+          <w:b/>
+        </w:rPr>
+        <w:t>Request</w:t>
+      </w:r>
+      <w:r>
+        <w:rPr>
+          <w:b w:val="0"/>
+        </w:rPr>
+        <w:t xml:space="preserve"> is for B7; </w:t>
+      </w:r>
+      <w:r>
+        <w:rPr>
+          <w:b/>
+        </w:rPr>
+        <w:t>response</w:t>
+      </w:r>
+      <w:r>
+        <w:rPr>
+          <w:b w:val="0"/>
+        </w:rPr>
+        <w:t xml:space="preserve"> is {"id":"B7","pages":120}. Another </w:t>
+      </w:r>
+      <w:r>
+        <w:rPr>
+          <w:b/>
+        </w:rPr>
+        <w:t>response</w:t>
+      </w:r>
+      <w:r>
+        <w:rPr>
+          <w:b w:val="0"/>
+        </w:rPr>
+        <w:t xml:space="preserve"> has malformed </w:t>
+      </w:r>
+      <w:r>
+        <w:rPr>
+          <w:b/>
+        </w:rPr>
+        <w:t>JSON</w:t>
+      </w:r>
+      <w:r>
+        <w:rPr>
+          <w:b w:val="0"/>
+        </w:rPr>
+        <w:t>.</w:t>
+      </w:r>
+    </w:p>
+    <w:p>
+      <w:pPr>
+        <w:spacing w:line="336" w:lineRule="auto" w:after="180"/>
+      </w:pPr>
+      <w:r>
+        <w:rPr>
+          <w:b w:val="0"/>
+        </w:rPr>
+        <w:t>What checks precede use?</w:t>
+      </w:r>
+    </w:p>
+    <w:p>
+      <w:pPr>
+        <w:spacing w:line="336" w:lineRule="auto" w:after="180"/>
+      </w:pPr>
+      <w:r>
+        <w:rPr>
+          <w:b w:val="0"/>
+        </w:rPr>
+        <w:t xml:space="preserve">Show your trace, calculation or </w:t>
+      </w:r>
+      <w:r>
+        <w:rPr>
+          <w:b/>
+        </w:rPr>
+        <w:t>evidence</w:t>
+      </w:r>
+    </w:p>
+    <w:p>
+      <w:pPr>
+        <w:pStyle w:val="Heading3"/>
+      </w:pPr>
+      <w:r>
+        <w:t>Write or draw your reasoning and evidence.</w:t>
+      </w:r>
+    </w:p>
+    <w:p>
+      <w:r>
+        <w:t>________________________________________________________________</w:t>
+      </w:r>
+    </w:p>
+    <w:p>
+      <w:r>
+        <w:t>________________________________________________________________</w:t>
+      </w:r>
+    </w:p>
+    <w:p>
+      <w:r>
+        <w:t>________________________________________________________________</w:t>
+      </w:r>
+    </w:p>
+    <w:p>
+      <w:r>
+        <w:t>________________________________________________________________</w:t>
+      </w:r>
+    </w:p>
+    <w:p>
+      <w:r>
+        <w:t>________________________________________________________________</w:t>
+      </w:r>
+    </w:p>
+    <w:p>
+      <w:pPr>
+        <w:pStyle w:val="Heading1"/>
+      </w:pPr>
+      <w:r>
+        <w:t>07. Extra practice · A changed case</w:t>
+      </w:r>
+    </w:p>
+    <w:p>
+      <w:r>
+        <w:t>Keep this practice separate from the reserved independent attempt.</w:t>
+      </w:r>
+    </w:p>
+    <w:p>
+      <w:pPr>
+        <w:pStyle w:val="Heading2"/>
+      </w:pPr>
+      <w:r>
+        <w:t>Use this when helpful</w:t>
+      </w:r>
+    </w:p>
+    <w:p>
+      <w:pPr>
+        <w:spacing w:line="336" w:lineRule="auto" w:after="180"/>
+      </w:pPr>
+      <w:r>
+        <w:rPr>
+          <w:b w:val="0"/>
+        </w:rPr>
+        <w:t xml:space="preserve">An API returns {"ok":false,"error":"not_found"}. Your app tries to display </w:t>
+      </w:r>
+      <w:r>
+        <w:rPr>
+          <w:b/>
+        </w:rPr>
+        <w:t>response</w:t>
+      </w:r>
+      <w:r>
+        <w:rPr>
+          <w:b w:val="0"/>
+        </w:rPr>
+        <w:t>.title. What should it do instead?</w:t>
+      </w:r>
+    </w:p>
+    <w:p>
+      <w:pPr>
+        <w:spacing w:line="336" w:lineRule="auto" w:after="180"/>
+      </w:pPr>
+      <w:r>
+        <w:rPr>
+          <w:b w:val="0"/>
+        </w:rPr>
+        <w:t>My practice answer and reason</w:t>
+      </w:r>
+    </w:p>
+    <w:p>
+      <w:pPr>
+        <w:pStyle w:val="Heading3"/>
+      </w:pPr>
+      <w:r>
+        <w:t>Write or draw your reasoning and evidence.</w:t>
+      </w:r>
+    </w:p>
+    <w:p>
+      <w:r>
+        <w:t>________________________________________________________________</w:t>
+      </w:r>
+    </w:p>
+    <w:p>
+      <w:r>
+        <w:t>________________________________________________________________</w:t>
+      </w:r>
+    </w:p>
+    <w:p>
+      <w:r>
+        <w:t>________________________________________________________________</w:t>
+      </w:r>
+    </w:p>
+    <w:p>
+      <w:r>
+        <w:t>________________________________________________________________</w:t>
+      </w:r>
+    </w:p>
+    <w:p>
+      <w:r>
+        <w:t>________________________________________________________________</w:t>
+      </w:r>
+    </w:p>
+    <w:p>
+      <w:pPr>
+        <w:pStyle w:val="Heading3"/>
+      </w:pPr>
+      <w:r>
+        <w:t>Week 22 Test and reflect</w:t>
+      </w:r>
+    </w:p>
+    <w:p>
+      <w:pPr>
+        <w:pStyle w:val="Heading1"/>
+      </w:pPr>
+      <w:r>
+        <w:t>08. Extra practice · Design a revealing test</w:t>
+      </w:r>
+    </w:p>
+    <w:p>
+      <w:r>
+        <w:t>Predict before tracing or testing.</w:t>
+      </w:r>
+    </w:p>
+    <w:p>
+      <w:pPr>
+        <w:pStyle w:val="Heading2"/>
+      </w:pPr>
+      <w:r>
+        <w:t>Use this when helpful</w:t>
+      </w:r>
+    </w:p>
+    <w:p>
+      <w:pPr>
+        <w:spacing w:line="336" w:lineRule="auto" w:after="180"/>
+      </w:pPr>
+      <w:r>
+        <w:rPr>
+          <w:b w:val="0"/>
+        </w:rPr>
+        <w:t xml:space="preserve">Create a changed </w:t>
+      </w:r>
+      <w:r>
+        <w:rPr>
+          <w:b/>
+        </w:rPr>
+        <w:t>input</w:t>
+      </w:r>
+      <w:r>
+        <w:rPr>
+          <w:b w:val="0"/>
+        </w:rPr>
+        <w:t xml:space="preserve">, boundary case or missing-information case. Write the expected answer or safe </w:t>
+      </w:r>
+      <w:r>
+        <w:rPr>
+          <w:b/>
+        </w:rPr>
+        <w:t>response</w:t>
+      </w:r>
+      <w:r>
+        <w:rPr>
+          <w:b w:val="0"/>
+        </w:rPr>
+        <w:t xml:space="preserve"> before testing.</w:t>
+      </w:r>
+    </w:p>
+    <w:tbl>
+      <w:tblPr>
+        <w:tblStyle w:val="LightShading-Accent1"/>
+        <w:tblW w:type="auto" w:w="0"/>
+        <w:tblLook w:firstColumn="1" w:firstRow="1" w:lastColumn="0" w:lastRow="0" w:noHBand="0" w:noVBand="1" w:val="04A0"/>
+      </w:tblPr>
+      <w:tblGrid>
+        <w:gridCol w:w="5112"/>
+        <w:gridCol w:w="5112"/>
+      </w:tblGrid>
+      <w:tr>
+        <w:trPr>
+          <w:tblHeader/>
+        </w:trPr>
+        <w:tc>
+          <w:tcPr>
+            <w:tcW w:type="dxa" w:w="5112"/>
+          </w:tcPr>
+          <w:p>
+            <w:r>
+              <w:t>Test record</w:t>
+            </w:r>
+          </w:p>
+        </w:tc>
+        <w:tc>
+          <w:tcPr>
+            <w:tcW w:type="dxa" w:w="5112"/>
+          </w:tcPr>
+          <w:p>
+            <w:r>
+              <w:t>My evidence</w:t>
+            </w:r>
+          </w:p>
+        </w:tc>
+      </w:tr>
+      <w:tr>
+        <w:tc>
+          <w:tcPr>
+            <w:tcW w:type="dxa" w:w="5112"/>
+          </w:tcPr>
+          <w:p>
+            <w:r>
+              <w:t>Changed input or condition</w:t>
+            </w:r>
+          </w:p>
+        </w:tc>
+        <w:tc>
+          <w:tcPr>
+            <w:tcW w:type="dxa" w:w="5112"/>
+          </w:tcPr>
+          <w:p>
+            <w:r/>
+          </w:p>
+        </w:tc>
+      </w:tr>
+      <w:tr>
+        <w:tc>
+          <w:tcPr>
+            <w:tcW w:type="dxa" w:w="5112"/>
+          </w:tcPr>
+          <w:p>
+            <w:r>
+              <w:t>Expected answer or fallback</w:t>
+            </w:r>
+          </w:p>
+        </w:tc>
+        <w:tc>
+          <w:tcPr>
+            <w:tcW w:type="dxa" w:w="5112"/>
+          </w:tcPr>
+          <w:p>
+            <w:r/>
+          </w:p>
+        </w:tc>
+      </w:tr>
+      <w:tr>
+        <w:tc>
+          <w:tcPr>
+            <w:tcW w:type="dxa" w:w="5112"/>
+          </w:tcPr>
+          <w:p>
+            <w:r>
+              <w:t>Observed result</w:t>
+            </w:r>
+          </w:p>
+        </w:tc>
+        <w:tc>
+          <w:tcPr>
+            <w:tcW w:type="dxa" w:w="5112"/>
+          </w:tcPr>
+          <w:p>
+            <w:r/>
+          </w:p>
+        </w:tc>
+      </w:tr>
+      <w:tr>
+        <w:tc>
+          <w:tcPr>
+            <w:tcW w:type="dxa" w:w="5112"/>
+          </w:tcPr>
+          <w:p>
+            <w:r>
+              <w:t>Why the result occurred</w:t>
+            </w:r>
+          </w:p>
+        </w:tc>
+        <w:tc>
+          <w:tcPr>
+            <w:tcW w:type="dxa" w:w="5112"/>
+          </w:tcPr>
+          <w:p>
+            <w:r/>
+          </w:p>
+        </w:tc>
+      </w:tr>
+    </w:tbl>
+    <w:p>
+      <w:pPr>
+        <w:pStyle w:val="Heading1"/>
+      </w:pPr>
+      <w:r>
+        <w:t>11. Reference · Original target response space</w:t>
+      </w:r>
+    </w:p>
+    <w:p>
+      <w:r>
+        <w:t>This teaching case is practice rather than a fresh assessment.</w:t>
+      </w:r>
+    </w:p>
+    <w:p>
+      <w:pPr>
+        <w:pStyle w:val="Heading2"/>
+      </w:pPr>
+      <w:r>
+        <w:t>Use this when helpful</w:t>
+      </w:r>
+    </w:p>
+    <w:p>
+      <w:pPr>
+        <w:spacing w:line="336" w:lineRule="auto" w:after="180"/>
+      </w:pPr>
+      <w:r>
+        <w:rPr>
+          <w:b/>
+        </w:rPr>
+        <w:t>Request</w:t>
+      </w:r>
+      <w:r>
+        <w:rPr>
+          <w:b w:val="0"/>
+        </w:rPr>
+        <w:t xml:space="preserve"> id=7 returns </w:t>
+      </w:r>
+      <w:r>
+        <w:rPr>
+          <w:b/>
+        </w:rPr>
+        <w:t>status</w:t>
+      </w:r>
+      <w:r>
+        <w:rPr>
+          <w:b w:val="0"/>
+        </w:rPr>
+        <w:t xml:space="preserve">=200 and {"id":8,"pages":90}. Explain why a successful </w:t>
+      </w:r>
+      <w:r>
+        <w:rPr>
+          <w:b/>
+        </w:rPr>
+        <w:t>status</w:t>
+      </w:r>
+      <w:r>
+        <w:rPr>
+          <w:b w:val="0"/>
+        </w:rPr>
+        <w:t xml:space="preserve"> is insufficient and specify the handling.</w:t>
+      </w:r>
+    </w:p>
+    <w:p>
+      <w:pPr>
+        <w:pStyle w:val="Heading3"/>
+      </w:pPr>
+      <w:r>
+        <w:t>My explanation after practice</w:t>
+      </w:r>
+    </w:p>
+    <w:p>
+      <w:r>
+        <w:t>________________________________________________________________</w:t>
+      </w:r>
+    </w:p>
+    <w:p>
+      <w:r>
+        <w:t>________________________________________________________________</w:t>
+      </w:r>
+    </w:p>
+    <w:p>
+      <w:r>
+        <w:t>________________________________________________________________</w:t>
+      </w:r>
+    </w:p>
+    <w:p>
+      <w:r>
+        <w:t>________________________________________________________________</w:t>
+      </w:r>
+    </w:p>
+    <w:p>
+      <w:r>
+        <w:t>________________________________________________________________</w:t>
+      </w:r>
+    </w:p>
+    <w:p>
+      <w:r>
+        <w:t>________________________________________________________________</w:t>
+      </w:r>
+    </w:p>
+    <w:p>
+      <w:r>
+        <w:t>________________________________________________________________</w:t>
+      </w:r>
+    </w:p>
+    <w:p>
+      <w:pPr>
+        <w:spacing w:line="336" w:lineRule="auto" w:after="180"/>
+      </w:pPr>
+      <w:r>
+        <w:rPr>
+          <w:b w:val="0"/>
+        </w:rPr>
+        <w:t>Record support used: none, hint or teacher explanation.</w:t>
+      </w:r>
+    </w:p>
+    <w:p>
+      <w:pPr>
+        <w:pStyle w:val="Heading1"/>
+      </w:pPr>
+      <w:r>
+        <w:t>15. Reference · Independent-case response copy</w:t>
+      </w:r>
+    </w:p>
+    <w:p>
+      <w:r>
+        <w:t>This duplicates W4. Reuse the same first-attempt record.</w:t>
+      </w:r>
+    </w:p>
+    <w:p>
+      <w:pPr>
+        <w:pStyle w:val="Heading2"/>
+      </w:pPr>
+      <w:r>
+        <w:t>Use this when helpful</w:t>
+      </w:r>
+    </w:p>
+    <w:p>
+      <w:pPr>
+        <w:spacing w:line="336" w:lineRule="auto" w:after="180"/>
+      </w:pPr>
+      <w:r>
+        <w:rPr>
+          <w:b w:val="0"/>
+        </w:rPr>
+        <w:t xml:space="preserve">Define a </w:t>
+      </w:r>
+      <w:r>
+        <w:rPr>
+          <w:b/>
+        </w:rPr>
+        <w:t>JSON</w:t>
+      </w:r>
+      <w:r>
+        <w:rPr>
+          <w:b w:val="0"/>
+        </w:rPr>
+        <w:t xml:space="preserve"> </w:t>
+      </w:r>
+      <w:r>
+        <w:rPr>
+          <w:b/>
+        </w:rPr>
+        <w:t>contract</w:t>
+      </w:r>
+      <w:r>
+        <w:rPr>
+          <w:b w:val="0"/>
+        </w:rPr>
+        <w:t xml:space="preserve"> for {"label": "Box", "count": 4}: nonempty text label, integer count 0 through 10. Give a valid case, a wrong-type case and a missing-field case with expected acceptance.</w:t>
+      </w:r>
+    </w:p>
+    <w:p>
+      <w:pPr>
+        <w:pStyle w:val="Heading3"/>
+      </w:pPr>
+      <w:r>
+        <w:t>My reasoning and evidence</w:t>
+      </w:r>
+    </w:p>
+    <w:p>
+      <w:r>
+        <w:t>________________________________________________________________</w:t>
+      </w:r>
+    </w:p>
+    <w:p>
+      <w:r>
+        <w:t>________________________________________________________________</w:t>
+      </w:r>
+    </w:p>
+    <w:p>
+      <w:r>
+        <w:t>________________________________________________________________</w:t>
+      </w:r>
+    </w:p>
+    <w:p>
+      <w:r>
+        <w:t>________________________________________________________________</w:t>
+      </w:r>
+    </w:p>
+    <w:p>
+      <w:r>
+        <w:t>________________________________________________________________</w:t>
+      </w:r>
+    </w:p>
+    <w:p>
+      <w:r>
+        <w:t>________________________________________________________________</w:t>
+      </w:r>
+    </w:p>
+    <w:p>
+      <w:r>
+        <w:t>________________________________________________________________</w:t>
+      </w:r>
+    </w:p>
+    <w:p>
+      <w:r>
+        <w:t>________________________________________________________________</w:t>
+      </w:r>
+    </w:p>
+    <w:p>
+      <w:pPr>
+        <w:pStyle w:val="Heading1"/>
+      </w:pPr>
+      <w:r>
+        <w:t>18. Extra practice · Use the worked picture</w:t>
+      </w:r>
+    </w:p>
+    <w:p>
+      <w:r>
+        <w:t>Keep the explanation and the support you used.</w:t>
+      </w:r>
+    </w:p>
+    <w:p>
+      <w:pPr>
+        <w:pStyle w:val="Heading2"/>
+      </w:pPr>
+      <w:r>
+        <w:t>Use this when helpful</w:t>
       </w:r>
     </w:p>
     <w:p>
@@ -2082,16 +2206,7 @@
     </w:p>
     <w:p>
       <w:pPr>
-        <w:pStyle w:val="Heading3"/>
-      </w:pPr>
-      <w:r>
-        <w:t>Record the help used</w:t>
-      </w:r>
-    </w:p>
-    <w:p>
-      <w:pPr>
         <w:spacing w:line="336" w:lineRule="auto" w:after="180"/>
-        <w:shd w:fill="F1F6F8"/>
       </w:pPr>
       <w:r>
         <w:rPr>
@@ -2151,12 +2266,20 @@
         <w:pStyle w:val="Heading1"/>
       </w:pPr>
       <w:r>
-        <w:t>19. Project portfolio milestone</w:t>
-      </w:r>
-    </w:p>
-    <w:p>
-      <w:r>
-        <w:t>Keep this week’s input, deciding step, result and limit together in the Verified Study Buddy record.</w:t>
+        <w:t>19. Reference · Project portfolio record</w:t>
+      </w:r>
+    </w:p>
+    <w:p>
+      <w:r>
+        <w:t>Extend your main project response when helpful.</w:t>
+      </w:r>
+    </w:p>
+    <w:p>
+      <w:pPr>
+        <w:pStyle w:val="Heading2"/>
+      </w:pPr>
+      <w:r>
+        <w:t>Use this when helpful</w:t>
       </w:r>
     </w:p>
     <w:p>
@@ -2369,12 +2492,506 @@
         <w:pStyle w:val="Heading1"/>
       </w:pPr>
       <w:r>
-        <w:t>20. Supported practice and learning evidence</w:t>
-      </w:r>
-    </w:p>
-    <w:p>
-      <w:r>
-        <w:t>Try the supported questions before comparing with hints and feedback. Record what you repaired and the evidence you retained.</w:t>
+        <w:t>20. Extra practice: pictures, repair and feedback</w:t>
+      </w:r>
+    </w:p>
+    <w:p>
+      <w:r>
+        <w:t>Attempt each question before opening its explanation. Use one browser or paper copy.</w:t>
+      </w:r>
+    </w:p>
+    <w:p>
+      <w:pPr>
+        <w:pStyle w:val="Heading2"/>
+      </w:pPr>
+      <w:r>
+        <w:t>First supported question</w:t>
+      </w:r>
+    </w:p>
+    <w:p>
+      <w:pPr>
+        <w:pStyle w:val="ListBullet"/>
+      </w:pPr>
+      <w:r>
+        <w:t>A lunch-count response must satisfy a declared JSON contract.</w:t>
+      </w:r>
+    </w:p>
+    <w:p>
+      <w:pPr>
+        <w:pStyle w:val="Heading3"/>
+      </w:pPr>
+      <w:r>
+        <w:t>Practice 1: explain the deciding evidence</w:t>
+      </w:r>
+    </w:p>
+    <w:p>
+      <w:pPr>
+        <w:pStyle w:val="ListBullet"/>
+      </w:pPr>
+      <w:r>
+        <w:t>Which labelled step matches this detail? Accept this response shape; acceptance does not prove that 12 portions were actually counted.</w:t>
+      </w:r>
+    </w:p>
+    <w:p>
+      <w:pPr>
+        <w:pStyle w:val="ListBullet"/>
+      </w:pPr>
+      <w:r>
+        <w:t>1. Accept structure</w:t>
+      </w:r>
+    </w:p>
+    <w:p>
+      <w:pPr>
+        <w:pStyle w:val="ListBullet"/>
+      </w:pPr>
+      <w:r>
+        <w:t>2. Read fields</w:t>
+      </w:r>
+    </w:p>
+    <w:p>
+      <w:pPr>
+        <w:pStyle w:val="ListBullet"/>
+      </w:pPr>
+      <w:r>
+        <w:t>3. Check range</w:t>
+      </w:r>
+    </w:p>
+    <w:p>
+      <w:pPr>
+        <w:pStyle w:val="Heading3"/>
+      </w:pPr>
+      <w:r>
+        <w:t>My selected conclusion, deciding fact and explanation</w:t>
+      </w:r>
+    </w:p>
+    <w:p>
+      <w:r>
+        <w:t>________________________________________________________________</w:t>
+      </w:r>
+    </w:p>
+    <w:p>
+      <w:r>
+        <w:t>________________________________________________________________</w:t>
+      </w:r>
+    </w:p>
+    <w:p>
+      <w:r>
+        <w:t>________________________________________________________________</w:t>
+      </w:r>
+    </w:p>
+    <w:p>
+      <w:r>
+        <w:t>________________________________________________________________</w:t>
+      </w:r>
+    </w:p>
+    <w:p>
+      <w:r>
+        <w:t>________________________________________________________________</w:t>
+      </w:r>
+    </w:p>
+    <w:p>
+      <w:pPr>
+        <w:pStyle w:val="ListBullet"/>
+      </w:pPr>
+      <w:r>
+        <w:t>Hint if needed: Read the steps in the pictorial case. Match the supplied detail to the stage that performs or records it.</w:t>
+      </w:r>
+    </w:p>
+    <w:p>
+      <w:pPr>
+        <w:pStyle w:val="ListBullet"/>
+      </w:pPr>
+      <w:r>
+        <w:t>After your attempt, compare with the supported explanation: Accept structure Accept this response shape; acceptance does not prove that 12 portions were actually counted. Read the picture in order. Accept this response shape; acceptance does not prove that 12 portions were actually counted. The arrows show which recorded input or intermediate result each decision uses. Explain the deciding step aloud before checking the changed case; pointing to the final answer alone does not show how it follows.</w:t>
+      </w:r>
+    </w:p>
+    <w:p>
+      <w:pPr>
+        <w:pStyle w:val="Heading2"/>
+      </w:pPr>
+      <w:r>
+        <w:t>Check the first explanation · reference / check after trying</w:t>
+      </w:r>
+    </w:p>
+    <w:p>
+      <w:pPr>
+        <w:pStyle w:val="Heading3"/>
+      </w:pPr>
+      <w:r>
+        <w:t>Practice 2: explain the deciding evidence</w:t>
+      </w:r>
+    </w:p>
+    <w:p>
+      <w:pPr>
+        <w:pStyle w:val="Heading2"/>
+      </w:pPr>
+      <w:r>
+        <w:t>Changed-case question</w:t>
+      </w:r>
+    </w:p>
+    <w:p>
+      <w:pPr>
+        <w:pStyle w:val="ListBullet"/>
+      </w:pPr>
+      <w:r>
+        <w:t>Changed-case practice: Replace 12 with the text "12". Which conclusion is supported by the supplied facts?</w:t>
+      </w:r>
+    </w:p>
+    <w:p>
+      <w:pPr>
+        <w:pStyle w:val="ListBullet"/>
+      </w:pPr>
+      <w:r>
+        <w:t>1. This one example guarantees correct results for every future input.</w:t>
+      </w:r>
+    </w:p>
+    <w:p>
+      <w:pPr>
+        <w:pStyle w:val="ListBullet"/>
+      </w:pPr>
+      <w:r>
+        <w:t>2. We can decide the result without examining the changed input or the procedure.</w:t>
+      </w:r>
+    </w:p>
+    <w:p>
+      <w:pPr>
+        <w:pStyle w:val="ListBullet"/>
+      </w:pPr>
+      <w:r>
+        <w:t>3. Reject the response under this strict contract.</w:t>
+      </w:r>
+    </w:p>
+    <w:p>
+      <w:pPr>
+        <w:pStyle w:val="Heading3"/>
+      </w:pPr>
+      <w:r>
+        <w:t>My selected conclusion, deciding fact and explanation</w:t>
+      </w:r>
+    </w:p>
+    <w:p>
+      <w:r>
+        <w:t>________________________________________________________________</w:t>
+      </w:r>
+    </w:p>
+    <w:p>
+      <w:r>
+        <w:t>________________________________________________________________</w:t>
+      </w:r>
+    </w:p>
+    <w:p>
+      <w:r>
+        <w:t>________________________________________________________________</w:t>
+      </w:r>
+    </w:p>
+    <w:p>
+      <w:r>
+        <w:t>________________________________________________________________</w:t>
+      </w:r>
+    </w:p>
+    <w:p>
+      <w:r>
+        <w:t>________________________________________________________________</w:t>
+      </w:r>
+    </w:p>
+    <w:p>
+      <w:pPr>
+        <w:pStyle w:val="ListBullet"/>
+      </w:pPr>
+      <w:r>
+        <w:t>Hint if needed: Use the changed condition and the deciding step in the pictorial trace. The answer must say what follows from those facts.</w:t>
+      </w:r>
+    </w:p>
+    <w:p>
+      <w:pPr>
+        <w:pStyle w:val="ListBullet"/>
+      </w:pPr>
+      <w:r>
+        <w:t>After your attempt, compare with the supported explanation: Reject the response under this strict contract. Digits inside quotes represent text, whereas portions requires an integer.</w:t>
+      </w:r>
+    </w:p>
+    <w:p>
+      <w:pPr>
+        <w:pStyle w:val="Heading2"/>
+      </w:pPr>
+      <w:r>
+        <w:t>Check the changed case · reference / check after trying</w:t>
+      </w:r>
+    </w:p>
+    <w:p>
+      <w:pPr>
+        <w:pStyle w:val="Heading3"/>
+      </w:pPr>
+      <w:r>
+        <w:t>Repair a missing building block</w:t>
+      </w:r>
+    </w:p>
+    <w:p>
+      <w:pPr>
+        <w:pStyle w:val="Heading2"/>
+      </w:pPr>
+      <w:r>
+        <w:t>Repair and save your work</w:t>
+      </w:r>
+    </w:p>
+    <w:p>
+      <w:pPr>
+        <w:spacing w:line="336" w:lineRule="auto" w:after="180"/>
+      </w:pPr>
+      <w:r>
+        <w:rPr>
+          <w:b w:val="0"/>
+        </w:rPr>
+        <w:t xml:space="preserve">Review Tools and APIs (ai-3/21). Goal: Explain the </w:t>
+      </w:r>
+      <w:r>
+        <w:rPr>
+          <w:b/>
+        </w:rPr>
+        <w:t>mechanism</w:t>
+      </w:r>
+      <w:r>
+        <w:rPr>
+          <w:b w:val="0"/>
+        </w:rPr>
+        <w:t xml:space="preserve"> and terminology of tools and api </w:t>
+      </w:r>
+      <w:r>
+        <w:rPr>
+          <w:b/>
+        </w:rPr>
+        <w:t>contract</w:t>
+      </w:r>
+      <w:r>
+        <w:rPr>
+          <w:b w:val="0"/>
+        </w:rPr>
+        <w:t>s. Short practice: Does a valid C7 ID permit the extra lending action?</w:t>
+      </w:r>
+    </w:p>
+    <w:p>
+      <w:pPr>
+        <w:spacing w:line="336" w:lineRule="auto" w:after="180"/>
+      </w:pPr>
+      <w:r>
+        <w:rPr>
+          <w:b w:val="0"/>
+        </w:rPr>
+        <w:t xml:space="preserve">Point to the relevant step in the picture, then write the changed result and the rule or </w:t>
+      </w:r>
+      <w:r>
+        <w:rPr>
+          <w:b/>
+        </w:rPr>
+        <w:t>evidence</w:t>
+      </w:r>
+      <w:r>
+        <w:rPr>
+          <w:b w:val="0"/>
+        </w:rPr>
+        <w:t xml:space="preserve"> that supports it.. Return to this week and explain what you changed.</w:t>
+      </w:r>
+    </w:p>
+    <w:p>
+      <w:pPr>
+        <w:spacing w:line="336" w:lineRule="auto" w:after="180"/>
+      </w:pPr>
+      <w:r>
+        <w:rPr>
+          <w:b w:val="0"/>
+        </w:rPr>
+        <w:t xml:space="preserve">Review User Need and AI Contribution (ai-3/19). Goal: Explain the </w:t>
+      </w:r>
+      <w:r>
+        <w:rPr>
+          <w:b/>
+        </w:rPr>
+        <w:t>mechanism</w:t>
+      </w:r>
+      <w:r>
+        <w:rPr>
+          <w:b w:val="0"/>
+        </w:rPr>
+        <w:t xml:space="preserve"> and terminology of capstone requirements and corpus. Short practice: What non-AI baseline would reveal whether this helper adds value?</w:t>
+      </w:r>
+    </w:p>
+    <w:p>
+      <w:pPr>
+        <w:spacing w:line="336" w:lineRule="auto" w:after="180"/>
+      </w:pPr>
+      <w:r>
+        <w:rPr>
+          <w:b w:val="0"/>
+        </w:rPr>
+        <w:t xml:space="preserve">Point to the relevant step in the picture, then write the changed result and the rule or </w:t>
+      </w:r>
+      <w:r>
+        <w:rPr>
+          <w:b/>
+        </w:rPr>
+        <w:t>evidence</w:t>
+      </w:r>
+      <w:r>
+        <w:rPr>
+          <w:b w:val="0"/>
+        </w:rPr>
+        <w:t xml:space="preserve"> that supports it.. Return to this week and explain what you changed.</w:t>
+      </w:r>
+    </w:p>
+    <w:p>
+      <w:pPr>
+        <w:spacing w:line="336" w:lineRule="auto" w:after="180"/>
+      </w:pPr>
+      <w:r>
+        <w:rPr>
+          <w:b w:val="0"/>
+        </w:rPr>
+        <w:t xml:space="preserve">Review Verify Numbers and Dates (ai-3/16). Goal: Verify a numeric claim using its source, denominator and units. Short practice: Which part can be corrected immediately from existing </w:t>
+      </w:r>
+      <w:r>
+        <w:rPr>
+          <w:b/>
+        </w:rPr>
+        <w:t>evidence</w:t>
+      </w:r>
+      <w:r>
+        <w:rPr>
+          <w:b w:val="0"/>
+        </w:rPr>
+        <w:t>, and which needs follow-up?. Return to this week and explain what you changed.</w:t>
+      </w:r>
+    </w:p>
+    <w:p>
+      <w:pPr>
+        <w:spacing w:line="336" w:lineRule="auto" w:after="180"/>
+      </w:pPr>
+      <w:r>
+        <w:rPr>
+          <w:b w:val="0"/>
+        </w:rPr>
+        <w:t xml:space="preserve">The browser lab lets you edit the supported Python examples already included in this lesson. Predict first, run, inspect the actual </w:t>
+      </w:r>
+      <w:r>
+        <w:rPr>
+          <w:b/>
+        </w:rPr>
+        <w:t>output</w:t>
+      </w:r>
+      <w:r>
+        <w:rPr>
+          <w:b w:val="0"/>
+        </w:rPr>
+        <w:t xml:space="preserve"> or error, change one </w:t>
+      </w:r>
+      <w:r>
+        <w:rPr>
+          <w:b/>
+        </w:rPr>
+        <w:t>input</w:t>
+      </w:r>
+      <w:r>
+        <w:rPr>
+          <w:b w:val="0"/>
+        </w:rPr>
+        <w:t>, then run again.</w:t>
+      </w:r>
+    </w:p>
+    <w:p>
+      <w:pPr>
+        <w:spacing w:line="336" w:lineRule="auto" w:after="180"/>
+      </w:pPr>
+      <w:r>
+        <w:rPr>
+          <w:b w:val="0"/>
+        </w:rPr>
+        <w:t xml:space="preserve">Keep code, </w:t>
+      </w:r>
+      <w:r>
+        <w:rPr>
+          <w:b/>
+        </w:rPr>
+        <w:t>prediction</w:t>
+      </w:r>
+      <w:r>
+        <w:rPr>
+          <w:b w:val="0"/>
+        </w:rPr>
+        <w:t>s, actual results and a reasoned revision together. On paper, label your result as a trace rather than an execution.</w:t>
+      </w:r>
+    </w:p>
+    <w:p>
+      <w:pPr>
+        <w:spacing w:line="336" w:lineRule="auto" w:after="180"/>
+      </w:pPr>
+      <w:r>
+        <w:rPr>
+          <w:b w:val="0"/>
+        </w:rPr>
+        <w:t xml:space="preserve">Use Download completed work in the hosted lesson to export your answers, reflections, practice feedback and code-run </w:t>
+      </w:r>
+      <w:r>
+        <w:rPr>
+          <w:b/>
+        </w:rPr>
+        <w:t>evidence</w:t>
+      </w:r>
+      <w:r>
+        <w:rPr>
+          <w:b w:val="0"/>
+        </w:rPr>
+        <w:t>. Open the HTML copy to read or print it.</w:t>
+      </w:r>
+    </w:p>
+    <w:p>
+      <w:pPr>
+        <w:spacing w:line="336" w:lineRule="auto" w:after="180"/>
+      </w:pPr>
+      <w:r>
+        <w:rPr>
+          <w:b w:val="0"/>
+        </w:rPr>
+        <w:t>Drafts stay in this browser when storage is available; clear drafts on a shared device.</w:t>
+      </w:r>
+    </w:p>
+    <w:p>
+      <w:pPr>
+        <w:pStyle w:val="Heading3"/>
+      </w:pPr>
+      <w:r>
+        <w:t>What I repaired, the evidence I kept and the next test</w:t>
+      </w:r>
+    </w:p>
+    <w:p>
+      <w:r>
+        <w:t>________________________________________________________________</w:t>
+      </w:r>
+    </w:p>
+    <w:p>
+      <w:r>
+        <w:t>________________________________________________________________</w:t>
+      </w:r>
+    </w:p>
+    <w:p>
+      <w:r>
+        <w:t>________________________________________________________________</w:t>
+      </w:r>
+    </w:p>
+    <w:p>
+      <w:r>
+        <w:t>________________________________________________________________</w:t>
+      </w:r>
+    </w:p>
+    <w:p>
+      <w:r>
+        <w:t>________________________________________________________________</w:t>
+      </w:r>
+    </w:p>
+    <w:p>
+      <w:pPr>
+        <w:pStyle w:val="Heading2"/>
+      </w:pPr>
+      <w:r>
+        <w:t>Earlier wording, alternatives and picture transcripts · reference / check after trying</w:t>
       </w:r>
     </w:p>
     <w:p>
@@ -2390,116 +3007,10 @@
     </w:p>
     <w:p>
       <w:pPr>
-        <w:spacing w:line="336" w:lineRule="auto" w:after="180"/>
-      </w:pPr>
-      <w:r>
-        <w:rPr>
-          <w:b w:val="0"/>
-        </w:rPr>
-        <w:t xml:space="preserve">A lunch-count </w:t>
-      </w:r>
-      <w:r>
-        <w:rPr>
-          <w:b/>
-        </w:rPr>
-        <w:t>response</w:t>
-      </w:r>
-      <w:r>
-        <w:rPr>
-          <w:b w:val="0"/>
-        </w:rPr>
-        <w:t xml:space="preserve"> must satisfy a declared </w:t>
-      </w:r>
-      <w:r>
-        <w:rPr>
-          <w:b/>
-        </w:rPr>
-        <w:t>JSON</w:t>
-      </w:r>
-      <w:r>
-        <w:rPr>
-          <w:b w:val="0"/>
-        </w:rPr>
-        <w:t xml:space="preserve"> </w:t>
-      </w:r>
-      <w:r>
-        <w:rPr>
-          <w:b/>
-        </w:rPr>
-        <w:t>contract</w:t>
-      </w:r>
-      <w:r>
-        <w:rPr>
-          <w:b w:val="0"/>
-        </w:rPr>
-        <w:t>.</w:t>
-      </w:r>
-    </w:p>
-    <w:p>
-      <w:pPr>
         <w:pStyle w:val="Heading3"/>
       </w:pPr>
       <w:r>
-        <w:t>Practice 1: explain the deciding evidence</w:t>
-      </w:r>
-    </w:p>
-    <w:p>
-      <w:pPr>
-        <w:spacing w:line="336" w:lineRule="auto" w:after="180"/>
-      </w:pPr>
-      <w:r>
-        <w:rPr>
-          <w:b w:val="0"/>
-        </w:rPr>
-        <w:t xml:space="preserve">Which labelled step matches this detail? Accept this </w:t>
-      </w:r>
-      <w:r>
-        <w:rPr>
-          <w:b/>
-        </w:rPr>
-        <w:t>response</w:t>
-      </w:r>
-      <w:r>
-        <w:rPr>
-          <w:b w:val="0"/>
-        </w:rPr>
-        <w:t xml:space="preserve"> shape; acceptance does not prove that 12 portions were actually counted.</w:t>
-      </w:r>
-    </w:p>
-    <w:p>
-      <w:pPr>
-        <w:spacing w:line="336" w:lineRule="auto" w:after="180"/>
-        <w:shd w:fill="F4F9FC"/>
-      </w:pPr>
-      <w:r>
-        <w:rPr>
-          <w:b w:val="0"/>
-        </w:rPr>
-        <w:t>1. Accept structure</w:t>
-      </w:r>
-    </w:p>
-    <w:p>
-      <w:pPr>
-        <w:spacing w:line="336" w:lineRule="auto" w:after="180"/>
-        <w:shd w:fill="F4F9FC"/>
-      </w:pPr>
-      <w:r>
-        <w:rPr>
-          <w:b w:val="0"/>
-        </w:rPr>
-        <w:t>2. Read fields</w:t>
-      </w:r>
-    </w:p>
-    <w:p>
-      <w:pPr>
-        <w:spacing w:line="336" w:lineRule="auto" w:after="180"/>
-        <w:shd w:fill="F4F9FC"/>
-      </w:pPr>
-      <w:r>
-        <w:rPr>
-          <w:b w:val="0"/>
-        </w:rPr>
-        <w:t>3. Check range</w:t>
+        <w:t>Predict, run and debug</w:t>
       </w:r>
     </w:p>
     <w:p>
@@ -2507,658 +3018,25 @@
         <w:pStyle w:val="Heading3"/>
       </w:pPr>
       <w:r>
-        <w:t>My selected conclusion, deciding fact and explanation</w:t>
-      </w:r>
-    </w:p>
-    <w:p>
-      <w:r>
-        <w:t>________________________________________________________________</w:t>
-      </w:r>
-    </w:p>
-    <w:p>
-      <w:r>
-        <w:t>________________________________________________________________</w:t>
-      </w:r>
-    </w:p>
-    <w:p>
-      <w:r>
-        <w:t>________________________________________________________________</w:t>
-      </w:r>
-    </w:p>
-    <w:p>
-      <w:r>
-        <w:t>________________________________________________________________</w:t>
-      </w:r>
-    </w:p>
-    <w:p>
-      <w:r>
-        <w:t>________________________________________________________________</w:t>
-      </w:r>
-    </w:p>
-    <w:p>
-      <w:pPr>
-        <w:pStyle w:val="Heading3"/>
-      </w:pPr>
-      <w:r>
-        <w:t>Hint · try first</w:t>
-      </w:r>
-    </w:p>
-    <w:p>
-      <w:pPr>
-        <w:spacing w:line="336" w:lineRule="auto" w:after="180"/>
-        <w:shd w:fill="F1F6F8"/>
-      </w:pPr>
-      <w:r>
-        <w:rPr>
-          <w:b w:val="0"/>
-        </w:rPr>
-        <w:t>Hint if needed: Read the steps in the pictorial case. Match the supplied detail to the stage that performs or records it.</w:t>
-      </w:r>
-    </w:p>
-    <w:p>
-      <w:pPr>
-        <w:pStyle w:val="Heading3"/>
-      </w:pPr>
-      <w:r>
-        <w:t>Feedback · compare after trying</w:t>
-      </w:r>
-    </w:p>
-    <w:p>
-      <w:pPr>
-        <w:spacing w:line="336" w:lineRule="auto" w:after="180"/>
-        <w:shd w:fill="F1F6FC"/>
-      </w:pPr>
-      <w:r>
-        <w:rPr>
-          <w:b w:val="0"/>
-        </w:rPr>
-        <w:t xml:space="preserve">After your attempt, compare with the supported explanation: Accept structure Accept this </w:t>
-      </w:r>
-      <w:r>
-        <w:rPr>
-          <w:b/>
-        </w:rPr>
-        <w:t>response</w:t>
-      </w:r>
-      <w:r>
-        <w:rPr>
-          <w:b w:val="0"/>
-        </w:rPr>
-        <w:t xml:space="preserve"> shape; acceptance does not prove that 12 portions were actually counted. Read the picture in order.</w:t>
-      </w:r>
-    </w:p>
-    <w:p>
-      <w:pPr>
-        <w:spacing w:line="336" w:lineRule="auto" w:after="180"/>
-        <w:shd w:fill="F1F6FC"/>
-      </w:pPr>
-      <w:r>
-        <w:rPr>
-          <w:b w:val="0"/>
-        </w:rPr>
-        <w:t xml:space="preserve">Accept this </w:t>
-      </w:r>
-      <w:r>
-        <w:rPr>
-          <w:b/>
-        </w:rPr>
-        <w:t>response</w:t>
-      </w:r>
-      <w:r>
-        <w:rPr>
-          <w:b w:val="0"/>
-        </w:rPr>
-        <w:t xml:space="preserve"> shape; acceptance does not prove that 12 portions were actually counted. The arrows show which recorded </w:t>
-      </w:r>
-      <w:r>
-        <w:rPr>
-          <w:b/>
-        </w:rPr>
-        <w:t>input</w:t>
-      </w:r>
-      <w:r>
-        <w:rPr>
-          <w:b w:val="0"/>
-        </w:rPr>
-        <w:t xml:space="preserve"> or intermediate result each decision uses.</w:t>
-      </w:r>
-    </w:p>
-    <w:p>
-      <w:pPr>
-        <w:spacing w:line="336" w:lineRule="auto" w:after="180"/>
-        <w:shd w:fill="F1F6FC"/>
-      </w:pPr>
-      <w:r>
-        <w:rPr>
-          <w:b w:val="0"/>
-        </w:rPr>
-        <w:t>Explain the deciding step aloud before checking the changed case; pointing to the final answer alone does not show how it follows.</w:t>
-      </w:r>
-    </w:p>
-    <w:p>
-      <w:pPr>
-        <w:pStyle w:val="Heading3"/>
-      </w:pPr>
-      <w:r>
-        <w:t>Practice 2: explain the deciding evidence</w:t>
-      </w:r>
-    </w:p>
-    <w:p>
-      <w:pPr>
-        <w:pStyle w:val="Heading3"/>
-      </w:pPr>
-      <w:r>
-        <w:t>Changed case · predict first</w:t>
-      </w:r>
-    </w:p>
-    <w:p>
-      <w:pPr>
-        <w:spacing w:line="336" w:lineRule="auto" w:after="180"/>
-        <w:shd w:fill="F5F1FB"/>
-      </w:pPr>
-      <w:r>
-        <w:rPr>
-          <w:b w:val="0"/>
-        </w:rPr>
-        <w:t>Changed-case practice: Replace 12 with the text "12". Which conclusion is supported by the supplied facts?</w:t>
-      </w:r>
-    </w:p>
-    <w:p>
-      <w:pPr>
-        <w:spacing w:line="336" w:lineRule="auto" w:after="180"/>
-        <w:shd w:fill="F4F9FC"/>
-      </w:pPr>
-      <w:r>
-        <w:rPr>
-          <w:b w:val="0"/>
-        </w:rPr>
-        <w:t xml:space="preserve">1. This one example guarantees correct results for every future </w:t>
-      </w:r>
-      <w:r>
-        <w:rPr>
-          <w:b/>
-        </w:rPr>
-        <w:t>input</w:t>
-      </w:r>
-      <w:r>
-        <w:rPr>
-          <w:b w:val="0"/>
-        </w:rPr>
-        <w:t>.</w:t>
-      </w:r>
-    </w:p>
-    <w:p>
-      <w:pPr>
-        <w:spacing w:line="336" w:lineRule="auto" w:after="180"/>
-        <w:shd w:fill="F4F9FC"/>
-      </w:pPr>
-      <w:r>
-        <w:rPr>
-          <w:b w:val="0"/>
-        </w:rPr>
-        <w:t xml:space="preserve">2. We can decide the result without examining the changed </w:t>
-      </w:r>
-      <w:r>
-        <w:rPr>
-          <w:b/>
-        </w:rPr>
-        <w:t>input</w:t>
-      </w:r>
-      <w:r>
-        <w:rPr>
-          <w:b w:val="0"/>
-        </w:rPr>
-        <w:t xml:space="preserve"> or the procedure.</w:t>
-      </w:r>
-    </w:p>
-    <w:p>
-      <w:pPr>
-        <w:spacing w:line="336" w:lineRule="auto" w:after="180"/>
-        <w:shd w:fill="F4F9FC"/>
-      </w:pPr>
-      <w:r>
-        <w:rPr>
-          <w:b w:val="0"/>
-        </w:rPr>
-        <w:t xml:space="preserve">3. Reject the </w:t>
-      </w:r>
-      <w:r>
-        <w:rPr>
-          <w:b/>
-        </w:rPr>
-        <w:t>response</w:t>
-      </w:r>
-      <w:r>
-        <w:rPr>
-          <w:b w:val="0"/>
-        </w:rPr>
-        <w:t xml:space="preserve"> under this strict </w:t>
-      </w:r>
-      <w:r>
-        <w:rPr>
-          <w:b/>
-        </w:rPr>
-        <w:t>contract</w:t>
-      </w:r>
-      <w:r>
-        <w:rPr>
-          <w:b w:val="0"/>
-        </w:rPr>
-        <w:t>.</w:t>
-      </w:r>
-    </w:p>
-    <w:p>
-      <w:pPr>
-        <w:pStyle w:val="Heading3"/>
-      </w:pPr>
-      <w:r>
-        <w:t>My selected conclusion, deciding fact and explanation</w:t>
-      </w:r>
-    </w:p>
-    <w:p>
-      <w:r>
-        <w:t>________________________________________________________________</w:t>
-      </w:r>
-    </w:p>
-    <w:p>
-      <w:r>
-        <w:t>________________________________________________________________</w:t>
-      </w:r>
-    </w:p>
-    <w:p>
-      <w:r>
-        <w:t>________________________________________________________________</w:t>
-      </w:r>
-    </w:p>
-    <w:p>
-      <w:r>
-        <w:t>________________________________________________________________</w:t>
-      </w:r>
-    </w:p>
-    <w:p>
-      <w:r>
-        <w:t>________________________________________________________________</w:t>
-      </w:r>
-    </w:p>
-    <w:p>
-      <w:pPr>
-        <w:pStyle w:val="Heading3"/>
-      </w:pPr>
-      <w:r>
-        <w:t>Hint · try first</w:t>
-      </w:r>
-    </w:p>
-    <w:p>
-      <w:pPr>
-        <w:spacing w:line="336" w:lineRule="auto" w:after="180"/>
-        <w:shd w:fill="F1F6F8"/>
-      </w:pPr>
-      <w:r>
-        <w:rPr>
-          <w:b w:val="0"/>
-        </w:rPr>
-        <w:t>Hint if needed: Use the changed condition and the deciding step in the pictorial trace. The answer must say what follows from those facts.</w:t>
-      </w:r>
-    </w:p>
-    <w:p>
-      <w:pPr>
-        <w:pStyle w:val="Heading3"/>
-      </w:pPr>
-      <w:r>
-        <w:t>Feedback · compare after trying</w:t>
-      </w:r>
-    </w:p>
-    <w:p>
-      <w:pPr>
-        <w:spacing w:line="336" w:lineRule="auto" w:after="180"/>
-        <w:shd w:fill="F1F6FC"/>
-      </w:pPr>
-      <w:r>
-        <w:rPr>
-          <w:b w:val="0"/>
-        </w:rPr>
-        <w:t xml:space="preserve">After your attempt, compare with the supported explanation: Reject the </w:t>
-      </w:r>
-      <w:r>
-        <w:rPr>
-          <w:b/>
-        </w:rPr>
-        <w:t>response</w:t>
-      </w:r>
-      <w:r>
-        <w:rPr>
-          <w:b w:val="0"/>
-        </w:rPr>
-        <w:t xml:space="preserve"> under this strict </w:t>
-      </w:r>
-      <w:r>
-        <w:rPr>
-          <w:b/>
-        </w:rPr>
-        <w:t>contract</w:t>
-      </w:r>
-      <w:r>
-        <w:rPr>
-          <w:b w:val="0"/>
-        </w:rPr>
-        <w:t>. Digits inside quotes represent text, whereas portions requires an integer.</w:t>
-      </w:r>
-    </w:p>
-    <w:p>
-      <w:pPr>
-        <w:pStyle w:val="Heading3"/>
-      </w:pPr>
-      <w:r>
-        <w:t>Repair a missing building block</w:t>
-      </w:r>
-    </w:p>
-    <w:p>
-      <w:pPr>
-        <w:spacing w:line="336" w:lineRule="auto" w:after="180"/>
-      </w:pPr>
-      <w:r>
-        <w:rPr>
-          <w:b w:val="0"/>
-        </w:rPr>
-        <w:t xml:space="preserve">Review Tools and APIs (ai-3/21). Goal: Explain the </w:t>
-      </w:r>
-      <w:r>
-        <w:rPr>
-          <w:b/>
-        </w:rPr>
-        <w:t>mechanism</w:t>
-      </w:r>
-      <w:r>
-        <w:rPr>
-          <w:b w:val="0"/>
-        </w:rPr>
-        <w:t xml:space="preserve"> and terminology of tools and api </w:t>
-      </w:r>
-      <w:r>
-        <w:rPr>
-          <w:b/>
-        </w:rPr>
-        <w:t>contract</w:t>
-      </w:r>
-      <w:r>
-        <w:rPr>
-          <w:b w:val="0"/>
-        </w:rPr>
-        <w:t>s. Short practice: Does a valid C7 ID permit the extra lending action?</w:t>
-      </w:r>
-    </w:p>
-    <w:p>
-      <w:pPr>
-        <w:spacing w:line="336" w:lineRule="auto" w:after="180"/>
-      </w:pPr>
-      <w:r>
-        <w:rPr>
-          <w:b w:val="0"/>
-        </w:rPr>
-        <w:t xml:space="preserve">Point to the relevant step in the picture, then write the changed result and the rule or </w:t>
-      </w:r>
-      <w:r>
-        <w:rPr>
-          <w:b/>
-        </w:rPr>
-        <w:t>evidence</w:t>
-      </w:r>
-      <w:r>
-        <w:rPr>
-          <w:b w:val="0"/>
-        </w:rPr>
-        <w:t xml:space="preserve"> that supports it.. Return to this week and explain what you changed.</w:t>
-      </w:r>
-    </w:p>
-    <w:p>
-      <w:pPr>
-        <w:spacing w:line="336" w:lineRule="auto" w:after="180"/>
-      </w:pPr>
-      <w:r>
-        <w:rPr>
-          <w:b w:val="0"/>
-        </w:rPr>
-        <w:t xml:space="preserve">Review User Need and AI Contribution (ai-3/19). Goal: Explain the </w:t>
-      </w:r>
-      <w:r>
-        <w:rPr>
-          <w:b/>
-        </w:rPr>
-        <w:t>mechanism</w:t>
-      </w:r>
-      <w:r>
-        <w:rPr>
-          <w:b w:val="0"/>
-        </w:rPr>
-        <w:t xml:space="preserve"> and terminology of capstone requirements and corpus. Short practice: What non-AI baseline would reveal whether this helper adds value?</w:t>
-      </w:r>
-    </w:p>
-    <w:p>
-      <w:pPr>
-        <w:spacing w:line="336" w:lineRule="auto" w:after="180"/>
-      </w:pPr>
-      <w:r>
-        <w:rPr>
-          <w:b w:val="0"/>
-        </w:rPr>
-        <w:t xml:space="preserve">Point to the relevant step in the picture, then write the changed result and the rule or </w:t>
-      </w:r>
-      <w:r>
-        <w:rPr>
-          <w:b/>
-        </w:rPr>
-        <w:t>evidence</w:t>
-      </w:r>
-      <w:r>
-        <w:rPr>
-          <w:b w:val="0"/>
-        </w:rPr>
-        <w:t xml:space="preserve"> that supports it.. Return to this week and explain what you changed.</w:t>
-      </w:r>
-    </w:p>
-    <w:p>
-      <w:pPr>
-        <w:spacing w:line="336" w:lineRule="auto" w:after="180"/>
-      </w:pPr>
-      <w:r>
-        <w:rPr>
-          <w:b w:val="0"/>
-        </w:rPr>
-        <w:t xml:space="preserve">Review Verify Numbers and Dates (ai-3/16). Goal: Explain the </w:t>
-      </w:r>
-      <w:r>
-        <w:rPr>
-          <w:b/>
-        </w:rPr>
-        <w:t>mechanism</w:t>
-      </w:r>
-      <w:r>
-        <w:rPr>
-          <w:b w:val="0"/>
-        </w:rPr>
-        <w:t xml:space="preserve"> and terminology of claim support and citation evaluation.</w:t>
-      </w:r>
-    </w:p>
-    <w:p>
-      <w:pPr>
-        <w:spacing w:line="336" w:lineRule="auto" w:after="180"/>
-      </w:pPr>
-      <w:r>
-        <w:rPr>
-          <w:b w:val="0"/>
-        </w:rPr>
-        <w:t xml:space="preserve">Short practice: Which part can be corrected immediately from existing </w:t>
-      </w:r>
-      <w:r>
-        <w:rPr>
-          <w:b/>
-        </w:rPr>
-        <w:t>evidence</w:t>
-      </w:r>
-      <w:r>
-        <w:rPr>
-          <w:b w:val="0"/>
-        </w:rPr>
-        <w:t>, and which needs follow-up?. Return to this week and explain what you changed.</w:t>
-      </w:r>
-    </w:p>
-    <w:p>
-      <w:pPr>
-        <w:pStyle w:val="Heading3"/>
-      </w:pPr>
-      <w:r>
-        <w:t>Predict, run and debug</w:t>
-      </w:r>
-    </w:p>
-    <w:p>
-      <w:pPr>
-        <w:spacing w:line="336" w:lineRule="auto" w:after="180"/>
-      </w:pPr>
-      <w:r>
-        <w:rPr>
-          <w:b w:val="0"/>
-        </w:rPr>
-        <w:t xml:space="preserve">The browser lab lets you edit the supported Python examples already included in this lesson. Predict first, run, inspect the actual </w:t>
-      </w:r>
-      <w:r>
-        <w:rPr>
-          <w:b/>
-        </w:rPr>
-        <w:t>output</w:t>
-      </w:r>
-      <w:r>
-        <w:rPr>
-          <w:b w:val="0"/>
-        </w:rPr>
-        <w:t xml:space="preserve"> or error, change one </w:t>
-      </w:r>
-      <w:r>
-        <w:rPr>
-          <w:b/>
-        </w:rPr>
-        <w:t>input</w:t>
-      </w:r>
-      <w:r>
-        <w:rPr>
-          <w:b w:val="0"/>
-        </w:rPr>
-        <w:t>, then run again.</w:t>
-      </w:r>
-    </w:p>
-    <w:p>
-      <w:pPr>
-        <w:spacing w:line="336" w:lineRule="auto" w:after="180"/>
-      </w:pPr>
-      <w:r>
-        <w:rPr>
-          <w:b w:val="0"/>
-        </w:rPr>
-        <w:t xml:space="preserve">Keep code, </w:t>
-      </w:r>
-      <w:r>
-        <w:rPr>
-          <w:b/>
-        </w:rPr>
-        <w:t>prediction</w:t>
-      </w:r>
-      <w:r>
-        <w:rPr>
-          <w:b w:val="0"/>
-        </w:rPr>
-        <w:t>s, actual results and a reasoned revision together. On paper, label your result as a trace rather than an execution.</w:t>
-      </w:r>
-    </w:p>
-    <w:p>
-      <w:pPr>
-        <w:pStyle w:val="Heading3"/>
-      </w:pPr>
-      <w:r>
         <w:t>Keep your completed work</w:t>
       </w:r>
     </w:p>
     <w:p>
       <w:pPr>
-        <w:spacing w:line="336" w:lineRule="auto" w:after="180"/>
-      </w:pPr>
-      <w:r>
-        <w:rPr>
-          <w:b w:val="0"/>
-        </w:rPr>
-        <w:t xml:space="preserve">Use Download completed work in the hosted lesson to export your answers, reflections, practice feedback and code-run </w:t>
-      </w:r>
-      <w:r>
-        <w:rPr>
-          <w:b/>
-        </w:rPr>
-        <w:t>evidence</w:t>
-      </w:r>
-      <w:r>
-        <w:rPr>
-          <w:b w:val="0"/>
-        </w:rPr>
-        <w:t>. Open the HTML copy to read or print it.</w:t>
-      </w:r>
-    </w:p>
-    <w:p>
-      <w:pPr>
-        <w:spacing w:line="336" w:lineRule="auto" w:after="180"/>
-      </w:pPr>
-      <w:r>
-        <w:rPr>
-          <w:b w:val="0"/>
-        </w:rPr>
-        <w:t>Drafts stay in this browser when storage is available; clear drafts on a shared device.</w:t>
-      </w:r>
-    </w:p>
-    <w:p>
-      <w:pPr>
-        <w:pStyle w:val="Heading3"/>
-      </w:pPr>
-      <w:r>
-        <w:t>What I repaired, the evidence I kept and the next test</w:t>
-      </w:r>
-    </w:p>
-    <w:p>
-      <w:r>
-        <w:t>________________________________________________________________</w:t>
-      </w:r>
-    </w:p>
-    <w:p>
-      <w:r>
-        <w:t>________________________________________________________________</w:t>
-      </w:r>
-    </w:p>
-    <w:p>
-      <w:r>
-        <w:t>________________________________________________________________</w:t>
-      </w:r>
-    </w:p>
-    <w:p>
-      <w:r>
-        <w:t>________________________________________________________________</w:t>
-      </w:r>
-    </w:p>
-    <w:p>
-      <w:r>
-        <w:t>________________________________________________________________</w:t>
-      </w:r>
-    </w:p>
-    <w:p>
-      <w:pPr>
         <w:pStyle w:val="Heading1"/>
       </w:pPr>
       <w:r>
-        <w:t>21. Visual concept journey</w:t>
-      </w:r>
-    </w:p>
-    <w:p>
-      <w:r>
-        <w:t>Explain each Requests Responses and JSON picture from its labels, then record a relevant limit.</w:t>
-      </w:r>
-    </w:p>
-    <w:p>
-      <w:pPr>
-        <w:pStyle w:val="Heading3"/>
+        <w:t>21. Reference · Six-picture response sheets</w:t>
+      </w:r>
+    </w:p>
+    <w:p>
+      <w:r>
+        <w:t>Choose the image that helps rather than repeating all six.</w:t>
+      </w:r>
+    </w:p>
+    <w:p>
+      <w:pPr>
+        <w:pStyle w:val="Heading2"/>
       </w:pPr>
       <w:r>
         <w:t>01. Requests Responses and JSON: the case</w:t>
@@ -3285,7 +3163,6 @@
     <w:p>
       <w:pPr>
         <w:spacing w:line="336" w:lineRule="auto" w:after="180"/>
-        <w:shd w:fill="F5F1FB"/>
       </w:pPr>
       <w:r>
         <w:rPr>
@@ -3324,7 +3201,7 @@
     </w:p>
     <w:p>
       <w:pPr>
-        <w:pStyle w:val="Heading3"/>
+        <w:pStyle w:val="Heading2"/>
       </w:pPr>
       <w:r>
         <w:t>02. Follow the deciding steps</w:t>
@@ -3392,7 +3269,6 @@
     <w:p>
       <w:pPr>
         <w:spacing w:line="336" w:lineRule="auto" w:after="180"/>
-        <w:shd w:fill="F5F1FB"/>
       </w:pPr>
       <w:r>
         <w:rPr>
@@ -3443,7 +3319,7 @@
     </w:p>
     <w:p>
       <w:pPr>
-        <w:pStyle w:val="Heading3"/>
+        <w:pStyle w:val="Heading2"/>
       </w:pPr>
       <w:r>
         <w:t>03. Follow the evidence</w:t>
@@ -3571,7 +3447,6 @@
     <w:p>
       <w:pPr>
         <w:spacing w:line="336" w:lineRule="auto" w:after="180"/>
-        <w:shd w:fill="F5F1FB"/>
       </w:pPr>
       <w:r>
         <w:rPr>
@@ -3610,7 +3485,7 @@
     </w:p>
     <w:p>
       <w:pPr>
-        <w:pStyle w:val="Heading3"/>
+        <w:pStyle w:val="Heading2"/>
       </w:pPr>
       <w:r>
         <w:t>04. Change one thing. Trace what follows.</w:t>
@@ -3713,7 +3588,6 @@
     <w:p>
       <w:pPr>
         <w:spacing w:line="336" w:lineRule="auto" w:after="180"/>
-        <w:shd w:fill="F5F1FB"/>
       </w:pPr>
       <w:r>
         <w:rPr>
@@ -3752,7 +3626,7 @@
     </w:p>
     <w:p>
       <w:pPr>
-        <w:pStyle w:val="Heading3"/>
+        <w:pStyle w:val="Heading2"/>
       </w:pPr>
       <w:r>
         <w:t>05. Connect the explanation to its limit</w:t>
@@ -3855,7 +3729,6 @@
     <w:p>
       <w:pPr>
         <w:spacing w:line="336" w:lineRule="auto" w:after="180"/>
-        <w:shd w:fill="F5F1FB"/>
       </w:pPr>
       <w:r>
         <w:rPr>
@@ -3894,7 +3767,7 @@
     </w:p>
     <w:p>
       <w:pPr>
-        <w:pStyle w:val="Heading3"/>
+        <w:pStyle w:val="Heading2"/>
       </w:pPr>
       <w:r>
         <w:t>06. Make the idea visible in your project</w:t>
@@ -4008,7 +3881,6 @@
     <w:p>
       <w:pPr>
         <w:spacing w:line="336" w:lineRule="auto" w:after="180"/>
-        <w:shd w:fill="F5F1FB"/>
       </w:pPr>
       <w:r>
         <w:rPr>
@@ -4055,6 +3927,62 @@
     <w:p>
       <w:r>
         <w:t>________________________________________________________________</w:t>
+      </w:r>
+    </w:p>
+    <w:p>
+      <w:pPr>
+        <w:pStyle w:val="Heading2"/>
+      </w:pPr>
+      <w:r>
+        <w:t>Earlier wording, alternatives and picture transcripts · reference / check after trying</w:t>
+      </w:r>
+    </w:p>
+    <w:p>
+      <w:pPr>
+        <w:pStyle w:val="Heading3"/>
+      </w:pPr>
+      <w:r>
+        <w:t>01. Requests Responses and JSON: the case</w:t>
+      </w:r>
+    </w:p>
+    <w:p>
+      <w:pPr>
+        <w:pStyle w:val="Heading3"/>
+      </w:pPr>
+      <w:r>
+        <w:t>02. Follow the deciding steps</w:t>
+      </w:r>
+    </w:p>
+    <w:p>
+      <w:pPr>
+        <w:pStyle w:val="Heading3"/>
+      </w:pPr>
+      <w:r>
+        <w:t>03. Follow the evidence</w:t>
+      </w:r>
+    </w:p>
+    <w:p>
+      <w:pPr>
+        <w:pStyle w:val="Heading3"/>
+      </w:pPr>
+      <w:r>
+        <w:t>04. Change one thing. Trace what follows.</w:t>
+      </w:r>
+    </w:p>
+    <w:p>
+      <w:pPr>
+        <w:pStyle w:val="Heading3"/>
+      </w:pPr>
+      <w:r>
+        <w:t>05. Connect the explanation to its limit</w:t>
+      </w:r>
+    </w:p>
+    <w:p>
+      <w:pPr>
+        <w:pStyle w:val="Heading3"/>
+      </w:pPr>
+      <w:r>
+        <w:t>06. Make the idea visible in your project</w:t>
       </w:r>
     </w:p>
     <w:sectPr>
